--- a/02-放大电路/04-射频放大电路/自动增益控制电路AGC/自动增益控制电路AGC.docx
+++ b/02-放大电路/04-射频放大电路/自动增益控制电路AGC/自动增益控制电路AGC.docx
@@ -3094,6 +3094,20 @@
     </w:p>
     <w:bookmarkEnd w:id="26"/>
     <w:bookmarkEnd w:id="27"/>
+    <w:p>
+      <w:pPr>
+        <w:spacing w:before="360"/>
+        <w:jc w:val="center"/>
+      </w:pPr>
+      <w:r>
+        <w:rPr>
+          <w:rFonts w:ascii="Times New Roman" w:hAnsi="Times New Roman"/>
+          <w:color w:val="555555"/>
+          <w:sz w:val="21"/>
+        </w:rPr>
+        <w:t>材料收集者：杜文杰</w:t>
+      </w:r>
+    </w:p>
     <w:sectPr>
       <w:headerReference r:id="rId9" w:type="default"/>
       <w:footerReference r:id="rId10" w:type="default"/>

--- a/02-放大电路/04-射频放大电路/自动增益控制电路AGC/自动增益控制电路AGC.docx
+++ b/02-放大电路/04-射频放大电路/自动增益控制电路AGC/自动增益控制电路AGC.docx
@@ -1,6 +1,6 @@
 
 <file path=word/document.xml><?xml version="1.0" encoding="utf-8"?>
-<w:document xmlns:w="http://schemas.openxmlformats.org/wordprocessingml/2006/main" xmlns:m="http://schemas.openxmlformats.org/officeDocument/2006/math" xmlns:r="http://schemas.openxmlformats.org/officeDocument/2006/relationships" xmlns:o="urn:schemas-microsoft-com:office:office" xmlns:v="urn:schemas-microsoft-com:vml" xmlns:w10="urn:schemas-microsoft-com:office:word" xmlns:a="http://schemas.openxmlformats.org/drawingml/2006/main" xmlns:pic="http://schemas.openxmlformats.org/drawingml/2006/picture" xmlns:wp="http://schemas.openxmlformats.org/drawingml/2006/wordprocessingDrawing">
+<w:document xmlns:m="http://schemas.openxmlformats.org/officeDocument/2006/math" xmlns:r="http://schemas.openxmlformats.org/officeDocument/2006/relationships" xmlns:w="http://schemas.openxmlformats.org/wordprocessingml/2006/main" xmlns:o="urn:schemas-microsoft-com:office:office" xmlns:v="urn:schemas-microsoft-com:vml" xmlns:w10="urn:schemas-microsoft-com:office:word" xmlns:a="http://schemas.openxmlformats.org/drawingml/2006/main" xmlns:pic="http://schemas.openxmlformats.org/drawingml/2006/picture" xmlns:wp="http://schemas.openxmlformats.org/drawingml/2006/wordprocessingDrawing">
   <w:body>
     <w:bookmarkStart w:id="27" w:name="自动增益控制电路-agc"/>
     <w:p>
@@ -9,11 +9,14 @@
       </w:pPr>
       <w:r>
         <w:rPr>
-          <w:rFonts w:hint="eastAsia"/>
+          <w:rFonts w:hint="eastAsia" w:eastAsia="黑体"/>
         </w:rPr>
         <w:t xml:space="preserve">自动增益控制电路</w:t>
       </w:r>
       <w:r>
+        <w:rPr>
+          <w:rFonts w:eastAsia="黑体"/>
+        </w:rPr>
         <w:t xml:space="preserve"> AGC</w:t>
       </w:r>
     </w:p>
@@ -24,7 +27,7 @@
       </w:pPr>
       <w:r>
         <w:rPr>
-          <w:rFonts w:hint="eastAsia"/>
+          <w:rFonts w:hint="eastAsia" w:eastAsia="黑体"/>
         </w:rPr>
         <w:t xml:space="preserve">拓扑描述</w:t>
       </w:r>
@@ -35,12 +38,13 @@
       </w:pPr>
       <w:r>
         <w:rPr>
-          <w:rFonts w:hint="eastAsia"/>
+          <w:rFonts w:hint="eastAsia" w:eastAsia="黑体"/>
         </w:rPr>
         <w:t xml:space="preserve">以典型的</w:t>
       </w:r>
       <w:r>
         <w:rPr>
+          <w:rFonts w:eastAsia="黑体"/>
           <w:b/>
           <w:bCs/>
         </w:rPr>
@@ -48,7 +52,7 @@
       </w:r>
       <w:r>
         <w:rPr>
-          <w:rFonts w:hint="eastAsia"/>
+          <w:rFonts w:hint="eastAsia" w:eastAsia="黑体"/>
           <w:b/>
           <w:bCs/>
         </w:rPr>
@@ -56,6 +60,7 @@
       </w:r>
       <w:r>
         <w:rPr>
+          <w:rFonts w:eastAsia="黑体"/>
           <w:b/>
           <w:bCs/>
         </w:rPr>
@@ -63,7 +68,7 @@
       </w:r>
       <w:r>
         <w:rPr>
-          <w:rFonts w:hint="eastAsia"/>
+          <w:rFonts w:hint="eastAsia" w:eastAsia="黑体"/>
           <w:b/>
           <w:bCs/>
         </w:rPr>
@@ -71,13 +76,13 @@
       </w:r>
       <w:r>
         <w:rPr>
-          <w:rFonts w:hint="eastAsia"/>
+          <w:rFonts w:hint="eastAsia" w:eastAsia="黑体"/>
         </w:rPr>
         <w:t xml:space="preserve">实现为代表性结构，本电路由</w:t>
       </w:r>
       <w:r>
         <w:rPr>
-          <w:rFonts w:hint="eastAsia"/>
+          <w:rFonts w:hint="eastAsia" w:eastAsia="黑体"/>
           <w:b/>
           <w:bCs/>
         </w:rPr>
@@ -85,6 +90,7 @@
       </w:r>
       <w:r>
         <w:rPr>
+          <w:rFonts w:eastAsia="黑体"/>
           <w:b/>
           <w:bCs/>
         </w:rPr>
@@ -106,7 +112,7 @@
       </m:oMath>
       <w:r>
         <w:rPr>
-          <w:rFonts w:hint="eastAsia"/>
+          <w:rFonts w:hint="eastAsia" w:eastAsia="黑体"/>
           <w:b/>
           <w:bCs/>
         </w:rPr>
@@ -114,6 +120,7 @@
       </w:r>
       <w:r>
         <w:rPr>
+          <w:rFonts w:eastAsia="黑体"/>
           <w:b/>
           <w:bCs/>
         </w:rPr>
@@ -121,7 +128,7 @@
       </w:r>
       <w:r>
         <w:rPr>
-          <w:rFonts w:hint="eastAsia"/>
+          <w:rFonts w:hint="eastAsia" w:eastAsia="黑体"/>
           <w:b/>
           <w:bCs/>
         </w:rPr>
@@ -129,6 +136,7 @@
       </w:r>
       <w:r>
         <w:rPr>
+          <w:rFonts w:eastAsia="黑体"/>
           <w:b/>
           <w:bCs/>
         </w:rPr>
@@ -136,18 +144,21 @@
       </w:r>
       <w:r>
         <w:rPr>
-          <w:rFonts w:hint="eastAsia"/>
+          <w:rFonts w:hint="eastAsia" w:eastAsia="黑体"/>
           <w:b/>
           <w:bCs/>
         </w:rPr>
         <w:t xml:space="preserve">VGA）</w:t>
       </w:r>
       <w:r>
+        <w:rPr>
+          <w:rFonts w:eastAsia="黑体"/>
+        </w:rPr>
         <w:t xml:space="preserve">、</w:t>
       </w:r>
       <w:r>
         <w:rPr>
-          <w:rFonts w:hint="eastAsia"/>
+          <w:rFonts w:hint="eastAsia" w:eastAsia="黑体"/>
           <w:b/>
           <w:bCs/>
         </w:rPr>
@@ -155,6 +166,7 @@
       </w:r>
       <w:r>
         <w:rPr>
+          <w:rFonts w:eastAsia="黑体"/>
           <w:b/>
           <w:bCs/>
         </w:rPr>
@@ -175,11 +187,14 @@
         </m:sSub>
       </m:oMath>
       <w:r>
+        <w:rPr>
+          <w:rFonts w:eastAsia="黑体"/>
+        </w:rPr>
         <w:t xml:space="preserve">、</w:t>
       </w:r>
       <w:r>
         <w:rPr>
-          <w:rFonts w:hint="eastAsia"/>
+          <w:rFonts w:hint="eastAsia" w:eastAsia="黑体"/>
           <w:b/>
           <w:bCs/>
         </w:rPr>
@@ -187,6 +202,7 @@
       </w:r>
       <w:r>
         <w:rPr>
+          <w:rFonts w:eastAsia="黑体"/>
           <w:b/>
           <w:bCs/>
         </w:rPr>
@@ -208,7 +224,7 @@
       </m:oMath>
       <w:r>
         <w:rPr>
-          <w:rFonts w:hint="eastAsia"/>
+          <w:rFonts w:hint="eastAsia" w:eastAsia="黑体"/>
           <w:b/>
           <w:bCs/>
         </w:rPr>
@@ -216,6 +232,7 @@
       </w:r>
       <w:r>
         <w:rPr>
+          <w:rFonts w:eastAsia="黑体"/>
           <w:b/>
           <w:bCs/>
         </w:rPr>
@@ -236,11 +253,14 @@
         </m:sSub>
       </m:oMath>
       <w:r>
+        <w:rPr>
+          <w:rFonts w:eastAsia="黑体"/>
+        </w:rPr>
         <w:t xml:space="preserve">、</w:t>
       </w:r>
       <w:r>
         <w:rPr>
-          <w:rFonts w:hint="eastAsia"/>
+          <w:rFonts w:hint="eastAsia" w:eastAsia="黑体"/>
           <w:b/>
           <w:bCs/>
         </w:rPr>
@@ -248,6 +268,7 @@
       </w:r>
       <w:r>
         <w:rPr>
+          <w:rFonts w:eastAsia="黑体"/>
           <w:b/>
           <w:bCs/>
         </w:rPr>
@@ -259,11 +280,14 @@
         </m:r>
       </m:oMath>
       <w:r>
+        <w:rPr>
+          <w:rFonts w:eastAsia="黑体"/>
+        </w:rPr>
         <w:t xml:space="preserve">、</w:t>
       </w:r>
       <w:r>
         <w:rPr>
-          <w:rFonts w:hint="eastAsia"/>
+          <w:rFonts w:hint="eastAsia" w:eastAsia="黑体"/>
           <w:b/>
           <w:bCs/>
         </w:rPr>
@@ -271,6 +295,7 @@
       </w:r>
       <w:r>
         <w:rPr>
+          <w:rFonts w:eastAsia="黑体"/>
           <w:b/>
           <w:bCs/>
         </w:rPr>
@@ -292,18 +317,21 @@
       </m:oMath>
       <w:r>
         <w:rPr>
-          <w:rFonts w:hint="eastAsia"/>
+          <w:rFonts w:hint="eastAsia" w:eastAsia="黑体"/>
           <w:b/>
           <w:bCs/>
         </w:rPr>
         <w:t xml:space="preserve">（运算放大器）</w:t>
       </w:r>
       <w:r>
+        <w:rPr>
+          <w:rFonts w:eastAsia="黑体"/>
+        </w:rPr>
         <w:t xml:space="preserve">、</w:t>
       </w:r>
       <w:r>
         <w:rPr>
-          <w:rFonts w:hint="eastAsia"/>
+          <w:rFonts w:hint="eastAsia" w:eastAsia="黑体"/>
           <w:b/>
           <w:bCs/>
         </w:rPr>
@@ -311,6 +339,7 @@
       </w:r>
       <w:r>
         <w:rPr>
+          <w:rFonts w:eastAsia="黑体"/>
           <w:b/>
           <w:bCs/>
         </w:rPr>
@@ -341,6 +370,7 @@
       </m:oMath>
       <w:r>
         <w:rPr>
+          <w:rFonts w:eastAsia="黑体"/>
           <w:b/>
           <w:bCs/>
         </w:rPr>
@@ -370,26 +400,32 @@
         </m:sSub>
       </m:oMath>
       <w:r>
+        <w:rPr>
+          <w:rFonts w:eastAsia="黑体"/>
+        </w:rPr>
         <w:t xml:space="preserve"> </w:t>
       </w:r>
       <w:r>
         <w:rPr>
-          <w:rFonts w:hint="eastAsia"/>
+          <w:rFonts w:hint="eastAsia" w:eastAsia="黑体"/>
         </w:rPr>
         <w:t xml:space="preserve">组成闭环负反馈。电路共有</w:t>
       </w:r>
       <w:r>
+        <w:rPr>
+          <w:rFonts w:eastAsia="黑体"/>
+        </w:rPr>
         <w:t xml:space="preserve"> 7 </w:t>
       </w:r>
       <w:r>
         <w:rPr>
-          <w:rFonts w:hint="eastAsia"/>
+          <w:rFonts w:hint="eastAsia" w:eastAsia="黑体"/>
         </w:rPr>
         <w:t xml:space="preserve">个关键节点：</w:t>
       </w:r>
       <w:r>
         <w:rPr>
-          <w:rFonts w:hint="eastAsia"/>
+          <w:rFonts w:hint="eastAsia" w:eastAsia="黑体"/>
           <w:b/>
           <w:bCs/>
         </w:rPr>
@@ -397,6 +433,7 @@
       </w:r>
       <w:r>
         <w:rPr>
+          <w:rFonts w:eastAsia="黑体"/>
           <w:b/>
           <w:bCs/>
         </w:rPr>
@@ -404,7 +441,7 @@
       </w:r>
       <w:r>
         <w:rPr>
-          <w:rFonts w:hint="eastAsia"/>
+          <w:rFonts w:hint="eastAsia" w:eastAsia="黑体"/>
           <w:b/>
           <w:bCs/>
         </w:rPr>
@@ -412,11 +449,14 @@
       </w:r>
       <w:r>
         <w:rPr>
-          <w:rFonts w:hint="eastAsia"/>
+          <w:rFonts w:hint="eastAsia" w:eastAsia="黑体"/>
         </w:rPr>
         <w:t xml:space="preserve">（输入信号正端与</w:t>
       </w:r>
       <w:r>
+        <w:rPr>
+          <w:rFonts w:eastAsia="黑体"/>
+        </w:rPr>
         <w:t xml:space="preserve"> </w:t>
       </w:r>
       <m:oMath>
@@ -434,17 +474,20 @@
         </m:sSub>
       </m:oMath>
       <w:r>
+        <w:rPr>
+          <w:rFonts w:eastAsia="黑体"/>
+        </w:rPr>
         <w:t xml:space="preserve"> </w:t>
       </w:r>
       <w:r>
         <w:rPr>
-          <w:rFonts w:hint="eastAsia"/>
+          <w:rFonts w:hint="eastAsia" w:eastAsia="黑体"/>
         </w:rPr>
         <w:t xml:space="preserve">的信号输入端相连）；</w:t>
       </w:r>
       <w:r>
         <w:rPr>
-          <w:rFonts w:hint="eastAsia"/>
+          <w:rFonts w:hint="eastAsia" w:eastAsia="黑体"/>
           <w:b/>
           <w:bCs/>
         </w:rPr>
@@ -452,6 +495,7 @@
       </w:r>
       <w:r>
         <w:rPr>
+          <w:rFonts w:eastAsia="黑体"/>
           <w:b/>
           <w:bCs/>
         </w:rPr>
@@ -459,7 +503,7 @@
       </w:r>
       <w:r>
         <w:rPr>
-          <w:rFonts w:hint="eastAsia"/>
+          <w:rFonts w:hint="eastAsia" w:eastAsia="黑体"/>
           <w:b/>
           <w:bCs/>
         </w:rPr>
@@ -467,7 +511,7 @@
       </w:r>
       <w:r>
         <w:rPr>
-          <w:rFonts w:hint="eastAsia"/>
+          <w:rFonts w:hint="eastAsia" w:eastAsia="黑体"/>
         </w:rPr>
         <w:t xml:space="preserve">（</w:t>
       </w:r>
@@ -486,15 +530,21 @@
         </m:sSub>
       </m:oMath>
       <w:r>
+        <w:rPr>
+          <w:rFonts w:eastAsia="黑体"/>
+        </w:rPr>
         <w:t xml:space="preserve"> </w:t>
       </w:r>
       <w:r>
         <w:rPr>
-          <w:rFonts w:hint="eastAsia"/>
+          <w:rFonts w:hint="eastAsia" w:eastAsia="黑体"/>
         </w:rPr>
         <w:t xml:space="preserve">的输出端与</w:t>
       </w:r>
       <w:r>
+        <w:rPr>
+          <w:rFonts w:eastAsia="黑体"/>
+        </w:rPr>
         <w:t xml:space="preserve"> </w:t>
       </w:r>
       <m:oMath>
@@ -512,17 +562,20 @@
         </m:sSub>
       </m:oMath>
       <w:r>
+        <w:rPr>
+          <w:rFonts w:eastAsia="黑体"/>
+        </w:rPr>
         <w:t xml:space="preserve"> </w:t>
       </w:r>
       <w:r>
         <w:rPr>
-          <w:rFonts w:hint="eastAsia"/>
+          <w:rFonts w:hint="eastAsia" w:eastAsia="黑体"/>
         </w:rPr>
         <w:t xml:space="preserve">的阳极相连，同时作为系统输出之一）；</w:t>
       </w:r>
       <w:r>
         <w:rPr>
-          <w:rFonts w:hint="eastAsia"/>
+          <w:rFonts w:hint="eastAsia" w:eastAsia="黑体"/>
           <w:b/>
           <w:bCs/>
         </w:rPr>
@@ -530,6 +583,7 @@
       </w:r>
       <w:r>
         <w:rPr>
+          <w:rFonts w:eastAsia="黑体"/>
           <w:b/>
           <w:bCs/>
         </w:rPr>
@@ -537,7 +591,7 @@
       </w:r>
       <w:r>
         <w:rPr>
-          <w:rFonts w:hint="eastAsia"/>
+          <w:rFonts w:hint="eastAsia" w:eastAsia="黑体"/>
           <w:b/>
           <w:bCs/>
         </w:rPr>
@@ -545,7 +599,7 @@
       </w:r>
       <w:r>
         <w:rPr>
-          <w:rFonts w:hint="eastAsia"/>
+          <w:rFonts w:hint="eastAsia" w:eastAsia="黑体"/>
         </w:rPr>
         <w:t xml:space="preserve">（</w:t>
       </w:r>
@@ -564,15 +618,21 @@
         </m:sSub>
       </m:oMath>
       <w:r>
+        <w:rPr>
+          <w:rFonts w:eastAsia="黑体"/>
+        </w:rPr>
         <w:t xml:space="preserve"> </w:t>
       </w:r>
       <w:r>
         <w:rPr>
-          <w:rFonts w:hint="eastAsia"/>
+          <w:rFonts w:hint="eastAsia" w:eastAsia="黑体"/>
         </w:rPr>
         <w:t xml:space="preserve">的阴极与</w:t>
       </w:r>
       <w:r>
+        <w:rPr>
+          <w:rFonts w:eastAsia="黑体"/>
+        </w:rPr>
         <w:t xml:space="preserve"> </w:t>
       </w:r>
       <m:oMath>
@@ -590,17 +650,20 @@
         </m:sSub>
       </m:oMath>
       <w:r>
+        <w:rPr>
+          <w:rFonts w:eastAsia="黑体"/>
+        </w:rPr>
         <w:t xml:space="preserve"> </w:t>
       </w:r>
       <w:r>
         <w:rPr>
-          <w:rFonts w:hint="eastAsia"/>
+          <w:rFonts w:hint="eastAsia" w:eastAsia="黑体"/>
         </w:rPr>
         <w:t xml:space="preserve">一端相连）；</w:t>
       </w:r>
       <w:r>
         <w:rPr>
-          <w:rFonts w:hint="eastAsia"/>
+          <w:rFonts w:hint="eastAsia" w:eastAsia="黑体"/>
           <w:b/>
           <w:bCs/>
         </w:rPr>
@@ -608,6 +671,7 @@
       </w:r>
       <w:r>
         <w:rPr>
+          <w:rFonts w:eastAsia="黑体"/>
           <w:b/>
           <w:bCs/>
         </w:rPr>
@@ -615,7 +679,7 @@
       </w:r>
       <w:r>
         <w:rPr>
-          <w:rFonts w:hint="eastAsia"/>
+          <w:rFonts w:hint="eastAsia" w:eastAsia="黑体"/>
           <w:b/>
           <w:bCs/>
         </w:rPr>
@@ -623,7 +687,7 @@
       </w:r>
       <w:r>
         <w:rPr>
-          <w:rFonts w:hint="eastAsia"/>
+          <w:rFonts w:hint="eastAsia" w:eastAsia="黑体"/>
         </w:rPr>
         <w:t xml:space="preserve">（</w:t>
       </w:r>
@@ -642,11 +706,14 @@
         </m:sSub>
       </m:oMath>
       <w:r>
+        <w:rPr>
+          <w:rFonts w:eastAsia="黑体"/>
+        </w:rPr>
         <w:t xml:space="preserve"> </w:t>
       </w:r>
       <w:r>
         <w:rPr>
-          <w:rFonts w:hint="eastAsia"/>
+          <w:rFonts w:hint="eastAsia" w:eastAsia="黑体"/>
         </w:rPr>
         <w:t xml:space="preserve">另一端、</w:t>
       </w:r>
@@ -665,11 +732,14 @@
         </m:sSub>
       </m:oMath>
       <w:r>
+        <w:rPr>
+          <w:rFonts w:eastAsia="黑体"/>
+        </w:rPr>
         <w:t xml:space="preserve"> </w:t>
       </w:r>
       <w:r>
         <w:rPr>
-          <w:rFonts w:hint="eastAsia"/>
+          <w:rFonts w:hint="eastAsia" w:eastAsia="黑体"/>
         </w:rPr>
         <w:t xml:space="preserve">一端、</w:t>
       </w:r>
@@ -679,15 +749,21 @@
         </m:r>
       </m:oMath>
       <w:r>
+        <w:rPr>
+          <w:rFonts w:eastAsia="黑体"/>
+        </w:rPr>
         <w:t xml:space="preserve"> </w:t>
       </w:r>
       <w:r>
         <w:rPr>
-          <w:rFonts w:hint="eastAsia"/>
+          <w:rFonts w:hint="eastAsia" w:eastAsia="黑体"/>
         </w:rPr>
         <w:t xml:space="preserve">上端与</w:t>
       </w:r>
       <w:r>
+        <w:rPr>
+          <w:rFonts w:eastAsia="黑体"/>
+        </w:rPr>
         <w:t xml:space="preserve"> </w:t>
       </w:r>
       <m:oMath>
@@ -705,26 +781,32 @@
         </m:sSub>
       </m:oMath>
       <w:r>
+        <w:rPr>
+          <w:rFonts w:eastAsia="黑体"/>
+        </w:rPr>
         <w:t xml:space="preserve"> </w:t>
       </w:r>
       <w:r>
         <w:rPr>
-          <w:rFonts w:hint="eastAsia"/>
+          <w:rFonts w:hint="eastAsia" w:eastAsia="黑体"/>
         </w:rPr>
         <w:t xml:space="preserve">的反相输入端</w:t>
       </w:r>
       <w:r>
+        <w:rPr>
+          <w:rFonts w:eastAsia="黑体"/>
+        </w:rPr>
         <w:t xml:space="preserve"> IN− </w:t>
       </w:r>
       <w:r>
         <w:rPr>
-          <w:rFonts w:hint="eastAsia"/>
+          <w:rFonts w:hint="eastAsia" w:eastAsia="黑体"/>
         </w:rPr>
         <w:t xml:space="preserve">相连）；</w:t>
       </w:r>
       <w:r>
         <w:rPr>
-          <w:rFonts w:hint="eastAsia"/>
+          <w:rFonts w:hint="eastAsia" w:eastAsia="黑体"/>
           <w:b/>
           <w:bCs/>
         </w:rPr>
@@ -732,6 +814,7 @@
       </w:r>
       <w:r>
         <w:rPr>
+          <w:rFonts w:eastAsia="黑体"/>
           <w:b/>
           <w:bCs/>
         </w:rPr>
@@ -739,7 +822,7 @@
       </w:r>
       <w:r>
         <w:rPr>
-          <w:rFonts w:hint="eastAsia"/>
+          <w:rFonts w:hint="eastAsia" w:eastAsia="黑体"/>
           <w:b/>
           <w:bCs/>
         </w:rPr>
@@ -747,7 +830,7 @@
       </w:r>
       <w:r>
         <w:rPr>
-          <w:rFonts w:hint="eastAsia"/>
+          <w:rFonts w:hint="eastAsia" w:eastAsia="黑体"/>
         </w:rPr>
         <w:t xml:space="preserve">（</w:t>
       </w:r>
@@ -775,11 +858,14 @@
         </m:sSub>
       </m:oMath>
       <w:r>
+        <w:rPr>
+          <w:rFonts w:eastAsia="黑体"/>
+        </w:rPr>
         <w:t xml:space="preserve"> </w:t>
       </w:r>
       <w:r>
         <w:rPr>
-          <w:rFonts w:hint="eastAsia"/>
+          <w:rFonts w:hint="eastAsia" w:eastAsia="黑体"/>
         </w:rPr>
         <w:t xml:space="preserve">下端、</w:t>
       </w:r>
@@ -807,15 +893,21 @@
         </m:sSub>
       </m:oMath>
       <w:r>
+        <w:rPr>
+          <w:rFonts w:eastAsia="黑体"/>
+        </w:rPr>
         <w:t xml:space="preserve"> </w:t>
       </w:r>
       <w:r>
         <w:rPr>
-          <w:rFonts w:hint="eastAsia"/>
+          <w:rFonts w:hint="eastAsia" w:eastAsia="黑体"/>
         </w:rPr>
         <w:t xml:space="preserve">上端与</w:t>
       </w:r>
       <w:r>
+        <w:rPr>
+          <w:rFonts w:eastAsia="黑体"/>
+        </w:rPr>
         <w:t xml:space="preserve"> </w:t>
       </w:r>
       <m:oMath>
@@ -833,26 +925,32 @@
         </m:sSub>
       </m:oMath>
       <w:r>
+        <w:rPr>
+          <w:rFonts w:eastAsia="黑体"/>
+        </w:rPr>
         <w:t xml:space="preserve"> </w:t>
       </w:r>
       <w:r>
         <w:rPr>
-          <w:rFonts w:hint="eastAsia"/>
+          <w:rFonts w:hint="eastAsia" w:eastAsia="黑体"/>
         </w:rPr>
         <w:t xml:space="preserve">的同相输入端</w:t>
       </w:r>
       <w:r>
+        <w:rPr>
+          <w:rFonts w:eastAsia="黑体"/>
+        </w:rPr>
         <w:t xml:space="preserve"> IN+ </w:t>
       </w:r>
       <w:r>
         <w:rPr>
-          <w:rFonts w:hint="eastAsia"/>
+          <w:rFonts w:hint="eastAsia" w:eastAsia="黑体"/>
         </w:rPr>
         <w:t xml:space="preserve">相连）；</w:t>
       </w:r>
       <w:r>
         <w:rPr>
-          <w:rFonts w:hint="eastAsia"/>
+          <w:rFonts w:hint="eastAsia" w:eastAsia="黑体"/>
           <w:b/>
           <w:bCs/>
         </w:rPr>
@@ -860,6 +958,7 @@
       </w:r>
       <w:r>
         <w:rPr>
+          <w:rFonts w:eastAsia="黑体"/>
           <w:b/>
           <w:bCs/>
         </w:rPr>
@@ -867,7 +966,7 @@
       </w:r>
       <w:r>
         <w:rPr>
-          <w:rFonts w:hint="eastAsia"/>
+          <w:rFonts w:hint="eastAsia" w:eastAsia="黑体"/>
           <w:b/>
           <w:bCs/>
         </w:rPr>
@@ -875,7 +974,7 @@
       </w:r>
       <w:r>
         <w:rPr>
-          <w:rFonts w:hint="eastAsia"/>
+          <w:rFonts w:hint="eastAsia" w:eastAsia="黑体"/>
         </w:rPr>
         <w:t xml:space="preserve">（</w:t>
       </w:r>
@@ -894,15 +993,21 @@
         </m:sSub>
       </m:oMath>
       <w:r>
+        <w:rPr>
+          <w:rFonts w:eastAsia="黑体"/>
+        </w:rPr>
         <w:t xml:space="preserve"> </w:t>
       </w:r>
       <w:r>
         <w:rPr>
-          <w:rFonts w:hint="eastAsia"/>
+          <w:rFonts w:hint="eastAsia" w:eastAsia="黑体"/>
         </w:rPr>
         <w:t xml:space="preserve">的输出端与</w:t>
       </w:r>
       <w:r>
+        <w:rPr>
+          <w:rFonts w:eastAsia="黑体"/>
+        </w:rPr>
         <w:t xml:space="preserve"> </w:t>
       </w:r>
       <m:oMath>
@@ -920,17 +1025,20 @@
         </m:sSub>
       </m:oMath>
       <w:r>
+        <w:rPr>
+          <w:rFonts w:eastAsia="黑体"/>
+        </w:rPr>
         <w:t xml:space="preserve"> </w:t>
       </w:r>
       <w:r>
         <w:rPr>
-          <w:rFonts w:hint="eastAsia"/>
+          <w:rFonts w:hint="eastAsia" w:eastAsia="黑体"/>
         </w:rPr>
         <w:t xml:space="preserve">的增益控制脚相连）；</w:t>
       </w:r>
       <w:r>
         <w:rPr>
-          <w:rFonts w:hint="eastAsia"/>
+          <w:rFonts w:hint="eastAsia" w:eastAsia="黑体"/>
           <w:b/>
           <w:bCs/>
         </w:rPr>
@@ -938,6 +1046,7 @@
       </w:r>
       <w:r>
         <w:rPr>
+          <w:rFonts w:eastAsia="黑体"/>
           <w:b/>
           <w:bCs/>
         </w:rPr>
@@ -945,7 +1054,7 @@
       </w:r>
       <w:r>
         <w:rPr>
-          <w:rFonts w:hint="eastAsia"/>
+          <w:rFonts w:hint="eastAsia" w:eastAsia="黑体"/>
           <w:b/>
           <w:bCs/>
         </w:rPr>
@@ -953,6 +1062,7 @@
       </w:r>
       <w:r>
         <w:rPr>
+          <w:rFonts w:eastAsia="黑体"/>
           <w:b/>
           <w:bCs/>
         </w:rPr>
@@ -960,7 +1070,7 @@
       </w:r>
       <w:r>
         <w:rPr>
-          <w:rFonts w:hint="eastAsia"/>
+          <w:rFonts w:hint="eastAsia" w:eastAsia="黑体"/>
         </w:rPr>
         <w:t xml:space="preserve">（</w:t>
       </w:r>
@@ -979,11 +1089,14 @@
         </m:sSub>
       </m:oMath>
       <w:r>
+        <w:rPr>
+          <w:rFonts w:eastAsia="黑体"/>
+        </w:rPr>
         <w:t xml:space="preserve"> </w:t>
       </w:r>
       <w:r>
         <w:rPr>
-          <w:rFonts w:hint="eastAsia"/>
+          <w:rFonts w:hint="eastAsia" w:eastAsia="黑体"/>
         </w:rPr>
         <w:t xml:space="preserve">另一端、</w:t>
       </w:r>
@@ -993,11 +1106,14 @@
         </m:r>
       </m:oMath>
       <w:r>
+        <w:rPr>
+          <w:rFonts w:eastAsia="黑体"/>
+        </w:rPr>
         <w:t xml:space="preserve"> </w:t>
       </w:r>
       <w:r>
         <w:rPr>
-          <w:rFonts w:hint="eastAsia"/>
+          <w:rFonts w:hint="eastAsia" w:eastAsia="黑体"/>
         </w:rPr>
         <w:t xml:space="preserve">下端、</w:t>
       </w:r>
@@ -1025,11 +1141,14 @@
         </m:sSub>
       </m:oMath>
       <w:r>
+        <w:rPr>
+          <w:rFonts w:eastAsia="黑体"/>
+        </w:rPr>
         <w:t xml:space="preserve"> </w:t>
       </w:r>
       <w:r>
         <w:rPr>
-          <w:rFonts w:hint="eastAsia"/>
+          <w:rFonts w:hint="eastAsia" w:eastAsia="黑体"/>
         </w:rPr>
         <w:t xml:space="preserve">下端相连）。</w:t>
       </w:r>
@@ -1038,7 +1157,7 @@
       <w:pPr/>
       <w:r>
         <w:rPr>
-          <w:rFonts w:hint="eastAsia"/>
+          <w:rFonts w:hint="eastAsia" w:eastAsia="黑体"/>
         </w:rPr>
         <w:t xml:space="preserve">各元件管脚连接：</w:t>
       </w:r>
@@ -1057,11 +1176,14 @@
         </m:sSub>
       </m:oMath>
       <w:r>
+        <w:rPr>
+          <w:rFonts w:eastAsia="黑体"/>
+        </w:rPr>
         <w:t xml:space="preserve"> </w:t>
       </w:r>
       <w:r>
         <w:rPr>
-          <w:rFonts w:hint="eastAsia"/>
+          <w:rFonts w:hint="eastAsia" w:eastAsia="黑体"/>
         </w:rPr>
         <w:t xml:space="preserve">的信号输入端接输入节点①、输出端接主通道输出节点②、增益控制脚接增益控制节点⑥；</w:t>
       </w:r>
@@ -1080,11 +1202,14 @@
         </m:sSub>
       </m:oMath>
       <w:r>
+        <w:rPr>
+          <w:rFonts w:eastAsia="黑体"/>
+        </w:rPr>
         <w:t xml:space="preserve"> </w:t>
       </w:r>
       <w:r>
         <w:rPr>
-          <w:rFonts w:hint="eastAsia"/>
+          <w:rFonts w:hint="eastAsia" w:eastAsia="黑体"/>
         </w:rPr>
         <w:t xml:space="preserve">阳极接主通道输出节点②、阴极接检波中间节点③；</w:t>
       </w:r>
@@ -1103,11 +1228,14 @@
         </m:sSub>
       </m:oMath>
       <w:r>
+        <w:rPr>
+          <w:rFonts w:eastAsia="黑体"/>
+        </w:rPr>
         <w:t xml:space="preserve"> </w:t>
       </w:r>
       <w:r>
         <w:rPr>
-          <w:rFonts w:hint="eastAsia"/>
+          <w:rFonts w:hint="eastAsia" w:eastAsia="黑体"/>
         </w:rPr>
         <w:t xml:space="preserve">一端接检波中间节点③、另一端接检波节点④；</w:t>
       </w:r>
@@ -1126,11 +1254,14 @@
         </m:sSub>
       </m:oMath>
       <w:r>
+        <w:rPr>
+          <w:rFonts w:eastAsia="黑体"/>
+        </w:rPr>
         <w:t xml:space="preserve"> </w:t>
       </w:r>
       <w:r>
         <w:rPr>
-          <w:rFonts w:hint="eastAsia"/>
+          <w:rFonts w:hint="eastAsia" w:eastAsia="黑体"/>
         </w:rPr>
         <w:t xml:space="preserve">一端接检波节点④、另一端接地节点⑦；</w:t>
       </w:r>
@@ -1140,11 +1271,14 @@
         </m:r>
       </m:oMath>
       <w:r>
+        <w:rPr>
+          <w:rFonts w:eastAsia="黑体"/>
+        </w:rPr>
         <w:t xml:space="preserve"> </w:t>
       </w:r>
       <w:r>
         <w:rPr>
-          <w:rFonts w:hint="eastAsia"/>
+          <w:rFonts w:hint="eastAsia" w:eastAsia="黑体"/>
         </w:rPr>
         <w:t xml:space="preserve">一端接检波节点④、另一端接地节点⑦；</w:t>
       </w:r>
@@ -1163,38 +1297,50 @@
         </m:sSub>
       </m:oMath>
       <w:r>
+        <w:rPr>
+          <w:rFonts w:eastAsia="黑体"/>
+        </w:rPr>
         <w:t xml:space="preserve"> </w:t>
       </w:r>
       <w:r>
         <w:rPr>
-          <w:rFonts w:hint="eastAsia"/>
+          <w:rFonts w:hint="eastAsia" w:eastAsia="黑体"/>
         </w:rPr>
         <w:t xml:space="preserve">的</w:t>
       </w:r>
       <w:r>
+        <w:rPr>
+          <w:rFonts w:eastAsia="黑体"/>
+        </w:rPr>
         <w:t xml:space="preserve"> IN− </w:t>
       </w:r>
       <w:r>
         <w:rPr>
-          <w:rFonts w:hint="eastAsia"/>
+          <w:rFonts w:hint="eastAsia" w:eastAsia="黑体"/>
         </w:rPr>
         <w:t xml:space="preserve">接检波节点④、IN+</w:t>
       </w:r>
       <w:r>
+        <w:rPr>
+          <w:rFonts w:eastAsia="黑体"/>
+        </w:rPr>
         <w:t xml:space="preserve"> </w:t>
       </w:r>
       <w:r>
         <w:rPr>
-          <w:rFonts w:hint="eastAsia"/>
+          <w:rFonts w:hint="eastAsia" w:eastAsia="黑体"/>
         </w:rPr>
         <w:t xml:space="preserve">接参考电压节点⑤、OUT</w:t>
       </w:r>
       <w:r>
+        <w:rPr>
+          <w:rFonts w:eastAsia="黑体"/>
+        </w:rPr>
         <w:t xml:space="preserve"> </w:t>
       </w:r>
       <w:r>
         <w:rPr>
-          <w:rFonts w:hint="eastAsia"/>
+          <w:rFonts w:hint="eastAsia" w:eastAsia="黑体"/>
         </w:rPr>
         <w:t xml:space="preserve">接增益控制节点⑥；</w:t>
       </w:r>
@@ -1222,11 +1368,14 @@
         </m:sSub>
       </m:oMath>
       <w:r>
+        <w:rPr>
+          <w:rFonts w:eastAsia="黑体"/>
+        </w:rPr>
         <w:t xml:space="preserve"> </w:t>
       </w:r>
       <w:r>
         <w:rPr>
-          <w:rFonts w:hint="eastAsia"/>
+          <w:rFonts w:hint="eastAsia" w:eastAsia="黑体"/>
         </w:rPr>
         <w:t xml:space="preserve">一端接正电源、另一端接参考电压节点⑤；</w:t>
       </w:r>
@@ -1254,11 +1403,14 @@
         </m:sSub>
       </m:oMath>
       <w:r>
+        <w:rPr>
+          <w:rFonts w:eastAsia="黑体"/>
+        </w:rPr>
         <w:t xml:space="preserve"> </w:t>
       </w:r>
       <w:r>
         <w:rPr>
-          <w:rFonts w:hint="eastAsia"/>
+          <w:rFonts w:hint="eastAsia" w:eastAsia="黑体"/>
         </w:rPr>
         <w:t xml:space="preserve">一端接参考电压节点⑤、另一端接地节点⑦。</w:t>
       </w:r>
@@ -1267,11 +1419,14 @@
       <w:pPr/>
       <w:r>
         <w:rPr>
-          <w:rFonts w:hint="eastAsia"/>
+          <w:rFonts w:hint="eastAsia" w:eastAsia="黑体"/>
         </w:rPr>
         <w:t xml:space="preserve">由此构成”主通道输出经</w:t>
       </w:r>
       <w:r>
+        <w:rPr>
+          <w:rFonts w:eastAsia="黑体"/>
+        </w:rPr>
         <w:t xml:space="preserve"> </w:t>
       </w:r>
       <m:oMath>
@@ -1289,6 +1444,9 @@
         </m:sSub>
       </m:oMath>
       <w:r>
+        <w:rPr>
+          <w:rFonts w:eastAsia="黑体"/>
+        </w:rPr>
         <w:t xml:space="preserve">、</w:t>
       </w:r>
       <m:oMath>
@@ -1306,6 +1464,9 @@
         </m:sSub>
       </m:oMath>
       <w:r>
+        <w:rPr>
+          <w:rFonts w:eastAsia="黑体"/>
+        </w:rPr>
         <w:t xml:space="preserve">、</w:t>
       </w:r>
       <m:oMath>
@@ -1314,15 +1475,21 @@
         </m:r>
       </m:oMath>
       <w:r>
+        <w:rPr>
+          <w:rFonts w:eastAsia="黑体"/>
+        </w:rPr>
         <w:t xml:space="preserve"> </w:t>
       </w:r>
       <w:r>
         <w:rPr>
-          <w:rFonts w:hint="eastAsia"/>
+          <w:rFonts w:hint="eastAsia" w:eastAsia="黑体"/>
         </w:rPr>
         <w:t xml:space="preserve">检波得到与幅度成正比的直流电平，与</w:t>
       </w:r>
       <w:r>
+        <w:rPr>
+          <w:rFonts w:eastAsia="黑体"/>
+        </w:rPr>
         <w:t xml:space="preserve"> </w:t>
       </w:r>
       <m:oMath>
@@ -1346,15 +1513,21 @@
         </m:sSub>
       </m:oMath>
       <w:r>
+        <w:rPr>
+          <w:rFonts w:eastAsia="黑体"/>
+        </w:rPr>
         <w:t xml:space="preserve"> </w:t>
       </w:r>
       <w:r>
         <w:rPr>
-          <w:rFonts w:hint="eastAsia"/>
+          <w:rFonts w:hint="eastAsia" w:eastAsia="黑体"/>
         </w:rPr>
         <w:t xml:space="preserve">比较后由</w:t>
       </w:r>
       <w:r>
+        <w:rPr>
+          <w:rFonts w:eastAsia="黑体"/>
+        </w:rPr>
         <w:t xml:space="preserve"> </w:t>
       </w:r>
       <m:oMath>
@@ -1372,15 +1545,21 @@
         </m:sSub>
       </m:oMath>
       <w:r>
+        <w:rPr>
+          <w:rFonts w:eastAsia="黑体"/>
+        </w:rPr>
         <w:t xml:space="preserve"> </w:t>
       </w:r>
       <w:r>
         <w:rPr>
-          <w:rFonts w:hint="eastAsia"/>
+          <w:rFonts w:hint="eastAsia" w:eastAsia="黑体"/>
         </w:rPr>
         <w:t xml:space="preserve">反向控制</w:t>
       </w:r>
       <w:r>
+        <w:rPr>
+          <w:rFonts w:eastAsia="黑体"/>
+        </w:rPr>
         <w:t xml:space="preserve"> </w:t>
       </w:r>
       <m:oMath>
@@ -1398,11 +1577,14 @@
         </m:sSub>
       </m:oMath>
       <w:r>
+        <w:rPr>
+          <w:rFonts w:eastAsia="黑体"/>
+        </w:rPr>
         <w:t xml:space="preserve"> </w:t>
       </w:r>
       <w:r>
         <w:rPr>
-          <w:rFonts w:hint="eastAsia"/>
+          <w:rFonts w:hint="eastAsia" w:eastAsia="黑体"/>
         </w:rPr>
         <w:t xml:space="preserve">增益”的自动增益控制闭环负反馈组态，输入变强则增益下降、变弱则增益升高，从而把输出电平锁定在参考设定值附近，实现自动稳幅。</w:t>
       </w:r>
@@ -1415,7 +1597,7 @@
       </w:pPr>
       <w:r>
         <w:rPr>
-          <w:rFonts w:hint="eastAsia"/>
+          <w:rFonts w:hint="eastAsia" w:eastAsia="黑体"/>
         </w:rPr>
         <w:t xml:space="preserve">工作原理</w:t>
       </w:r>
@@ -1426,16 +1608,19 @@
       </w:pPr>
       <w:r>
         <w:rPr>
-          <w:rFonts w:hint="eastAsia"/>
+          <w:rFonts w:hint="eastAsia" w:eastAsia="黑体"/>
         </w:rPr>
         <w:t xml:space="preserve">输出信号经检波得到与幅度成正比的直流电压，与参考电压比较后生成误差信号，反向调节</w:t>
       </w:r>
       <w:r>
+        <w:rPr>
+          <w:rFonts w:eastAsia="黑体"/>
+        </w:rPr>
         <w:t xml:space="preserve"> VGA </w:t>
       </w:r>
       <w:r>
         <w:rPr>
-          <w:rFonts w:hint="eastAsia"/>
+          <w:rFonts w:hint="eastAsia" w:eastAsia="黑体"/>
         </w:rPr>
         <w:t xml:space="preserve">增益——输入变强则增益降低、输入变弱则增益提高，形成负反馈，把输出电平锁定在参考设定值附近，实现自动稳幅。</w:t>
       </w:r>
@@ -1448,7 +1633,7 @@
       </w:pPr>
       <w:r>
         <w:rPr>
-          <w:rFonts w:hint="eastAsia"/>
+          <w:rFonts w:hint="eastAsia" w:eastAsia="黑体"/>
         </w:rPr>
         <w:t xml:space="preserve">关键计算公式</w:t>
       </w:r>
@@ -1462,7 +1647,7 @@
       </w:pPr>
       <w:r>
         <w:rPr>
-          <w:rFonts w:hint="eastAsia"/>
+          <w:rFonts w:hint="eastAsia" w:eastAsia="黑体"/>
         </w:rPr>
         <w:t xml:space="preserve">环路稳定输出电平：</w:t>
       </w:r>
@@ -1558,16 +1743,19 @@
       </w:pPr>
       <w:r>
         <w:rPr>
-          <w:rFonts w:hint="eastAsia"/>
+          <w:rFonts w:hint="eastAsia" w:eastAsia="黑体"/>
         </w:rPr>
         <w:t xml:space="preserve">增益控制范围（AGC</w:t>
       </w:r>
       <w:r>
+        <w:rPr>
+          <w:rFonts w:eastAsia="黑体"/>
+        </w:rPr>
         <w:t xml:space="preserve"> </w:t>
       </w:r>
       <w:r>
         <w:rPr>
-          <w:rFonts w:hint="eastAsia"/>
+          <w:rFonts w:hint="eastAsia" w:eastAsia="黑体"/>
         </w:rPr>
         <w:t xml:space="preserve">深度）：</w:t>
       </w:r>
@@ -1693,7 +1881,7 @@
       </w:pPr>
       <w:r>
         <w:rPr>
-          <w:rFonts w:hint="eastAsia"/>
+          <w:rFonts w:hint="eastAsia" w:eastAsia="黑体"/>
         </w:rPr>
         <w:t xml:space="preserve">环路时间常数：</w:t>
       </w:r>
@@ -1885,7 +2073,7 @@
             </w:pPr>
             <w:r>
               <w:rPr>
-                <w:rFonts w:hint="eastAsia"/>
+                <w:rFonts w:hint="eastAsia" w:eastAsia="黑体"/>
               </w:rPr>
               <w:t xml:space="preserve">符号</w:t>
             </w:r>
@@ -1899,7 +2087,7 @@
             </w:pPr>
             <w:r>
               <w:rPr>
-                <w:rFonts w:hint="eastAsia"/>
+                <w:rFonts w:hint="eastAsia" w:eastAsia="黑体"/>
               </w:rPr>
               <w:t xml:space="preserve">含义</w:t>
             </w:r>
@@ -1913,7 +2101,7 @@
             </w:pPr>
             <w:r>
               <w:rPr>
-                <w:rFonts w:hint="eastAsia"/>
+                <w:rFonts w:hint="eastAsia" w:eastAsia="黑体"/>
               </w:rPr>
               <w:t xml:space="preserve">单位</w:t>
             </w:r>
@@ -1948,6 +2136,9 @@
               </m:sSub>
             </m:oMath>
             <w:r>
+              <w:rPr>
+                <w:rFonts w:eastAsia="黑体"/>
+              </w:rPr>
               <w:t xml:space="preserve">​</w:t>
             </w:r>
           </w:p>
@@ -1960,7 +2151,7 @@
             </w:pPr>
             <w:r>
               <w:rPr>
-                <w:rFonts w:hint="eastAsia"/>
+                <w:rFonts w:hint="eastAsia" w:eastAsia="黑体"/>
               </w:rPr>
               <w:t xml:space="preserve">稳定后输出幅度</w:t>
             </w:r>
@@ -1973,6 +2164,9 @@
               <w:pStyle w:val="Compact"/>
             </w:pPr>
             <w:r>
+              <w:rPr>
+                <w:rFonts w:eastAsia="黑体"/>
+              </w:rPr>
               <w:t xml:space="preserve">V</w:t>
             </w:r>
           </w:p>
@@ -2006,6 +2200,9 @@
               </m:sSub>
             </m:oMath>
             <w:r>
+              <w:rPr>
+                <w:rFonts w:eastAsia="黑体"/>
+              </w:rPr>
               <w:t xml:space="preserve">​</w:t>
             </w:r>
           </w:p>
@@ -2018,7 +2215,7 @@
             </w:pPr>
             <w:r>
               <w:rPr>
-                <w:rFonts w:hint="eastAsia"/>
+                <w:rFonts w:hint="eastAsia" w:eastAsia="黑体"/>
               </w:rPr>
               <w:t xml:space="preserve">参考电压</w:t>
             </w:r>
@@ -2031,6 +2228,9 @@
               <w:pStyle w:val="Compact"/>
             </w:pPr>
             <w:r>
+              <w:rPr>
+                <w:rFonts w:eastAsia="黑体"/>
+              </w:rPr>
               <w:t xml:space="preserve">V</w:t>
             </w:r>
           </w:p>
@@ -2064,6 +2264,9 @@
               </m:sSub>
             </m:oMath>
             <w:r>
+              <w:rPr>
+                <w:rFonts w:eastAsia="黑体"/>
+              </w:rPr>
               <w:t xml:space="preserve">​</w:t>
             </w:r>
           </w:p>
@@ -2076,7 +2279,7 @@
             </w:pPr>
             <w:r>
               <w:rPr>
-                <w:rFonts w:hint="eastAsia"/>
+                <w:rFonts w:hint="eastAsia" w:eastAsia="黑体"/>
               </w:rPr>
               <w:t xml:space="preserve">检波灵敏度</w:t>
             </w:r>
@@ -2090,7 +2293,7 @@
             </w:pPr>
             <w:r>
               <w:rPr>
-                <w:rFonts w:hint="eastAsia"/>
+                <w:rFonts w:hint="eastAsia" w:eastAsia="黑体"/>
               </w:rPr>
               <w:t xml:space="preserve">（无量纲）</w:t>
             </w:r>
@@ -2125,12 +2328,21 @@
               </m:sSub>
             </m:oMath>
             <w:r>
+              <w:rPr>
+                <w:rFonts w:eastAsia="黑体"/>
+              </w:rPr>
               <w:t xml:space="preserve"> </w:t>
             </w:r>
             <w:r>
+              <w:rPr>
+                <w:rFonts w:eastAsia="黑体"/>
+              </w:rPr>
               <w:t xml:space="preserve">/</w:t>
             </w:r>
             <w:r>
+              <w:rPr>
+                <w:rFonts w:eastAsia="黑体"/>
+              </w:rPr>
               <w:t xml:space="preserve"> </w:t>
             </w:r>
             <m:oMath>
@@ -2163,16 +2375,19 @@
             </w:pPr>
             <w:r>
               <w:rPr>
-                <w:rFonts w:hint="eastAsia"/>
+                <w:rFonts w:hint="eastAsia" w:eastAsia="黑体"/>
               </w:rPr>
               <w:t xml:space="preserve">最大</w:t>
             </w:r>
             <w:r>
+              <w:rPr>
+                <w:rFonts w:eastAsia="黑体"/>
+              </w:rPr>
               <w:t xml:space="preserve"> / </w:t>
             </w:r>
             <w:r>
               <w:rPr>
-                <w:rFonts w:hint="eastAsia"/>
+                <w:rFonts w:hint="eastAsia" w:eastAsia="黑体"/>
               </w:rPr>
               <w:t xml:space="preserve">最小增益</w:t>
             </w:r>
@@ -2186,7 +2401,7 @@
             </w:pPr>
             <w:r>
               <w:rPr>
-                <w:rFonts w:hint="eastAsia"/>
+                <w:rFonts w:hint="eastAsia" w:eastAsia="黑体"/>
               </w:rPr>
               <w:t xml:space="preserve">（无量纲）</w:t>
             </w:r>
@@ -2230,12 +2445,21 @@
               </m:sSub>
             </m:oMath>
             <w:r>
+              <w:rPr>
+                <w:rFonts w:eastAsia="黑体"/>
+              </w:rPr>
               <w:t xml:space="preserve"> </w:t>
             </w:r>
             <w:r>
+              <w:rPr>
+                <w:rFonts w:eastAsia="黑体"/>
+              </w:rPr>
               <w:t xml:space="preserve">/</w:t>
             </w:r>
             <w:r>
+              <w:rPr>
+                <w:rFonts w:eastAsia="黑体"/>
+              </w:rPr>
               <w:t xml:space="preserve"> </w:t>
             </w:r>
             <m:oMath>
@@ -2280,16 +2504,19 @@
             </w:pPr>
             <w:r>
               <w:rPr>
-                <w:rFonts w:hint="eastAsia"/>
+                <w:rFonts w:hint="eastAsia" w:eastAsia="黑体"/>
               </w:rPr>
               <w:t xml:space="preserve">启动</w:t>
             </w:r>
             <w:r>
+              <w:rPr>
+                <w:rFonts w:eastAsia="黑体"/>
+              </w:rPr>
               <w:t xml:space="preserve"> / </w:t>
             </w:r>
             <w:r>
               <w:rPr>
-                <w:rFonts w:hint="eastAsia"/>
+                <w:rFonts w:hint="eastAsia" w:eastAsia="黑体"/>
               </w:rPr>
               <w:t xml:space="preserve">释放时间</w:t>
             </w:r>
@@ -2302,6 +2529,9 @@
               <w:pStyle w:val="Compact"/>
             </w:pPr>
             <w:r>
+              <w:rPr>
+                <w:rFonts w:eastAsia="黑体"/>
+              </w:rPr>
               <w:t xml:space="preserve">s</w:t>
             </w:r>
           </w:p>
@@ -2316,7 +2546,7 @@
       </w:pPr>
       <w:r>
         <w:rPr>
-          <w:rFonts w:hint="eastAsia"/>
+          <w:rFonts w:hint="eastAsia" w:eastAsia="黑体"/>
         </w:rPr>
         <w:t xml:space="preserve">元件调整影响</w:t>
       </w:r>
@@ -2351,6 +2581,7 @@
       </m:oMath>
       <w:r>
         <w:rPr>
+          <w:rFonts w:eastAsia="黑体"/>
           <w:b/>
           <w:bCs/>
         </w:rPr>
@@ -2358,21 +2589,27 @@
       </w:r>
       <w:r>
         <w:rPr>
-          <w:rFonts w:hint="eastAsia"/>
+          <w:rFonts w:hint="eastAsia" w:eastAsia="黑体"/>
           <w:b/>
           <w:bCs/>
         </w:rPr>
         <w:t xml:space="preserve">增大</w:t>
       </w:r>
       <w:r>
+        <w:rPr>
+          <w:rFonts w:eastAsia="黑体"/>
+        </w:rPr>
         <w:t xml:space="preserve"> </w:t>
       </w:r>
       <w:r>
+        <w:rPr>
+          <w:rFonts w:eastAsia="黑体"/>
+        </w:rPr>
         <w:t xml:space="preserve">→ </w:t>
       </w:r>
       <w:r>
         <w:rPr>
-          <w:rFonts w:hint="eastAsia"/>
+          <w:rFonts w:hint="eastAsia" w:eastAsia="黑体"/>
         </w:rPr>
         <w:t xml:space="preserve">输出稳定电平升高。</w:t>
       </w:r>
@@ -2392,6 +2629,7 @@
       </m:oMath>
       <w:r>
         <w:rPr>
+          <w:rFonts w:eastAsia="黑体"/>
           <w:b/>
           <w:bCs/>
         </w:rPr>
@@ -2399,21 +2637,27 @@
       </w:r>
       <w:r>
         <w:rPr>
-          <w:rFonts w:hint="eastAsia"/>
+          <w:rFonts w:hint="eastAsia" w:eastAsia="黑体"/>
           <w:b/>
           <w:bCs/>
         </w:rPr>
         <w:t xml:space="preserve">增大</w:t>
       </w:r>
       <w:r>
+        <w:rPr>
+          <w:rFonts w:eastAsia="黑体"/>
+        </w:rPr>
         <w:t xml:space="preserve"> </w:t>
       </w:r>
       <w:r>
+        <w:rPr>
+          <w:rFonts w:eastAsia="黑体"/>
+        </w:rPr>
         <w:t xml:space="preserve">→ </w:t>
       </w:r>
       <w:r>
         <w:rPr>
-          <w:rFonts w:hint="eastAsia"/>
+          <w:rFonts w:hint="eastAsia" w:eastAsia="黑体"/>
         </w:rPr>
         <w:t xml:space="preserve">启动、释放变慢，对幅度变化响应迟钝。</w:t>
       </w:r>
@@ -2442,6 +2686,7 @@
       </m:oMath>
       <w:r>
         <w:rPr>
+          <w:rFonts w:eastAsia="黑体"/>
           <w:b/>
           <w:bCs/>
         </w:rPr>
@@ -2449,21 +2694,27 @@
       </w:r>
       <w:r>
         <w:rPr>
-          <w:rFonts w:hint="eastAsia"/>
+          <w:rFonts w:hint="eastAsia" w:eastAsia="黑体"/>
           <w:b/>
           <w:bCs/>
         </w:rPr>
         <w:t xml:space="preserve">减小</w:t>
       </w:r>
       <w:r>
+        <w:rPr>
+          <w:rFonts w:eastAsia="黑体"/>
+        </w:rPr>
         <w:t xml:space="preserve"> </w:t>
       </w:r>
       <w:r>
+        <w:rPr>
+          <w:rFonts w:eastAsia="黑体"/>
+        </w:rPr>
         <w:t xml:space="preserve">→ </w:t>
       </w:r>
       <w:r>
         <w:rPr>
-          <w:rFonts w:hint="eastAsia"/>
+          <w:rFonts w:hint="eastAsia" w:eastAsia="黑体"/>
         </w:rPr>
         <w:t xml:space="preserve">启动加快，能快速抑制突发强信号。</w:t>
       </w:r>
@@ -2478,21 +2729,27 @@
       </w:pPr>
       <w:r>
         <w:rPr>
-          <w:rFonts w:hint="eastAsia"/>
+          <w:rFonts w:hint="eastAsia" w:eastAsia="黑体"/>
           <w:b/>
           <w:bCs/>
         </w:rPr>
         <w:t xml:space="preserve">增益控制范围增大</w:t>
       </w:r>
       <w:r>
+        <w:rPr>
+          <w:rFonts w:eastAsia="黑体"/>
+        </w:rPr>
         <w:t xml:space="preserve"> </w:t>
       </w:r>
       <w:r>
+        <w:rPr>
+          <w:rFonts w:eastAsia="黑体"/>
+        </w:rPr>
         <w:t xml:space="preserve">→ </w:t>
       </w:r>
       <w:r>
         <w:rPr>
-          <w:rFonts w:hint="eastAsia"/>
+          <w:rFonts w:hint="eastAsia" w:eastAsia="黑体"/>
         </w:rPr>
         <w:t xml:space="preserve">能适应更大输入动态，但稳定后残留纹波可能增大。</w:t>
       </w:r>
@@ -2505,7 +2762,7 @@
       </w:pPr>
       <w:r>
         <w:rPr>
-          <w:rFonts w:hint="eastAsia"/>
+          <w:rFonts w:hint="eastAsia" w:eastAsia="黑体"/>
         </w:rPr>
         <w:t xml:space="preserve">典型参数示例</w:t>
       </w:r>
@@ -2520,11 +2777,14 @@
       </w:pPr>
       <w:r>
         <w:rPr>
-          <w:rFonts w:hint="eastAsia"/>
+          <w:rFonts w:hint="eastAsia" w:eastAsia="黑体"/>
         </w:rPr>
         <w:t xml:space="preserve">取</w:t>
       </w:r>
       <w:r>
+        <w:rPr>
+          <w:rFonts w:eastAsia="黑体"/>
+        </w:rPr>
         <w:t xml:space="preserve"> </w:t>
       </w:r>
       <m:oMath>
@@ -2567,6 +2827,9 @@
         </m:r>
       </m:oMath>
       <w:r>
+        <w:rPr>
+          <w:rFonts w:eastAsia="黑体"/>
+        </w:rPr>
         <w:t xml:space="preserve">、</w:t>
       </w:r>
       <m:oMath>
@@ -2610,7 +2873,7 @@
       </m:oMath>
       <w:r>
         <w:rPr>
-          <w:rFonts w:hint="eastAsia"/>
+          <w:rFonts w:hint="eastAsia" w:eastAsia="黑体"/>
         </w:rPr>
         <w:t xml:space="preserve">：</w:t>
       </w:r>
@@ -2706,16 +2969,19 @@
       </m:oMath>
       <w:r>
         <w:rPr>
-          <w:rFonts w:hint="eastAsia"/>
+          <w:rFonts w:hint="eastAsia" w:eastAsia="黑体"/>
         </w:rPr>
         <w:t xml:space="preserve">，可覆盖</w:t>
       </w:r>
       <w:r>
+        <w:rPr>
+          <w:rFonts w:eastAsia="黑体"/>
+        </w:rPr>
         <w:t xml:space="preserve"> 40 dB </w:t>
       </w:r>
       <w:r>
         <w:rPr>
-          <w:rFonts w:hint="eastAsia"/>
+          <w:rFonts w:hint="eastAsia" w:eastAsia="黑体"/>
         </w:rPr>
         <w:t xml:space="preserve">输入变化。</w:t>
       </w:r>
@@ -2730,11 +2996,14 @@
       </w:pPr>
       <w:r>
         <w:rPr>
-          <w:rFonts w:hint="eastAsia"/>
+          <w:rFonts w:hint="eastAsia" w:eastAsia="黑体"/>
         </w:rPr>
         <w:t xml:space="preserve">取</w:t>
       </w:r>
       <w:r>
+        <w:rPr>
+          <w:rFonts w:eastAsia="黑体"/>
+        </w:rPr>
         <w:t xml:space="preserve"> </w:t>
       </w:r>
       <m:oMath>
@@ -2771,6 +3040,9 @@
         </m:r>
       </m:oMath>
       <w:r>
+        <w:rPr>
+          <w:rFonts w:eastAsia="黑体"/>
+        </w:rPr>
         <w:t xml:space="preserve">、</w:t>
       </w:r>
       <m:oMath>
@@ -2802,7 +3074,7 @@
       </m:oMath>
       <w:r>
         <w:rPr>
-          <w:rFonts w:hint="eastAsia"/>
+          <w:rFonts w:hint="eastAsia" w:eastAsia="黑体"/>
         </w:rPr>
         <w:t xml:space="preserve">：</w:t>
       </w:r>
@@ -2909,6 +3181,9 @@
         </m:r>
       </m:oMath>
       <w:r>
+        <w:rPr>
+          <w:rFonts w:eastAsia="黑体"/>
+        </w:rPr>
         <w:t xml:space="preserve">。</w:t>
       </w:r>
     </w:p>
@@ -2920,7 +3195,7 @@
       </w:pPr>
       <w:r>
         <w:rPr>
-          <w:rFonts w:hint="eastAsia"/>
+          <w:rFonts w:hint="eastAsia" w:eastAsia="黑体"/>
         </w:rPr>
         <w:t xml:space="preserve">常见器件型号</w:t>
       </w:r>
@@ -2935,16 +3210,19 @@
       </w:pPr>
       <w:r>
         <w:rPr>
-          <w:rFonts w:hint="eastAsia"/>
+          <w:rFonts w:hint="eastAsia" w:eastAsia="黑体"/>
         </w:rPr>
         <w:t xml:space="preserve">集成</w:t>
       </w:r>
       <w:r>
+        <w:rPr>
+          <w:rFonts w:eastAsia="黑体"/>
+        </w:rPr>
         <w:t xml:space="preserve"> </w:t>
       </w:r>
       <w:r>
         <w:rPr>
-          <w:rFonts w:hint="eastAsia"/>
+          <w:rFonts w:hint="eastAsia" w:eastAsia="黑体"/>
         </w:rPr>
         <w:t xml:space="preserve">VGA：AD8338、LMH6502、HMC641A、VCA810。</w:t>
       </w:r>
@@ -2958,11 +3236,14 @@
         </w:numPr>
       </w:pPr>
       <w:r>
+        <w:rPr>
+          <w:rFonts w:eastAsia="黑体"/>
+        </w:rPr>
         <w:t xml:space="preserve">JFET </w:t>
       </w:r>
       <w:r>
         <w:rPr>
-          <w:rFonts w:hint="eastAsia"/>
+          <w:rFonts w:hint="eastAsia" w:eastAsia="黑体"/>
         </w:rPr>
         <w:t xml:space="preserve">衰减：J113、BF245；检波二极管：1N4148。</w:t>
       </w:r>
@@ -2975,7 +3256,7 @@
       </w:pPr>
       <w:r>
         <w:rPr>
-          <w:rFonts w:hint="eastAsia"/>
+          <w:rFonts w:hint="eastAsia" w:eastAsia="黑体"/>
         </w:rPr>
         <w:t xml:space="preserve">注意事项</w:t>
       </w:r>
@@ -2990,16 +3271,19 @@
       </w:pPr>
       <w:r>
         <w:rPr>
-          <w:rFonts w:hint="eastAsia"/>
+          <w:rFonts w:hint="eastAsia" w:eastAsia="黑体"/>
         </w:rPr>
         <w:t xml:space="preserve">启动过快会放大调制包络造成幅度失真（对</w:t>
       </w:r>
       <w:r>
+        <w:rPr>
+          <w:rFonts w:eastAsia="黑体"/>
+        </w:rPr>
         <w:t xml:space="preserve"> AM </w:t>
       </w:r>
       <w:r>
         <w:rPr>
-          <w:rFonts w:hint="eastAsia"/>
+          <w:rFonts w:hint="eastAsia" w:eastAsia="黑体"/>
         </w:rPr>
         <w:t xml:space="preserve">信号）；释放过快导致电平波动。</w:t>
       </w:r>
@@ -3014,7 +3298,7 @@
       </w:pPr>
       <w:r>
         <w:rPr>
-          <w:rFonts w:hint="eastAsia"/>
+          <w:rFonts w:hint="eastAsia" w:eastAsia="黑体"/>
         </w:rPr>
         <w:t xml:space="preserve">环路易振荡，需合理设置环路带宽与相位裕量。</w:t>
       </w:r>
@@ -3029,7 +3313,7 @@
       </w:pPr>
       <w:r>
         <w:rPr>
-          <w:rFonts w:hint="eastAsia"/>
+          <w:rFonts w:hint="eastAsia" w:eastAsia="黑体"/>
         </w:rPr>
         <w:t xml:space="preserve">检波时间常数需大于最低调制频率周期，避免“泵浦”。</w:t>
       </w:r>
@@ -3042,7 +3326,7 @@
       </w:pPr>
       <w:r>
         <w:rPr>
-          <w:rFonts w:hint="eastAsia"/>
+          <w:rFonts w:hint="eastAsia" w:eastAsia="黑体"/>
         </w:rPr>
         <w:t xml:space="preserve">参考资料</w:t>
       </w:r>
@@ -3056,6 +3340,9 @@
         </w:numPr>
       </w:pPr>
       <w:r>
+        <w:rPr>
+          <w:rFonts w:eastAsia="黑体"/>
+        </w:rPr>
         <w:t xml:space="preserve">Wikipedia: Automatic gain control。</w:t>
       </w:r>
     </w:p>
@@ -3068,11 +3355,14 @@
         </w:numPr>
       </w:pPr>
       <w:r>
+        <w:rPr>
+          <w:rFonts w:eastAsia="黑体"/>
+        </w:rPr>
         <w:t xml:space="preserve">Analog Devices: AD8338 </w:t>
       </w:r>
       <w:r>
         <w:rPr>
-          <w:rFonts w:hint="eastAsia"/>
+          <w:rFonts w:hint="eastAsia" w:eastAsia="黑体"/>
         </w:rPr>
         <w:t xml:space="preserve">数据手册。</w:t>
       </w:r>
@@ -3087,7 +3377,7 @@
       </w:pPr>
       <w:r>
         <w:rPr>
-          <w:rFonts w:hint="eastAsia"/>
+          <w:rFonts w:hint="eastAsia" w:eastAsia="黑体"/>
         </w:rPr>
         <w:t xml:space="preserve">《高频电子线路》（张肃文）。</w:t>
       </w:r>
@@ -3101,11 +3391,11 @@
       </w:pPr>
       <w:r>
         <w:rPr>
-          <w:rFonts w:ascii="Times New Roman" w:hAnsi="Times New Roman"/>
+          <w:rFonts w:ascii="Times New Roman" w:hAnsi="Times New Roman" w:eastAsia="黑体"/>
           <w:color w:val="555555"/>
           <w:sz w:val="21"/>
         </w:rPr>
-        <w:t>材料收集者：杜文杰</w:t>
+        <w:t>材料收集者：杜文杰，WX手机：19519196569，QQ:3478827729</w:t>
       </w:r>
     </w:p>
     <w:sectPr>
@@ -3125,7 +3415,7 @@
 </file>
 
 <file path=word/footer1.xml><?xml version="1.0" encoding="utf-8"?>
-<w:ftr xmlns:m="http://schemas.openxmlformats.org/officeDocument/2006/math" xmlns:mc="http://schemas.openxmlformats.org/markup-compatibility/2006" xmlns:mo="http://schemas.microsoft.com/office/mac/office/2008/main" xmlns:mv="urn:schemas-microsoft-com:mac:vml" xmlns:o="urn:schemas-microsoft-com:office:office" xmlns:r="http://schemas.openxmlformats.org/officeDocument/2006/relationships" xmlns:v="urn:schemas-microsoft-com:vml" xmlns:w10="urn:schemas-microsoft-com:office:word" xmlns:w14="http://schemas.microsoft.com/office/word/2010/wordml" xmlns:w="http://schemas.openxmlformats.org/wordprocessingml/2006/main" xmlns:wne="http://schemas.microsoft.com/office/word/2006/wordml" xmlns:wp14="http://schemas.microsoft.com/office/word/2010/wordprocessingDrawing" xmlns:wp="http://schemas.openxmlformats.org/drawingml/2006/wordprocessingDrawing" xmlns:wpc="http://schemas.microsoft.com/office/word/2010/wordprocessingCanvas" xmlns:wpg="http://schemas.microsoft.com/office/word/2010/wordprocessingGroup" xmlns:wpi="http://schemas.microsoft.com/office/word/2010/wordprocessingInk" xmlns:wps="http://schemas.microsoft.com/office/word/2010/wordprocessingShape" mc:Ignorable="w14 wp14">
+<w:ftr xmlns:mc="http://schemas.openxmlformats.org/markup-compatibility/2006" xmlns:w="http://schemas.openxmlformats.org/wordprocessingml/2006/main" xmlns:m="http://schemas.openxmlformats.org/officeDocument/2006/math" xmlns:mo="http://schemas.microsoft.com/office/mac/office/2008/main" xmlns:mv="urn:schemas-microsoft-com:mac:vml" xmlns:o="urn:schemas-microsoft-com:office:office" xmlns:r="http://schemas.openxmlformats.org/officeDocument/2006/relationships" xmlns:v="urn:schemas-microsoft-com:vml" xmlns:w10="urn:schemas-microsoft-com:office:word" xmlns:w14="http://schemas.microsoft.com/office/word/2010/wordml" xmlns:wne="http://schemas.microsoft.com/office/word/2006/wordml" xmlns:wp14="http://schemas.microsoft.com/office/word/2010/wordprocessingDrawing" xmlns:wp="http://schemas.openxmlformats.org/drawingml/2006/wordprocessingDrawing" xmlns:wpc="http://schemas.microsoft.com/office/word/2010/wordprocessingCanvas" xmlns:wpg="http://schemas.microsoft.com/office/word/2010/wordprocessingGroup" xmlns:wpi="http://schemas.microsoft.com/office/word/2010/wordprocessingInk" xmlns:wps="http://schemas.microsoft.com/office/word/2010/wordprocessingShape" mc:Ignorable="w14 wp14">
   <w:p>
     <w:pPr>
       <w:pStyle w:val="Footer"/>
@@ -3133,12 +3423,14 @@
     </w:pPr>
     <w:r>
       <w:rPr>
+        <w:rFonts w:eastAsia="黑体"/>
         <w:sz w:val="18"/>
       </w:rPr>
       <w:t xml:space="preserve">第 </w:t>
     </w:r>
     <w:r>
       <w:rPr>
+        <w:rFonts w:eastAsia="黑体"/>
         <w:sz w:val="18"/>
       </w:rPr>
       <w:fldChar w:fldCharType="begin"/>
@@ -3147,6 +3439,7 @@
     </w:r>
     <w:r>
       <w:rPr>
+        <w:rFonts w:eastAsia="黑体"/>
         <w:sz w:val="18"/>
       </w:rPr>
       <w:t xml:space="preserve"> 页</w:t>
@@ -3160,6 +3453,9 @@
   <w:footnote w:type="continuationSeparator" w:id="0">
     <w:p>
       <w:r>
+        <w:rPr>
+          <w:rFonts w:eastAsia="黑体"/>
+        </w:rPr>
         <w:continuationSeparator/>
       </w:r>
     </w:p>
@@ -3167,6 +3463,9 @@
   <w:footnote w:type="separator" w:id="-1">
     <w:p>
       <w:r>
+        <w:rPr>
+          <w:rFonts w:eastAsia="黑体"/>
+        </w:rPr>
         <w:separator/>
       </w:r>
     </w:p>
@@ -3175,7 +3474,7 @@
 </file>
 
 <file path=word/header1.xml><?xml version="1.0" encoding="utf-8"?>
-<w:hdr xmlns:m="http://schemas.openxmlformats.org/officeDocument/2006/math" xmlns:mc="http://schemas.openxmlformats.org/markup-compatibility/2006" xmlns:mo="http://schemas.microsoft.com/office/mac/office/2008/main" xmlns:mv="urn:schemas-microsoft-com:mac:vml" xmlns:o="urn:schemas-microsoft-com:office:office" xmlns:r="http://schemas.openxmlformats.org/officeDocument/2006/relationships" xmlns:v="urn:schemas-microsoft-com:vml" xmlns:w10="urn:schemas-microsoft-com:office:word" xmlns:w14="http://schemas.microsoft.com/office/word/2010/wordml" xmlns:w="http://schemas.openxmlformats.org/wordprocessingml/2006/main" xmlns:wne="http://schemas.microsoft.com/office/word/2006/wordml" xmlns:wp14="http://schemas.microsoft.com/office/word/2010/wordprocessingDrawing" xmlns:wp="http://schemas.openxmlformats.org/drawingml/2006/wordprocessingDrawing" xmlns:wpc="http://schemas.microsoft.com/office/word/2010/wordprocessingCanvas" xmlns:wpg="http://schemas.microsoft.com/office/word/2010/wordprocessingGroup" xmlns:wpi="http://schemas.microsoft.com/office/word/2010/wordprocessingInk" xmlns:wps="http://schemas.microsoft.com/office/word/2010/wordprocessingShape" mc:Ignorable="w14 wp14">
+<w:hdr xmlns:mc="http://schemas.openxmlformats.org/markup-compatibility/2006" xmlns:w="http://schemas.openxmlformats.org/wordprocessingml/2006/main" xmlns:m="http://schemas.openxmlformats.org/officeDocument/2006/math" xmlns:mo="http://schemas.microsoft.com/office/mac/office/2008/main" xmlns:mv="urn:schemas-microsoft-com:mac:vml" xmlns:o="urn:schemas-microsoft-com:office:office" xmlns:r="http://schemas.openxmlformats.org/officeDocument/2006/relationships" xmlns:v="urn:schemas-microsoft-com:vml" xmlns:w10="urn:schemas-microsoft-com:office:word" xmlns:w14="http://schemas.microsoft.com/office/word/2010/wordml" xmlns:wne="http://schemas.microsoft.com/office/word/2006/wordml" xmlns:wp14="http://schemas.microsoft.com/office/word/2010/wordprocessingDrawing" xmlns:wp="http://schemas.openxmlformats.org/drawingml/2006/wordprocessingDrawing" xmlns:wpc="http://schemas.microsoft.com/office/word/2010/wordprocessingCanvas" xmlns:wpg="http://schemas.microsoft.com/office/word/2010/wordprocessingGroup" xmlns:wpi="http://schemas.microsoft.com/office/word/2010/wordprocessingInk" xmlns:wps="http://schemas.microsoft.com/office/word/2010/wordprocessingShape" mc:Ignorable="w14 wp14">
   <w:p>
     <w:pPr>
       <w:pStyle w:val="Header"/>
@@ -3183,7 +3482,7 @@
     </w:pPr>
     <w:r>
       <w:rPr>
-        <w:rFonts w:ascii="Times New Roman" w:hAnsi="Times New Roman"/>
+        <w:rFonts w:ascii="Times New Roman" w:hAnsi="Times New Roman" w:eastAsia="黑体"/>
         <w:sz w:val="18"/>
         <w:rFonts w:eastAsia="黑体"/>
         <w:rFonts w:eastAsia="黑体"/>
@@ -3195,7 +3494,7 @@
 </file>
 
 <file path=word/numbering.xml><?xml version="1.0" encoding="utf-8"?>
-<w:numbering xmlns:m="http://schemas.openxmlformats.org/officeDocument/2006/math" xmlns:mc="http://schemas.openxmlformats.org/markup-compatibility/2006" xmlns:mo="http://schemas.microsoft.com/office/mac/office/2008/main" xmlns:mv="urn:schemas-microsoft-com:mac:vml" xmlns:o="urn:schemas-microsoft-com:office:office" xmlns:r="http://schemas.openxmlformats.org/officeDocument/2006/relationships" xmlns:v="urn:schemas-microsoft-com:vml" xmlns:w="http://schemas.openxmlformats.org/wordprocessingml/2006/main" xmlns:w10="urn:schemas-microsoft-com:office:word" xmlns:w14="http://schemas.microsoft.com/office/word/2010/wordml" xmlns:wne="http://schemas.microsoft.com/office/word/2006/wordml" xmlns:wp="http://schemas.openxmlformats.org/drawingml/2006/wordprocessingDrawing" xmlns:wp14="http://schemas.microsoft.com/office/word/2010/wordprocessingDrawing" xmlns:wpc="http://schemas.microsoft.com/office/word/2010/wordprocessingCanvas" xmlns:wpg="http://schemas.microsoft.com/office/word/2010/wordprocessingGroup" xmlns:wpi="http://schemas.microsoft.com/office/word/2010/wordprocessingInk" xmlns:wps="http://schemas.microsoft.com/office/word/2010/wordprocessingShape" mc:Ignorable="w14 wp14">
+<w:numbering xmlns:mc="http://schemas.openxmlformats.org/markup-compatibility/2006" xmlns:w="http://schemas.openxmlformats.org/wordprocessingml/2006/main" xmlns:m="http://schemas.openxmlformats.org/officeDocument/2006/math" xmlns:mo="http://schemas.microsoft.com/office/mac/office/2008/main" xmlns:mv="urn:schemas-microsoft-com:mac:vml" xmlns:o="urn:schemas-microsoft-com:office:office" xmlns:r="http://schemas.openxmlformats.org/officeDocument/2006/relationships" xmlns:v="urn:schemas-microsoft-com:vml" xmlns:w10="urn:schemas-microsoft-com:office:word" xmlns:w14="http://schemas.microsoft.com/office/word/2010/wordml" xmlns:wne="http://schemas.microsoft.com/office/word/2006/wordml" xmlns:wp="http://schemas.openxmlformats.org/drawingml/2006/wordprocessingDrawing" xmlns:wp14="http://schemas.microsoft.com/office/word/2010/wordprocessingDrawing" xmlns:wpc="http://schemas.microsoft.com/office/word/2010/wordprocessingCanvas" xmlns:wpg="http://schemas.microsoft.com/office/word/2010/wordprocessingGroup" xmlns:wpi="http://schemas.microsoft.com/office/word/2010/wordprocessingInk" xmlns:wps="http://schemas.microsoft.com/office/word/2010/wordprocessingShape" mc:Ignorable="w14 wp14">
   <w:abstractNum w:abstractNumId="0">
     <w:nsid w:val="FFFFFF7C"/>
     <w:multiLevelType w:val="singleLevel"/>
@@ -3282,7 +3581,7 @@
         <w:ind w:hanging="360" w:left="1440"/>
       </w:pPr>
       <w:rPr>
-        <w:rFonts w:ascii="Symbol" w:hAnsi="Symbol" w:hint="default"/>
+        <w:rFonts w:ascii="Symbol" w:hAnsi="Symbol" w:hint="default" w:eastAsia="黑体"/>
       </w:rPr>
     </w:lvl>
   </w:abstractNum>
@@ -3303,7 +3602,7 @@
         <w:ind w:hanging="360" w:left="1080"/>
       </w:pPr>
       <w:rPr>
-        <w:rFonts w:ascii="Symbol" w:hAnsi="Symbol" w:hint="default"/>
+        <w:rFonts w:ascii="Symbol" w:hAnsi="Symbol" w:hint="default" w:eastAsia="黑体"/>
       </w:rPr>
     </w:lvl>
   </w:abstractNum>
@@ -3324,7 +3623,7 @@
         <w:ind w:hanging="360" w:left="720"/>
       </w:pPr>
       <w:rPr>
-        <w:rFonts w:ascii="Symbol" w:hAnsi="Symbol" w:hint="default"/>
+        <w:rFonts w:ascii="Symbol" w:hAnsi="Symbol" w:hint="default" w:eastAsia="黑体"/>
       </w:rPr>
     </w:lvl>
   </w:abstractNum>
@@ -3363,7 +3662,7 @@
         <w:ind w:hanging="360" w:left="360"/>
       </w:pPr>
       <w:rPr>
-        <w:rFonts w:ascii="Symbol" w:hAnsi="Symbol" w:hint="default"/>
+        <w:rFonts w:ascii="Symbol" w:hAnsi="Symbol" w:hint="default" w:eastAsia="黑体"/>
       </w:rPr>
     </w:lvl>
   </w:abstractNum>
@@ -3454,7 +3753,7 @@
         <w:ind w:left="720" w:hanging="360"/>
       </w:pPr>
       <w:rPr>
-        <w:rFonts w:ascii="Symbol" w:hAnsi="Symbol" w:cs="Symbol" w:hint="default"/>
+        <w:rFonts w:ascii="Symbol" w:hAnsi="Symbol" w:cs="Symbol" w:hint="default" w:eastAsia="黑体"/>
       </w:rPr>
     </w:lvl>
     <w:lvl w:ilvl="1">
@@ -3465,7 +3764,7 @@
         <w:ind w:left="1440" w:hanging="360"/>
       </w:pPr>
       <w:rPr>
-        <w:rFonts w:ascii="Courier New" w:hAnsi="Courier New" w:cs="Courier New" w:hint="default"/>
+        <w:rFonts w:ascii="Courier New" w:hAnsi="Courier New" w:cs="Courier New" w:hint="default" w:eastAsia="黑体"/>
       </w:rPr>
     </w:lvl>
     <w:lvl w:ilvl="2">
@@ -3476,7 +3775,7 @@
         <w:ind w:left="2160" w:hanging="360"/>
       </w:pPr>
       <w:rPr>
-        <w:rFonts w:ascii="Wingdings" w:hAnsi="Wingdings" w:cs="Wingdings" w:hint="default"/>
+        <w:rFonts w:ascii="Wingdings" w:hAnsi="Wingdings" w:cs="Wingdings" w:hint="default" w:eastAsia="黑体"/>
       </w:rPr>
     </w:lvl>
     <w:lvl w:ilvl="3">
@@ -3487,7 +3786,7 @@
         <w:ind w:left="2880" w:hanging="360"/>
       </w:pPr>
       <w:rPr>
-        <w:rFonts w:ascii="Symbol" w:hAnsi="Symbol" w:cs="Symbol" w:hint="default"/>
+        <w:rFonts w:ascii="Symbol" w:hAnsi="Symbol" w:cs="Symbol" w:hint="default" w:eastAsia="黑体"/>
       </w:rPr>
     </w:lvl>
     <w:lvl w:ilvl="4">
@@ -3498,7 +3797,7 @@
         <w:ind w:left="3600" w:hanging="360"/>
       </w:pPr>
       <w:rPr>
-        <w:rFonts w:ascii="Courier New" w:hAnsi="Courier New" w:cs="Courier New" w:hint="default"/>
+        <w:rFonts w:ascii="Courier New" w:hAnsi="Courier New" w:cs="Courier New" w:hint="default" w:eastAsia="黑体"/>
       </w:rPr>
     </w:lvl>
     <w:lvl w:ilvl="5">
@@ -3509,7 +3808,7 @@
         <w:ind w:left="4320" w:hanging="360"/>
       </w:pPr>
       <w:rPr>
-        <w:rFonts w:ascii="Wingdings" w:hAnsi="Wingdings" w:cs="Wingdings" w:hint="default"/>
+        <w:rFonts w:ascii="Wingdings" w:hAnsi="Wingdings" w:cs="Wingdings" w:hint="default" w:eastAsia="黑体"/>
       </w:rPr>
     </w:lvl>
     <w:lvl w:ilvl="6">
@@ -3520,7 +3819,7 @@
         <w:ind w:left="5040" w:hanging="360"/>
       </w:pPr>
       <w:rPr>
-        <w:rFonts w:ascii="Symbol" w:hAnsi="Symbol" w:cs="Symbol" w:hint="default"/>
+        <w:rFonts w:ascii="Symbol" w:hAnsi="Symbol" w:cs="Symbol" w:hint="default" w:eastAsia="黑体"/>
       </w:rPr>
     </w:lvl>
     <w:lvl w:ilvl="7">
@@ -3531,7 +3830,7 @@
         <w:ind w:left="5760" w:hanging="360"/>
       </w:pPr>
       <w:rPr>
-        <w:rFonts w:ascii="Courier New" w:hAnsi="Courier New" w:cs="Courier New" w:hint="default"/>
+        <w:rFonts w:ascii="Courier New" w:hAnsi="Courier New" w:cs="Courier New" w:hint="default" w:eastAsia="黑体"/>
       </w:rPr>
     </w:lvl>
     <w:lvl w:ilvl="8">
@@ -3542,7 +3841,7 @@
         <w:ind w:left="6480" w:hanging="360"/>
       </w:pPr>
       <w:rPr>
-        <w:rFonts w:ascii="Wingdings" w:hAnsi="Wingdings" w:cs="Wingdings" w:hint="default"/>
+        <w:rFonts w:ascii="Wingdings" w:hAnsi="Wingdings" w:cs="Wingdings" w:hint="default" w:eastAsia="黑体"/>
       </w:rPr>
     </w:lvl>
   </w:abstractNum>
@@ -3598,11 +3897,11 @@
 </file>
 
 <file path=word/styles.xml><?xml version="1.0" encoding="utf-8"?>
-<w:styles xmlns:mc="http://schemas.openxmlformats.org/markup-compatibility/2006" xmlns:r="http://schemas.openxmlformats.org/officeDocument/2006/relationships" xmlns:w="http://schemas.openxmlformats.org/wordprocessingml/2006/main" xmlns:w14="http://schemas.microsoft.com/office/word/2010/wordml" mc:Ignorable="w14">
+<w:styles xmlns:mc="http://schemas.openxmlformats.org/markup-compatibility/2006" xmlns:w="http://schemas.openxmlformats.org/wordprocessingml/2006/main" xmlns:r="http://schemas.openxmlformats.org/officeDocument/2006/relationships" xmlns:w14="http://schemas.microsoft.com/office/word/2010/wordml" mc:Ignorable="w14">
   <w:docDefaults>
     <w:rPrDefault>
       <w:rPr>
-        <w:rFonts w:asciiTheme="minorHAnsi" w:cstheme="minorBidi" w:eastAsiaTheme="minorEastAsia" w:hAnsiTheme="minorHAnsi"/>
+        <w:rFonts w:asciiTheme="minorHAnsi" w:cstheme="minorBidi" w:hAnsiTheme="minorHAnsi" w:eastAsia="黑体"/>
         <w:sz w:val="22"/>
         <w:szCs w:val="22"/>
         <w:lang w:bidi="ar-SA" w:eastAsia="en-US" w:val="en-US"/>
@@ -3824,7 +4123,7 @@
       <w:outlineLvl w:val="0"/>
     </w:pPr>
     <w:rPr>
-      <w:rFonts w:ascii="Times New Roman" w:asciiTheme="majorHAnsi" w:cstheme="majorBidi" w:eastAsia="黑体" w:eastAsiaTheme="majorEastAsia" w:hAnsi="Times New Roman" w:hAnsiTheme="majorHAnsi"/>
+      <w:rFonts w:ascii="Times New Roman" w:asciiTheme="majorHAnsi" w:cstheme="majorBidi" w:eastAsia="黑体" w:hAnsi="Times New Roman" w:hAnsiTheme="majorHAnsi"/>
       <w:b/>
       <w:bCs/>
       <w:color w:val="1F3864"/>
@@ -3848,7 +4147,7 @@
       <w:outlineLvl w:val="1"/>
     </w:pPr>
     <w:rPr>
-      <w:rFonts w:ascii="Times New Roman" w:asciiTheme="majorHAnsi" w:cstheme="majorBidi" w:eastAsia="黑体" w:eastAsiaTheme="majorEastAsia" w:hAnsi="Times New Roman" w:hAnsiTheme="majorHAnsi"/>
+      <w:rFonts w:ascii="Times New Roman" w:asciiTheme="majorHAnsi" w:cstheme="majorBidi" w:eastAsia="黑体" w:hAnsi="Times New Roman" w:hAnsiTheme="majorHAnsi"/>
       <w:b/>
       <w:bCs/>
       <w:color w:val="2E4E7E"/>
@@ -3872,7 +4171,7 @@
       <w:outlineLvl w:val="2"/>
     </w:pPr>
     <w:rPr>
-      <w:rFonts w:ascii="Times New Roman" w:asciiTheme="majorHAnsi" w:cstheme="majorBidi" w:eastAsia="黑体" w:eastAsiaTheme="majorEastAsia" w:hAnsi="Times New Roman" w:hAnsiTheme="majorHAnsi"/>
+      <w:rFonts w:ascii="Times New Roman" w:asciiTheme="majorHAnsi" w:cstheme="majorBidi" w:eastAsia="黑体" w:hAnsi="Times New Roman" w:hAnsiTheme="majorHAnsi"/>
       <w:b/>
       <w:bCs/>
       <w:color w:val="2E4E7E"/>
@@ -3896,7 +4195,7 @@
       <w:outlineLvl w:val="3"/>
     </w:pPr>
     <w:rPr>
-      <w:rFonts w:ascii="Times New Roman" w:asciiTheme="majorHAnsi" w:cstheme="majorBidi" w:eastAsia="黑体" w:eastAsiaTheme="majorEastAsia" w:hAnsi="Times New Roman" w:hAnsiTheme="majorHAnsi"/>
+      <w:rFonts w:ascii="Times New Roman" w:asciiTheme="majorHAnsi" w:cstheme="majorBidi" w:eastAsia="黑体" w:hAnsi="Times New Roman" w:hAnsiTheme="majorHAnsi"/>
       <w:b/>
       <w:bCs/>
       <w:i/>
@@ -3922,7 +4221,7 @@
       <w:outlineLvl w:val="4"/>
     </w:pPr>
     <w:rPr>
-      <w:rFonts w:ascii="Times New Roman" w:asciiTheme="majorHAnsi" w:cstheme="majorBidi" w:eastAsia="黑体" w:eastAsiaTheme="majorEastAsia" w:hAnsi="Times New Roman" w:hAnsiTheme="majorHAnsi"/>
+      <w:rFonts w:ascii="Times New Roman" w:asciiTheme="majorHAnsi" w:cstheme="majorBidi" w:eastAsia="黑体" w:hAnsi="Times New Roman" w:hAnsiTheme="majorHAnsi"/>
       <w:b/>
       <w:color w:val="333333"/>
       <w:sz w:val="22"/>
@@ -3945,7 +4244,7 @@
       <w:outlineLvl w:val="5"/>
     </w:pPr>
     <w:rPr>
-      <w:rFonts w:asciiTheme="majorHAnsi" w:cstheme="majorBidi" w:eastAsiaTheme="majorEastAsia" w:hAnsiTheme="majorHAnsi"/>
+      <w:rFonts w:asciiTheme="majorHAnsi" w:cstheme="majorBidi" w:hAnsiTheme="majorHAnsi" w:eastAsia="黑体"/>
       <w:i/>
       <w:iCs/>
       <w:color w:themeColor="accent1" w:themeShade="7F" w:val="243F60"/>
@@ -3968,7 +4267,7 @@
       <w:outlineLvl w:val="6"/>
     </w:pPr>
     <w:rPr>
-      <w:rFonts w:asciiTheme="majorHAnsi" w:cstheme="majorBidi" w:eastAsiaTheme="majorEastAsia" w:hAnsiTheme="majorHAnsi"/>
+      <w:rFonts w:asciiTheme="majorHAnsi" w:cstheme="majorBidi" w:hAnsiTheme="majorHAnsi" w:eastAsia="黑体"/>
       <w:i/>
       <w:iCs/>
       <w:color w:themeColor="text1" w:themeTint="BF" w:val="404040"/>
@@ -3991,7 +4290,7 @@
       <w:outlineLvl w:val="7"/>
     </w:pPr>
     <w:rPr>
-      <w:rFonts w:asciiTheme="majorHAnsi" w:cstheme="majorBidi" w:eastAsiaTheme="majorEastAsia" w:hAnsiTheme="majorHAnsi"/>
+      <w:rFonts w:asciiTheme="majorHAnsi" w:cstheme="majorBidi" w:hAnsiTheme="majorHAnsi" w:eastAsia="黑体"/>
       <w:color w:themeColor="accent1" w:val="4F81BD"/>
       <w:sz w:val="20"/>
       <w:szCs w:val="20"/>
@@ -4014,7 +4313,7 @@
       <w:outlineLvl w:val="8"/>
     </w:pPr>
     <w:rPr>
-      <w:rFonts w:asciiTheme="majorHAnsi" w:cstheme="majorBidi" w:eastAsiaTheme="majorEastAsia" w:hAnsiTheme="majorHAnsi"/>
+      <w:rFonts w:asciiTheme="majorHAnsi" w:cstheme="majorBidi" w:hAnsiTheme="majorHAnsi" w:eastAsia="黑体"/>
       <w:i/>
       <w:iCs/>
       <w:color w:themeColor="text1" w:themeTint="BF" w:val="404040"/>
@@ -4065,7 +4364,7 @@
     <w:uiPriority w:val="9"/>
     <w:rsid w:val="00FC693F"/>
     <w:rPr>
-      <w:rFonts w:asciiTheme="majorHAnsi" w:cstheme="majorBidi" w:eastAsiaTheme="majorEastAsia" w:hAnsiTheme="majorHAnsi"/>
+      <w:rFonts w:asciiTheme="majorHAnsi" w:cstheme="majorBidi" w:hAnsiTheme="majorHAnsi" w:eastAsia="黑体"/>
       <w:b/>
       <w:bCs/>
       <w:color w:themeColor="accent1" w:themeShade="BF" w:val="365F91"/>
@@ -4080,7 +4379,7 @@
     <w:uiPriority w:val="9"/>
     <w:rsid w:val="00FC693F"/>
     <w:rPr>
-      <w:rFonts w:asciiTheme="majorHAnsi" w:cstheme="majorBidi" w:eastAsiaTheme="majorEastAsia" w:hAnsiTheme="majorHAnsi"/>
+      <w:rFonts w:asciiTheme="majorHAnsi" w:cstheme="majorBidi" w:hAnsiTheme="majorHAnsi" w:eastAsia="黑体"/>
       <w:b/>
       <w:bCs/>
       <w:color w:themeColor="accent1" w:val="4F81BD"/>
@@ -4095,7 +4394,7 @@
     <w:uiPriority w:val="9"/>
     <w:rsid w:val="00FC693F"/>
     <w:rPr>
-      <w:rFonts w:asciiTheme="majorHAnsi" w:cstheme="majorBidi" w:eastAsiaTheme="majorEastAsia" w:hAnsiTheme="majorHAnsi"/>
+      <w:rFonts w:asciiTheme="majorHAnsi" w:cstheme="majorBidi" w:hAnsiTheme="majorHAnsi" w:eastAsia="黑体"/>
       <w:b/>
       <w:bCs/>
       <w:color w:themeColor="accent1" w:val="4F81BD"/>
@@ -4118,7 +4417,7 @@
       <w:contextualSpacing/>
     </w:pPr>
     <w:rPr>
-      <w:rFonts w:ascii="Times New Roman" w:asciiTheme="majorHAnsi" w:cstheme="majorBidi" w:eastAsia="黑体" w:eastAsiaTheme="majorEastAsia" w:hAnsi="Times New Roman" w:hAnsiTheme="majorHAnsi"/>
+      <w:rFonts w:ascii="Times New Roman" w:asciiTheme="majorHAnsi" w:cstheme="majorBidi" w:eastAsia="黑体" w:hAnsi="Times New Roman" w:hAnsiTheme="majorHAnsi"/>
       <w:b/>
       <w:color w:val="1F3864"/>
       <w:spacing w:val="5"/>
@@ -4134,7 +4433,7 @@
     <w:uiPriority w:val="10"/>
     <w:rsid w:val="00FC693F"/>
     <w:rPr>
-      <w:rFonts w:asciiTheme="majorHAnsi" w:cstheme="majorBidi" w:eastAsiaTheme="majorEastAsia" w:hAnsiTheme="majorHAnsi"/>
+      <w:rFonts w:asciiTheme="majorHAnsi" w:cstheme="majorBidi" w:hAnsiTheme="majorHAnsi" w:eastAsia="黑体"/>
       <w:color w:themeColor="text2" w:themeShade="BF" w:val="17365D"/>
       <w:spacing w:val="5"/>
       <w:kern w:val="28"/>
@@ -4156,7 +4455,7 @@
       </w:numPr>
     </w:pPr>
     <w:rPr>
-      <w:rFonts w:asciiTheme="majorHAnsi" w:cstheme="majorBidi" w:eastAsiaTheme="majorEastAsia" w:hAnsiTheme="majorHAnsi"/>
+      <w:rFonts w:asciiTheme="majorHAnsi" w:cstheme="majorBidi" w:hAnsiTheme="majorHAnsi" w:eastAsia="黑体"/>
       <w:i/>
       <w:iCs/>
       <w:color w:themeColor="accent1" w:val="4F81BD"/>
@@ -4172,7 +4471,7 @@
     <w:uiPriority w:val="11"/>
     <w:rsid w:val="00FC693F"/>
     <w:rPr>
-      <w:rFonts w:asciiTheme="majorHAnsi" w:cstheme="majorBidi" w:eastAsiaTheme="majorEastAsia" w:hAnsiTheme="majorHAnsi"/>
+      <w:rFonts w:asciiTheme="majorHAnsi" w:cstheme="majorBidi" w:hAnsiTheme="majorHAnsi" w:eastAsia="黑体"/>
       <w:i/>
       <w:iCs/>
       <w:color w:themeColor="accent1" w:val="4F81BD"/>
@@ -4239,6 +4538,7 @@
       <w:spacing w:after="120"/>
     </w:pPr>
     <w:rPr>
+      <w:rFonts w:eastAsia="黑体"/>
       <w:sz w:val="16"/>
       <w:szCs w:val="16"/>
     </w:rPr>
@@ -4250,6 +4550,7 @@
     <w:uiPriority w:val="99"/>
     <w:rsid w:val="00AA1D8D"/>
     <w:rPr>
+      <w:rFonts w:eastAsia="黑体"/>
       <w:sz w:val="16"/>
       <w:szCs w:val="16"/>
     </w:rPr>
@@ -4419,7 +4720,7 @@
       </w:tabs>
     </w:pPr>
     <w:rPr>
-      <w:rFonts w:ascii="Courier" w:hAnsi="Courier"/>
+      <w:rFonts w:ascii="Courier" w:hAnsi="Courier" w:eastAsia="黑体"/>
       <w:sz w:val="20"/>
       <w:szCs w:val="20"/>
     </w:rPr>
@@ -4431,7 +4732,7 @@
     <w:uiPriority w:val="99"/>
     <w:rsid w:val="0029639D"/>
     <w:rPr>
-      <w:rFonts w:ascii="Courier" w:hAnsi="Courier"/>
+      <w:rFonts w:ascii="Courier" w:hAnsi="Courier" w:eastAsia="黑体"/>
       <w:sz w:val="20"/>
       <w:szCs w:val="20"/>
     </w:rPr>
@@ -4467,6 +4768,7 @@
     <w:uiPriority w:val="29"/>
     <w:rsid w:val="00FC693F"/>
     <w:rPr>
+      <w:rFonts w:eastAsia="黑体"/>
       <w:i/>
       <w:iCs/>
       <w:color w:themeColor="text1" w:val="000000"/>
@@ -4480,7 +4782,7 @@
     <w:semiHidden/>
     <w:rsid w:val="00FC693F"/>
     <w:rPr>
-      <w:rFonts w:asciiTheme="majorHAnsi" w:cstheme="majorBidi" w:eastAsiaTheme="majorEastAsia" w:hAnsiTheme="majorHAnsi"/>
+      <w:rFonts w:asciiTheme="majorHAnsi" w:cstheme="majorBidi" w:hAnsiTheme="majorHAnsi" w:eastAsia="黑体"/>
       <w:b/>
       <w:bCs/>
       <w:i/>
@@ -4496,7 +4798,7 @@
     <w:semiHidden/>
     <w:rsid w:val="00FC693F"/>
     <w:rPr>
-      <w:rFonts w:asciiTheme="majorHAnsi" w:cstheme="majorBidi" w:eastAsiaTheme="majorEastAsia" w:hAnsiTheme="majorHAnsi"/>
+      <w:rFonts w:asciiTheme="majorHAnsi" w:cstheme="majorBidi" w:hAnsiTheme="majorHAnsi" w:eastAsia="黑体"/>
       <w:color w:themeColor="accent1" w:themeShade="7F" w:val="243F60"/>
     </w:rPr>
   </w:style>
@@ -4508,7 +4810,7 @@
     <w:semiHidden/>
     <w:rsid w:val="00FC693F"/>
     <w:rPr>
-      <w:rFonts w:asciiTheme="majorHAnsi" w:cstheme="majorBidi" w:eastAsiaTheme="majorEastAsia" w:hAnsiTheme="majorHAnsi"/>
+      <w:rFonts w:asciiTheme="majorHAnsi" w:cstheme="majorBidi" w:hAnsiTheme="majorHAnsi" w:eastAsia="黑体"/>
       <w:i/>
       <w:iCs/>
       <w:color w:themeColor="accent1" w:themeShade="7F" w:val="243F60"/>
@@ -4522,7 +4824,7 @@
     <w:semiHidden/>
     <w:rsid w:val="00FC693F"/>
     <w:rPr>
-      <w:rFonts w:asciiTheme="majorHAnsi" w:cstheme="majorBidi" w:eastAsiaTheme="majorEastAsia" w:hAnsiTheme="majorHAnsi"/>
+      <w:rFonts w:asciiTheme="majorHAnsi" w:cstheme="majorBidi" w:hAnsiTheme="majorHAnsi" w:eastAsia="黑体"/>
       <w:i/>
       <w:iCs/>
       <w:color w:themeColor="text1" w:themeTint="BF" w:val="404040"/>
@@ -4536,7 +4838,7 @@
     <w:semiHidden/>
     <w:rsid w:val="00FC693F"/>
     <w:rPr>
-      <w:rFonts w:asciiTheme="majorHAnsi" w:cstheme="majorBidi" w:eastAsiaTheme="majorEastAsia" w:hAnsiTheme="majorHAnsi"/>
+      <w:rFonts w:asciiTheme="majorHAnsi" w:cstheme="majorBidi" w:hAnsiTheme="majorHAnsi" w:eastAsia="黑体"/>
       <w:color w:themeColor="accent1" w:val="4F81BD"/>
       <w:sz w:val="20"/>
       <w:szCs w:val="20"/>
@@ -4550,7 +4852,7 @@
     <w:semiHidden/>
     <w:rsid w:val="00FC693F"/>
     <w:rPr>
-      <w:rFonts w:asciiTheme="majorHAnsi" w:cstheme="majorBidi" w:eastAsiaTheme="majorEastAsia" w:hAnsiTheme="majorHAnsi"/>
+      <w:rFonts w:asciiTheme="majorHAnsi" w:cstheme="majorBidi" w:hAnsiTheme="majorHAnsi" w:eastAsia="黑体"/>
       <w:i/>
       <w:iCs/>
       <w:color w:themeColor="text1" w:themeTint="BF" w:val="404040"/>
@@ -4571,6 +4873,7 @@
       <w:spacing w:line="240" w:lineRule="auto"/>
     </w:pPr>
     <w:rPr>
+      <w:rFonts w:eastAsia="黑体"/>
       <w:b/>
       <w:bCs/>
       <w:color w:themeColor="accent1" w:val="4F81BD"/>
@@ -4585,6 +4888,7 @@
     <w:qFormat/>
     <w:rsid w:val="00FC693F"/>
     <w:rPr>
+      <w:rFonts w:eastAsia="黑体"/>
       <w:b/>
       <w:bCs/>
     </w:rPr>
@@ -4596,6 +4900,7 @@
     <w:qFormat/>
     <w:rsid w:val="00FC693F"/>
     <w:rPr>
+      <w:rFonts w:eastAsia="黑体"/>
       <w:i/>
       <w:iCs/>
     </w:rPr>
@@ -4616,6 +4921,7 @@
       <w:ind w:left="936" w:right="936"/>
     </w:pPr>
     <w:rPr>
+      <w:rFonts w:eastAsia="黑体"/>
       <w:b/>
       <w:bCs/>
       <w:i/>
@@ -4630,6 +4936,7 @@
     <w:uiPriority w:val="30"/>
     <w:rsid w:val="00FC693F"/>
     <w:rPr>
+      <w:rFonts w:eastAsia="黑体"/>
       <w:b/>
       <w:bCs/>
       <w:i/>
@@ -4644,6 +4951,7 @@
     <w:qFormat/>
     <w:rsid w:val="00FC693F"/>
     <w:rPr>
+      <w:rFonts w:eastAsia="黑体"/>
       <w:i/>
       <w:iCs/>
       <w:color w:themeColor="text1" w:themeTint="7F" w:val="808080"/>
@@ -4656,6 +4964,7 @@
     <w:qFormat/>
     <w:rsid w:val="00FC693F"/>
     <w:rPr>
+      <w:rFonts w:eastAsia="黑体"/>
       <w:b/>
       <w:bCs/>
       <w:i/>
@@ -4670,6 +4979,7 @@
     <w:qFormat/>
     <w:rsid w:val="00FC693F"/>
     <w:rPr>
+      <w:rFonts w:eastAsia="黑体"/>
       <w:smallCaps/>
       <w:color w:themeColor="accent2" w:val="C0504D"/>
       <w:u w:val="single"/>
@@ -4682,6 +4992,7 @@
     <w:qFormat/>
     <w:rsid w:val="00FC693F"/>
     <w:rPr>
+      <w:rFonts w:eastAsia="黑体"/>
       <w:b/>
       <w:bCs/>
       <w:smallCaps/>
@@ -4697,6 +5008,7 @@
     <w:qFormat/>
     <w:rsid w:val="00FC693F"/>
     <w:rPr>
+      <w:rFonts w:eastAsia="黑体"/>
       <w:b/>
       <w:bCs/>
       <w:smallCaps/>
@@ -4751,6 +5063,7 @@
       <w:spacing w:after="0" w:line="240" w:lineRule="auto"/>
     </w:pPr>
     <w:rPr>
+      <w:rFonts w:eastAsia="黑体"/>
       <w:color w:themeColor="text1" w:themeShade="BF" w:val="000000"/>
     </w:rPr>
     <w:tblPr>
@@ -4773,6 +5086,7 @@
         <w:spacing w:after="0" w:before="0" w:line="240" w:lineRule="auto"/>
       </w:pPr>
       <w:rPr>
+        <w:rFonts w:eastAsia="黑体"/>
         <w:b/>
         <w:bCs/>
       </w:rPr>
@@ -4793,6 +5107,7 @@
         <w:spacing w:after="0" w:before="0" w:line="240" w:lineRule="auto"/>
       </w:pPr>
       <w:rPr>
+        <w:rFonts w:eastAsia="黑体"/>
         <w:b/>
         <w:bCs/>
       </w:rPr>
@@ -4810,12 +5125,14 @@
     </w:tblStylePr>
     <w:tblStylePr w:type="firstCol">
       <w:rPr>
+        <w:rFonts w:eastAsia="黑体"/>
         <w:b/>
         <w:bCs/>
       </w:rPr>
     </w:tblStylePr>
     <w:tblStylePr w:type="lastCol">
       <w:rPr>
+        <w:rFonts w:eastAsia="黑体"/>
         <w:b/>
         <w:bCs/>
       </w:rPr>
@@ -4854,6 +5171,7 @@
       <w:spacing w:after="0" w:line="240" w:lineRule="auto"/>
     </w:pPr>
     <w:rPr>
+      <w:rFonts w:eastAsia="黑体"/>
       <w:color w:themeColor="accent1" w:themeShade="BF" w:val="365F91"/>
     </w:rPr>
     <w:tblPr>
@@ -4876,6 +5194,7 @@
         <w:spacing w:after="0" w:before="0" w:line="240" w:lineRule="auto"/>
       </w:pPr>
       <w:rPr>
+        <w:rFonts w:eastAsia="黑体"/>
         <w:b/>
         <w:bCs/>
       </w:rPr>
@@ -4896,6 +5215,7 @@
         <w:spacing w:after="0" w:before="0" w:line="240" w:lineRule="auto"/>
       </w:pPr>
       <w:rPr>
+        <w:rFonts w:eastAsia="黑体"/>
         <w:b/>
         <w:bCs/>
       </w:rPr>
@@ -4913,12 +5233,14 @@
     </w:tblStylePr>
     <w:tblStylePr w:type="firstCol">
       <w:rPr>
+        <w:rFonts w:eastAsia="黑体"/>
         <w:b/>
         <w:bCs/>
       </w:rPr>
     </w:tblStylePr>
     <w:tblStylePr w:type="lastCol">
       <w:rPr>
+        <w:rFonts w:eastAsia="黑体"/>
         <w:b/>
         <w:bCs/>
       </w:rPr>
@@ -4957,6 +5279,7 @@
       <w:spacing w:after="0" w:line="240" w:lineRule="auto"/>
     </w:pPr>
     <w:rPr>
+      <w:rFonts w:eastAsia="黑体"/>
       <w:color w:themeColor="accent2" w:themeShade="BF" w:val="943634"/>
     </w:rPr>
     <w:tblPr>
@@ -4979,6 +5302,7 @@
         <w:spacing w:after="0" w:before="0" w:line="240" w:lineRule="auto"/>
       </w:pPr>
       <w:rPr>
+        <w:rFonts w:eastAsia="黑体"/>
         <w:b/>
         <w:bCs/>
       </w:rPr>
@@ -4999,6 +5323,7 @@
         <w:spacing w:after="0" w:before="0" w:line="240" w:lineRule="auto"/>
       </w:pPr>
       <w:rPr>
+        <w:rFonts w:eastAsia="黑体"/>
         <w:b/>
         <w:bCs/>
       </w:rPr>
@@ -5016,12 +5341,14 @@
     </w:tblStylePr>
     <w:tblStylePr w:type="firstCol">
       <w:rPr>
+        <w:rFonts w:eastAsia="黑体"/>
         <w:b/>
         <w:bCs/>
       </w:rPr>
     </w:tblStylePr>
     <w:tblStylePr w:type="lastCol">
       <w:rPr>
+        <w:rFonts w:eastAsia="黑体"/>
         <w:b/>
         <w:bCs/>
       </w:rPr>
@@ -5060,6 +5387,7 @@
       <w:spacing w:after="0" w:line="240" w:lineRule="auto"/>
     </w:pPr>
     <w:rPr>
+      <w:rFonts w:eastAsia="黑体"/>
       <w:color w:themeColor="accent3" w:themeShade="BF" w:val="76923C"/>
     </w:rPr>
     <w:tblPr>
@@ -5082,6 +5410,7 @@
         <w:spacing w:after="0" w:before="0" w:line="240" w:lineRule="auto"/>
       </w:pPr>
       <w:rPr>
+        <w:rFonts w:eastAsia="黑体"/>
         <w:b/>
         <w:bCs/>
       </w:rPr>
@@ -5102,6 +5431,7 @@
         <w:spacing w:after="0" w:before="0" w:line="240" w:lineRule="auto"/>
       </w:pPr>
       <w:rPr>
+        <w:rFonts w:eastAsia="黑体"/>
         <w:b/>
         <w:bCs/>
       </w:rPr>
@@ -5119,12 +5449,14 @@
     </w:tblStylePr>
     <w:tblStylePr w:type="firstCol">
       <w:rPr>
+        <w:rFonts w:eastAsia="黑体"/>
         <w:b/>
         <w:bCs/>
       </w:rPr>
     </w:tblStylePr>
     <w:tblStylePr w:type="lastCol">
       <w:rPr>
+        <w:rFonts w:eastAsia="黑体"/>
         <w:b/>
         <w:bCs/>
       </w:rPr>
@@ -5163,6 +5495,7 @@
       <w:spacing w:after="0" w:line="240" w:lineRule="auto"/>
     </w:pPr>
     <w:rPr>
+      <w:rFonts w:eastAsia="黑体"/>
       <w:color w:themeColor="accent4" w:themeShade="BF" w:val="5F497A"/>
     </w:rPr>
     <w:tblPr>
@@ -5185,6 +5518,7 @@
         <w:spacing w:after="0" w:before="0" w:line="240" w:lineRule="auto"/>
       </w:pPr>
       <w:rPr>
+        <w:rFonts w:eastAsia="黑体"/>
         <w:b/>
         <w:bCs/>
       </w:rPr>
@@ -5205,6 +5539,7 @@
         <w:spacing w:after="0" w:before="0" w:line="240" w:lineRule="auto"/>
       </w:pPr>
       <w:rPr>
+        <w:rFonts w:eastAsia="黑体"/>
         <w:b/>
         <w:bCs/>
       </w:rPr>
@@ -5222,12 +5557,14 @@
     </w:tblStylePr>
     <w:tblStylePr w:type="firstCol">
       <w:rPr>
+        <w:rFonts w:eastAsia="黑体"/>
         <w:b/>
         <w:bCs/>
       </w:rPr>
     </w:tblStylePr>
     <w:tblStylePr w:type="lastCol">
       <w:rPr>
+        <w:rFonts w:eastAsia="黑体"/>
         <w:b/>
         <w:bCs/>
       </w:rPr>
@@ -5266,6 +5603,7 @@
       <w:spacing w:after="0" w:line="240" w:lineRule="auto"/>
     </w:pPr>
     <w:rPr>
+      <w:rFonts w:eastAsia="黑体"/>
       <w:color w:themeColor="accent5" w:themeShade="BF" w:val="31849B"/>
     </w:rPr>
     <w:tblPr>
@@ -5288,6 +5626,7 @@
         <w:spacing w:after="0" w:before="0" w:line="240" w:lineRule="auto"/>
       </w:pPr>
       <w:rPr>
+        <w:rFonts w:eastAsia="黑体"/>
         <w:b/>
         <w:bCs/>
       </w:rPr>
@@ -5308,6 +5647,7 @@
         <w:spacing w:after="0" w:before="0" w:line="240" w:lineRule="auto"/>
       </w:pPr>
       <w:rPr>
+        <w:rFonts w:eastAsia="黑体"/>
         <w:b/>
         <w:bCs/>
       </w:rPr>
@@ -5325,12 +5665,14 @@
     </w:tblStylePr>
     <w:tblStylePr w:type="firstCol">
       <w:rPr>
+        <w:rFonts w:eastAsia="黑体"/>
         <w:b/>
         <w:bCs/>
       </w:rPr>
     </w:tblStylePr>
     <w:tblStylePr w:type="lastCol">
       <w:rPr>
+        <w:rFonts w:eastAsia="黑体"/>
         <w:b/>
         <w:bCs/>
       </w:rPr>
@@ -5369,6 +5711,7 @@
       <w:spacing w:after="0" w:line="240" w:lineRule="auto"/>
     </w:pPr>
     <w:rPr>
+      <w:rFonts w:eastAsia="黑体"/>
       <w:color w:themeColor="accent6" w:themeShade="BF" w:val="E36C0A"/>
     </w:rPr>
     <w:tblPr>
@@ -5391,6 +5734,7 @@
         <w:spacing w:after="0" w:before="0" w:line="240" w:lineRule="auto"/>
       </w:pPr>
       <w:rPr>
+        <w:rFonts w:eastAsia="黑体"/>
         <w:b/>
         <w:bCs/>
       </w:rPr>
@@ -5411,6 +5755,7 @@
         <w:spacing w:after="0" w:before="0" w:line="240" w:lineRule="auto"/>
       </w:pPr>
       <w:rPr>
+        <w:rFonts w:eastAsia="黑体"/>
         <w:b/>
         <w:bCs/>
       </w:rPr>
@@ -5428,12 +5773,14 @@
     </w:tblStylePr>
     <w:tblStylePr w:type="firstCol">
       <w:rPr>
+        <w:rFonts w:eastAsia="黑体"/>
         <w:b/>
         <w:bCs/>
       </w:rPr>
     </w:tblStylePr>
     <w:tblStylePr w:type="lastCol">
       <w:rPr>
+        <w:rFonts w:eastAsia="黑体"/>
         <w:b/>
         <w:bCs/>
       </w:rPr>
@@ -5493,6 +5840,7 @@
         <w:spacing w:after="0" w:before="0" w:line="240" w:lineRule="auto"/>
       </w:pPr>
       <w:rPr>
+        <w:rFonts w:eastAsia="黑体"/>
         <w:b/>
         <w:bCs/>
         <w:color w:themeColor="background1" w:val="FFFFFF"/>
@@ -5507,6 +5855,7 @@
         <w:spacing w:after="0" w:before="0" w:line="240" w:lineRule="auto"/>
       </w:pPr>
       <w:rPr>
+        <w:rFonts w:eastAsia="黑体"/>
         <w:b/>
         <w:bCs/>
       </w:rPr>
@@ -5522,12 +5871,14 @@
     </w:tblStylePr>
     <w:tblStylePr w:type="firstCol">
       <w:rPr>
+        <w:rFonts w:eastAsia="黑体"/>
         <w:b/>
         <w:bCs/>
       </w:rPr>
     </w:tblStylePr>
     <w:tblStylePr w:type="lastCol">
       <w:rPr>
+        <w:rFonts w:eastAsia="黑体"/>
         <w:b/>
         <w:bCs/>
       </w:rPr>
@@ -5585,6 +5936,7 @@
         <w:spacing w:after="0" w:before="0" w:line="240" w:lineRule="auto"/>
       </w:pPr>
       <w:rPr>
+        <w:rFonts w:eastAsia="黑体"/>
         <w:b/>
         <w:bCs/>
         <w:color w:themeColor="background1" w:val="FFFFFF"/>
@@ -5599,6 +5951,7 @@
         <w:spacing w:after="0" w:before="0" w:line="240" w:lineRule="auto"/>
       </w:pPr>
       <w:rPr>
+        <w:rFonts w:eastAsia="黑体"/>
         <w:b/>
         <w:bCs/>
       </w:rPr>
@@ -5614,12 +5967,14 @@
     </w:tblStylePr>
     <w:tblStylePr w:type="firstCol">
       <w:rPr>
+        <w:rFonts w:eastAsia="黑体"/>
         <w:b/>
         <w:bCs/>
       </w:rPr>
     </w:tblStylePr>
     <w:tblStylePr w:type="lastCol">
       <w:rPr>
+        <w:rFonts w:eastAsia="黑体"/>
         <w:b/>
         <w:bCs/>
       </w:rPr>
@@ -5677,6 +6032,7 @@
         <w:spacing w:after="0" w:before="0" w:line="240" w:lineRule="auto"/>
       </w:pPr>
       <w:rPr>
+        <w:rFonts w:eastAsia="黑体"/>
         <w:b/>
         <w:bCs/>
         <w:color w:themeColor="background1" w:val="FFFFFF"/>
@@ -5691,6 +6047,7 @@
         <w:spacing w:after="0" w:before="0" w:line="240" w:lineRule="auto"/>
       </w:pPr>
       <w:rPr>
+        <w:rFonts w:eastAsia="黑体"/>
         <w:b/>
         <w:bCs/>
       </w:rPr>
@@ -5706,12 +6063,14 @@
     </w:tblStylePr>
     <w:tblStylePr w:type="firstCol">
       <w:rPr>
+        <w:rFonts w:eastAsia="黑体"/>
         <w:b/>
         <w:bCs/>
       </w:rPr>
     </w:tblStylePr>
     <w:tblStylePr w:type="lastCol">
       <w:rPr>
+        <w:rFonts w:eastAsia="黑体"/>
         <w:b/>
         <w:bCs/>
       </w:rPr>
@@ -5769,6 +6128,7 @@
         <w:spacing w:after="0" w:before="0" w:line="240" w:lineRule="auto"/>
       </w:pPr>
       <w:rPr>
+        <w:rFonts w:eastAsia="黑体"/>
         <w:b/>
         <w:bCs/>
         <w:color w:themeColor="background1" w:val="FFFFFF"/>
@@ -5783,6 +6143,7 @@
         <w:spacing w:after="0" w:before="0" w:line="240" w:lineRule="auto"/>
       </w:pPr>
       <w:rPr>
+        <w:rFonts w:eastAsia="黑体"/>
         <w:b/>
         <w:bCs/>
       </w:rPr>
@@ -5798,12 +6159,14 @@
     </w:tblStylePr>
     <w:tblStylePr w:type="firstCol">
       <w:rPr>
+        <w:rFonts w:eastAsia="黑体"/>
         <w:b/>
         <w:bCs/>
       </w:rPr>
     </w:tblStylePr>
     <w:tblStylePr w:type="lastCol">
       <w:rPr>
+        <w:rFonts w:eastAsia="黑体"/>
         <w:b/>
         <w:bCs/>
       </w:rPr>
@@ -5861,6 +6224,7 @@
         <w:spacing w:after="0" w:before="0" w:line="240" w:lineRule="auto"/>
       </w:pPr>
       <w:rPr>
+        <w:rFonts w:eastAsia="黑体"/>
         <w:b/>
         <w:bCs/>
         <w:color w:themeColor="background1" w:val="FFFFFF"/>
@@ -5875,6 +6239,7 @@
         <w:spacing w:after="0" w:before="0" w:line="240" w:lineRule="auto"/>
       </w:pPr>
       <w:rPr>
+        <w:rFonts w:eastAsia="黑体"/>
         <w:b/>
         <w:bCs/>
       </w:rPr>
@@ -5890,12 +6255,14 @@
     </w:tblStylePr>
     <w:tblStylePr w:type="firstCol">
       <w:rPr>
+        <w:rFonts w:eastAsia="黑体"/>
         <w:b/>
         <w:bCs/>
       </w:rPr>
     </w:tblStylePr>
     <w:tblStylePr w:type="lastCol">
       <w:rPr>
+        <w:rFonts w:eastAsia="黑体"/>
         <w:b/>
         <w:bCs/>
       </w:rPr>
@@ -5953,6 +6320,7 @@
         <w:spacing w:after="0" w:before="0" w:line="240" w:lineRule="auto"/>
       </w:pPr>
       <w:rPr>
+        <w:rFonts w:eastAsia="黑体"/>
         <w:b/>
         <w:bCs/>
         <w:color w:themeColor="background1" w:val="FFFFFF"/>
@@ -5967,6 +6335,7 @@
         <w:spacing w:after="0" w:before="0" w:line="240" w:lineRule="auto"/>
       </w:pPr>
       <w:rPr>
+        <w:rFonts w:eastAsia="黑体"/>
         <w:b/>
         <w:bCs/>
       </w:rPr>
@@ -5982,12 +6351,14 @@
     </w:tblStylePr>
     <w:tblStylePr w:type="firstCol">
       <w:rPr>
+        <w:rFonts w:eastAsia="黑体"/>
         <w:b/>
         <w:bCs/>
       </w:rPr>
     </w:tblStylePr>
     <w:tblStylePr w:type="lastCol">
       <w:rPr>
+        <w:rFonts w:eastAsia="黑体"/>
         <w:b/>
         <w:bCs/>
       </w:rPr>
@@ -6045,6 +6416,7 @@
         <w:spacing w:after="0" w:before="0" w:line="240" w:lineRule="auto"/>
       </w:pPr>
       <w:rPr>
+        <w:rFonts w:eastAsia="黑体"/>
         <w:b/>
         <w:bCs/>
         <w:color w:themeColor="background1" w:val="FFFFFF"/>
@@ -6059,6 +6431,7 @@
         <w:spacing w:after="0" w:before="0" w:line="240" w:lineRule="auto"/>
       </w:pPr>
       <w:rPr>
+        <w:rFonts w:eastAsia="黑体"/>
         <w:b/>
         <w:bCs/>
       </w:rPr>
@@ -6074,12 +6447,14 @@
     </w:tblStylePr>
     <w:tblStylePr w:type="firstCol">
       <w:rPr>
+        <w:rFonts w:eastAsia="黑体"/>
         <w:b/>
         <w:bCs/>
       </w:rPr>
     </w:tblStylePr>
     <w:tblStylePr w:type="lastCol">
       <w:rPr>
+        <w:rFonts w:eastAsia="黑体"/>
         <w:b/>
         <w:bCs/>
       </w:rPr>
@@ -6139,7 +6514,7 @@
         <w:spacing w:after="0" w:before="0" w:line="240" w:lineRule="auto"/>
       </w:pPr>
       <w:rPr>
-        <w:rFonts w:asciiTheme="majorHAnsi" w:cstheme="majorBidi" w:eastAsiaTheme="majorEastAsia" w:hAnsiTheme="majorHAnsi"/>
+        <w:rFonts w:asciiTheme="majorHAnsi" w:cstheme="majorBidi" w:hAnsiTheme="majorHAnsi" w:eastAsia="黑体"/>
         <w:b/>
         <w:bCs/>
       </w:rPr>
@@ -6160,7 +6535,7 @@
         <w:spacing w:after="0" w:before="0" w:line="240" w:lineRule="auto"/>
       </w:pPr>
       <w:rPr>
-        <w:rFonts w:asciiTheme="majorHAnsi" w:cstheme="majorBidi" w:eastAsiaTheme="majorEastAsia" w:hAnsiTheme="majorHAnsi"/>
+        <w:rFonts w:asciiTheme="majorHAnsi" w:cstheme="majorBidi" w:hAnsiTheme="majorHAnsi" w:eastAsia="黑体"/>
         <w:b/>
         <w:bCs/>
       </w:rPr>
@@ -6178,14 +6553,14 @@
     </w:tblStylePr>
     <w:tblStylePr w:type="firstCol">
       <w:rPr>
-        <w:rFonts w:asciiTheme="majorHAnsi" w:cstheme="majorBidi" w:eastAsiaTheme="majorEastAsia" w:hAnsiTheme="majorHAnsi"/>
+        <w:rFonts w:asciiTheme="majorHAnsi" w:cstheme="majorBidi" w:hAnsiTheme="majorHAnsi" w:eastAsia="黑体"/>
         <w:b/>
         <w:bCs/>
       </w:rPr>
     </w:tblStylePr>
     <w:tblStylePr w:type="lastCol">
       <w:rPr>
-        <w:rFonts w:asciiTheme="majorHAnsi" w:cstheme="majorBidi" w:eastAsiaTheme="majorEastAsia" w:hAnsiTheme="majorHAnsi"/>
+        <w:rFonts w:asciiTheme="majorHAnsi" w:cstheme="majorBidi" w:hAnsiTheme="majorHAnsi" w:eastAsia="黑体"/>
         <w:b/>
         <w:bCs/>
       </w:rPr>
@@ -6269,7 +6644,7 @@
         <w:spacing w:after="0" w:before="0" w:line="240" w:lineRule="auto"/>
       </w:pPr>
       <w:rPr>
-        <w:rFonts w:asciiTheme="majorHAnsi" w:cstheme="majorBidi" w:eastAsiaTheme="majorEastAsia" w:hAnsiTheme="majorHAnsi"/>
+        <w:rFonts w:asciiTheme="majorHAnsi" w:cstheme="majorBidi" w:hAnsiTheme="majorHAnsi" w:eastAsia="黑体"/>
         <w:b/>
         <w:bCs/>
       </w:rPr>
@@ -6290,7 +6665,7 @@
         <w:spacing w:after="0" w:before="0" w:line="240" w:lineRule="auto"/>
       </w:pPr>
       <w:rPr>
-        <w:rFonts w:asciiTheme="majorHAnsi" w:cstheme="majorBidi" w:eastAsiaTheme="majorEastAsia" w:hAnsiTheme="majorHAnsi"/>
+        <w:rFonts w:asciiTheme="majorHAnsi" w:cstheme="majorBidi" w:hAnsiTheme="majorHAnsi" w:eastAsia="黑体"/>
         <w:b/>
         <w:bCs/>
       </w:rPr>
@@ -6308,14 +6683,14 @@
     </w:tblStylePr>
     <w:tblStylePr w:type="firstCol">
       <w:rPr>
-        <w:rFonts w:asciiTheme="majorHAnsi" w:cstheme="majorBidi" w:eastAsiaTheme="majorEastAsia" w:hAnsiTheme="majorHAnsi"/>
+        <w:rFonts w:asciiTheme="majorHAnsi" w:cstheme="majorBidi" w:hAnsiTheme="majorHAnsi" w:eastAsia="黑体"/>
         <w:b/>
         <w:bCs/>
       </w:rPr>
     </w:tblStylePr>
     <w:tblStylePr w:type="lastCol">
       <w:rPr>
-        <w:rFonts w:asciiTheme="majorHAnsi" w:cstheme="majorBidi" w:eastAsiaTheme="majorEastAsia" w:hAnsiTheme="majorHAnsi"/>
+        <w:rFonts w:asciiTheme="majorHAnsi" w:cstheme="majorBidi" w:hAnsiTheme="majorHAnsi" w:eastAsia="黑体"/>
         <w:b/>
         <w:bCs/>
       </w:rPr>
@@ -6399,7 +6774,7 @@
         <w:spacing w:after="0" w:before="0" w:line="240" w:lineRule="auto"/>
       </w:pPr>
       <w:rPr>
-        <w:rFonts w:asciiTheme="majorHAnsi" w:cstheme="majorBidi" w:eastAsiaTheme="majorEastAsia" w:hAnsiTheme="majorHAnsi"/>
+        <w:rFonts w:asciiTheme="majorHAnsi" w:cstheme="majorBidi" w:hAnsiTheme="majorHAnsi" w:eastAsia="黑体"/>
         <w:b/>
         <w:bCs/>
       </w:rPr>
@@ -6420,7 +6795,7 @@
         <w:spacing w:after="0" w:before="0" w:line="240" w:lineRule="auto"/>
       </w:pPr>
       <w:rPr>
-        <w:rFonts w:asciiTheme="majorHAnsi" w:cstheme="majorBidi" w:eastAsiaTheme="majorEastAsia" w:hAnsiTheme="majorHAnsi"/>
+        <w:rFonts w:asciiTheme="majorHAnsi" w:cstheme="majorBidi" w:hAnsiTheme="majorHAnsi" w:eastAsia="黑体"/>
         <w:b/>
         <w:bCs/>
       </w:rPr>
@@ -6438,14 +6813,14 @@
     </w:tblStylePr>
     <w:tblStylePr w:type="firstCol">
       <w:rPr>
-        <w:rFonts w:asciiTheme="majorHAnsi" w:cstheme="majorBidi" w:eastAsiaTheme="majorEastAsia" w:hAnsiTheme="majorHAnsi"/>
+        <w:rFonts w:asciiTheme="majorHAnsi" w:cstheme="majorBidi" w:hAnsiTheme="majorHAnsi" w:eastAsia="黑体"/>
         <w:b/>
         <w:bCs/>
       </w:rPr>
     </w:tblStylePr>
     <w:tblStylePr w:type="lastCol">
       <w:rPr>
-        <w:rFonts w:asciiTheme="majorHAnsi" w:cstheme="majorBidi" w:eastAsiaTheme="majorEastAsia" w:hAnsiTheme="majorHAnsi"/>
+        <w:rFonts w:asciiTheme="majorHAnsi" w:cstheme="majorBidi" w:hAnsiTheme="majorHAnsi" w:eastAsia="黑体"/>
         <w:b/>
         <w:bCs/>
       </w:rPr>
@@ -6529,7 +6904,7 @@
         <w:spacing w:after="0" w:before="0" w:line="240" w:lineRule="auto"/>
       </w:pPr>
       <w:rPr>
-        <w:rFonts w:asciiTheme="majorHAnsi" w:cstheme="majorBidi" w:eastAsiaTheme="majorEastAsia" w:hAnsiTheme="majorHAnsi"/>
+        <w:rFonts w:asciiTheme="majorHAnsi" w:cstheme="majorBidi" w:hAnsiTheme="majorHAnsi" w:eastAsia="黑体"/>
         <w:b/>
         <w:bCs/>
       </w:rPr>
@@ -6550,7 +6925,7 @@
         <w:spacing w:after="0" w:before="0" w:line="240" w:lineRule="auto"/>
       </w:pPr>
       <w:rPr>
-        <w:rFonts w:asciiTheme="majorHAnsi" w:cstheme="majorBidi" w:eastAsiaTheme="majorEastAsia" w:hAnsiTheme="majorHAnsi"/>
+        <w:rFonts w:asciiTheme="majorHAnsi" w:cstheme="majorBidi" w:hAnsiTheme="majorHAnsi" w:eastAsia="黑体"/>
         <w:b/>
         <w:bCs/>
       </w:rPr>
@@ -6568,14 +6943,14 @@
     </w:tblStylePr>
     <w:tblStylePr w:type="firstCol">
       <w:rPr>
-        <w:rFonts w:asciiTheme="majorHAnsi" w:cstheme="majorBidi" w:eastAsiaTheme="majorEastAsia" w:hAnsiTheme="majorHAnsi"/>
+        <w:rFonts w:asciiTheme="majorHAnsi" w:cstheme="majorBidi" w:hAnsiTheme="majorHAnsi" w:eastAsia="黑体"/>
         <w:b/>
         <w:bCs/>
       </w:rPr>
     </w:tblStylePr>
     <w:tblStylePr w:type="lastCol">
       <w:rPr>
-        <w:rFonts w:asciiTheme="majorHAnsi" w:cstheme="majorBidi" w:eastAsiaTheme="majorEastAsia" w:hAnsiTheme="majorHAnsi"/>
+        <w:rFonts w:asciiTheme="majorHAnsi" w:cstheme="majorBidi" w:hAnsiTheme="majorHAnsi" w:eastAsia="黑体"/>
         <w:b/>
         <w:bCs/>
       </w:rPr>
@@ -6659,7 +7034,7 @@
         <w:spacing w:after="0" w:before="0" w:line="240" w:lineRule="auto"/>
       </w:pPr>
       <w:rPr>
-        <w:rFonts w:asciiTheme="majorHAnsi" w:cstheme="majorBidi" w:eastAsiaTheme="majorEastAsia" w:hAnsiTheme="majorHAnsi"/>
+        <w:rFonts w:asciiTheme="majorHAnsi" w:cstheme="majorBidi" w:hAnsiTheme="majorHAnsi" w:eastAsia="黑体"/>
         <w:b/>
         <w:bCs/>
       </w:rPr>
@@ -6680,7 +7055,7 @@
         <w:spacing w:after="0" w:before="0" w:line="240" w:lineRule="auto"/>
       </w:pPr>
       <w:rPr>
-        <w:rFonts w:asciiTheme="majorHAnsi" w:cstheme="majorBidi" w:eastAsiaTheme="majorEastAsia" w:hAnsiTheme="majorHAnsi"/>
+        <w:rFonts w:asciiTheme="majorHAnsi" w:cstheme="majorBidi" w:hAnsiTheme="majorHAnsi" w:eastAsia="黑体"/>
         <w:b/>
         <w:bCs/>
       </w:rPr>
@@ -6698,14 +7073,14 @@
     </w:tblStylePr>
     <w:tblStylePr w:type="firstCol">
       <w:rPr>
-        <w:rFonts w:asciiTheme="majorHAnsi" w:cstheme="majorBidi" w:eastAsiaTheme="majorEastAsia" w:hAnsiTheme="majorHAnsi"/>
+        <w:rFonts w:asciiTheme="majorHAnsi" w:cstheme="majorBidi" w:hAnsiTheme="majorHAnsi" w:eastAsia="黑体"/>
         <w:b/>
         <w:bCs/>
       </w:rPr>
     </w:tblStylePr>
     <w:tblStylePr w:type="lastCol">
       <w:rPr>
-        <w:rFonts w:asciiTheme="majorHAnsi" w:cstheme="majorBidi" w:eastAsiaTheme="majorEastAsia" w:hAnsiTheme="majorHAnsi"/>
+        <w:rFonts w:asciiTheme="majorHAnsi" w:cstheme="majorBidi" w:hAnsiTheme="majorHAnsi" w:eastAsia="黑体"/>
         <w:b/>
         <w:bCs/>
       </w:rPr>
@@ -6789,7 +7164,7 @@
         <w:spacing w:after="0" w:before="0" w:line="240" w:lineRule="auto"/>
       </w:pPr>
       <w:rPr>
-        <w:rFonts w:asciiTheme="majorHAnsi" w:cstheme="majorBidi" w:eastAsiaTheme="majorEastAsia" w:hAnsiTheme="majorHAnsi"/>
+        <w:rFonts w:asciiTheme="majorHAnsi" w:cstheme="majorBidi" w:hAnsiTheme="majorHAnsi" w:eastAsia="黑体"/>
         <w:b/>
         <w:bCs/>
       </w:rPr>
@@ -6810,7 +7185,7 @@
         <w:spacing w:after="0" w:before="0" w:line="240" w:lineRule="auto"/>
       </w:pPr>
       <w:rPr>
-        <w:rFonts w:asciiTheme="majorHAnsi" w:cstheme="majorBidi" w:eastAsiaTheme="majorEastAsia" w:hAnsiTheme="majorHAnsi"/>
+        <w:rFonts w:asciiTheme="majorHAnsi" w:cstheme="majorBidi" w:hAnsiTheme="majorHAnsi" w:eastAsia="黑体"/>
         <w:b/>
         <w:bCs/>
       </w:rPr>
@@ -6828,14 +7203,14 @@
     </w:tblStylePr>
     <w:tblStylePr w:type="firstCol">
       <w:rPr>
-        <w:rFonts w:asciiTheme="majorHAnsi" w:cstheme="majorBidi" w:eastAsiaTheme="majorEastAsia" w:hAnsiTheme="majorHAnsi"/>
+        <w:rFonts w:asciiTheme="majorHAnsi" w:cstheme="majorBidi" w:hAnsiTheme="majorHAnsi" w:eastAsia="黑体"/>
         <w:b/>
         <w:bCs/>
       </w:rPr>
     </w:tblStylePr>
     <w:tblStylePr w:type="lastCol">
       <w:rPr>
-        <w:rFonts w:asciiTheme="majorHAnsi" w:cstheme="majorBidi" w:eastAsiaTheme="majorEastAsia" w:hAnsiTheme="majorHAnsi"/>
+        <w:rFonts w:asciiTheme="majorHAnsi" w:cstheme="majorBidi" w:hAnsiTheme="majorHAnsi" w:eastAsia="黑体"/>
         <w:b/>
         <w:bCs/>
       </w:rPr>
@@ -6919,7 +7294,7 @@
         <w:spacing w:after="0" w:before="0" w:line="240" w:lineRule="auto"/>
       </w:pPr>
       <w:rPr>
-        <w:rFonts w:asciiTheme="majorHAnsi" w:cstheme="majorBidi" w:eastAsiaTheme="majorEastAsia" w:hAnsiTheme="majorHAnsi"/>
+        <w:rFonts w:asciiTheme="majorHAnsi" w:cstheme="majorBidi" w:hAnsiTheme="majorHAnsi" w:eastAsia="黑体"/>
         <w:b/>
         <w:bCs/>
       </w:rPr>
@@ -6940,7 +7315,7 @@
         <w:spacing w:after="0" w:before="0" w:line="240" w:lineRule="auto"/>
       </w:pPr>
       <w:rPr>
-        <w:rFonts w:asciiTheme="majorHAnsi" w:cstheme="majorBidi" w:eastAsiaTheme="majorEastAsia" w:hAnsiTheme="majorHAnsi"/>
+        <w:rFonts w:asciiTheme="majorHAnsi" w:cstheme="majorBidi" w:hAnsiTheme="majorHAnsi" w:eastAsia="黑体"/>
         <w:b/>
         <w:bCs/>
       </w:rPr>
@@ -6958,14 +7333,14 @@
     </w:tblStylePr>
     <w:tblStylePr w:type="firstCol">
       <w:rPr>
-        <w:rFonts w:asciiTheme="majorHAnsi" w:cstheme="majorBidi" w:eastAsiaTheme="majorEastAsia" w:hAnsiTheme="majorHAnsi"/>
+        <w:rFonts w:asciiTheme="majorHAnsi" w:cstheme="majorBidi" w:hAnsiTheme="majorHAnsi" w:eastAsia="黑体"/>
         <w:b/>
         <w:bCs/>
       </w:rPr>
     </w:tblStylePr>
     <w:tblStylePr w:type="lastCol">
       <w:rPr>
-        <w:rFonts w:asciiTheme="majorHAnsi" w:cstheme="majorBidi" w:eastAsiaTheme="majorEastAsia" w:hAnsiTheme="majorHAnsi"/>
+        <w:rFonts w:asciiTheme="majorHAnsi" w:cstheme="majorBidi" w:hAnsiTheme="majorHAnsi" w:eastAsia="黑体"/>
         <w:b/>
         <w:bCs/>
       </w:rPr>
@@ -7048,6 +7423,7 @@
         <w:spacing w:after="0" w:before="0" w:line="240" w:lineRule="auto"/>
       </w:pPr>
       <w:rPr>
+        <w:rFonts w:eastAsia="黑体"/>
         <w:b/>
         <w:bCs/>
         <w:color w:themeColor="background1" w:val="FFFFFF"/>
@@ -7070,6 +7446,7 @@
         <w:spacing w:after="0" w:before="0" w:line="240" w:lineRule="auto"/>
       </w:pPr>
       <w:rPr>
+        <w:rFonts w:eastAsia="黑体"/>
         <w:b/>
         <w:bCs/>
       </w:rPr>
@@ -7087,12 +7464,14 @@
     </w:tblStylePr>
     <w:tblStylePr w:type="firstCol">
       <w:rPr>
+        <w:rFonts w:eastAsia="黑体"/>
         <w:b/>
         <w:bCs/>
       </w:rPr>
     </w:tblStylePr>
     <w:tblStylePr w:type="lastCol">
       <w:rPr>
+        <w:rFonts w:eastAsia="黑体"/>
         <w:b/>
         <w:bCs/>
       </w:rPr>
@@ -7154,6 +7533,7 @@
         <w:spacing w:after="0" w:before="0" w:line="240" w:lineRule="auto"/>
       </w:pPr>
       <w:rPr>
+        <w:rFonts w:eastAsia="黑体"/>
         <w:b/>
         <w:bCs/>
         <w:color w:themeColor="background1" w:val="FFFFFF"/>
@@ -7176,6 +7556,7 @@
         <w:spacing w:after="0" w:before="0" w:line="240" w:lineRule="auto"/>
       </w:pPr>
       <w:rPr>
+        <w:rFonts w:eastAsia="黑体"/>
         <w:b/>
         <w:bCs/>
       </w:rPr>
@@ -7193,12 +7574,14 @@
     </w:tblStylePr>
     <w:tblStylePr w:type="firstCol">
       <w:rPr>
+        <w:rFonts w:eastAsia="黑体"/>
         <w:b/>
         <w:bCs/>
       </w:rPr>
     </w:tblStylePr>
     <w:tblStylePr w:type="lastCol">
       <w:rPr>
+        <w:rFonts w:eastAsia="黑体"/>
         <w:b/>
         <w:bCs/>
       </w:rPr>
@@ -7260,6 +7643,7 @@
         <w:spacing w:after="0" w:before="0" w:line="240" w:lineRule="auto"/>
       </w:pPr>
       <w:rPr>
+        <w:rFonts w:eastAsia="黑体"/>
         <w:b/>
         <w:bCs/>
         <w:color w:themeColor="background1" w:val="FFFFFF"/>
@@ -7282,6 +7666,7 @@
         <w:spacing w:after="0" w:before="0" w:line="240" w:lineRule="auto"/>
       </w:pPr>
       <w:rPr>
+        <w:rFonts w:eastAsia="黑体"/>
         <w:b/>
         <w:bCs/>
       </w:rPr>
@@ -7299,12 +7684,14 @@
     </w:tblStylePr>
     <w:tblStylePr w:type="firstCol">
       <w:rPr>
+        <w:rFonts w:eastAsia="黑体"/>
         <w:b/>
         <w:bCs/>
       </w:rPr>
     </w:tblStylePr>
     <w:tblStylePr w:type="lastCol">
       <w:rPr>
+        <w:rFonts w:eastAsia="黑体"/>
         <w:b/>
         <w:bCs/>
       </w:rPr>
@@ -7366,6 +7753,7 @@
         <w:spacing w:after="0" w:before="0" w:line="240" w:lineRule="auto"/>
       </w:pPr>
       <w:rPr>
+        <w:rFonts w:eastAsia="黑体"/>
         <w:b/>
         <w:bCs/>
         <w:color w:themeColor="background1" w:val="FFFFFF"/>
@@ -7388,6 +7776,7 @@
         <w:spacing w:after="0" w:before="0" w:line="240" w:lineRule="auto"/>
       </w:pPr>
       <w:rPr>
+        <w:rFonts w:eastAsia="黑体"/>
         <w:b/>
         <w:bCs/>
       </w:rPr>
@@ -7405,12 +7794,14 @@
     </w:tblStylePr>
     <w:tblStylePr w:type="firstCol">
       <w:rPr>
+        <w:rFonts w:eastAsia="黑体"/>
         <w:b/>
         <w:bCs/>
       </w:rPr>
     </w:tblStylePr>
     <w:tblStylePr w:type="lastCol">
       <w:rPr>
+        <w:rFonts w:eastAsia="黑体"/>
         <w:b/>
         <w:bCs/>
       </w:rPr>
@@ -7472,6 +7863,7 @@
         <w:spacing w:after="0" w:before="0" w:line="240" w:lineRule="auto"/>
       </w:pPr>
       <w:rPr>
+        <w:rFonts w:eastAsia="黑体"/>
         <w:b/>
         <w:bCs/>
         <w:color w:themeColor="background1" w:val="FFFFFF"/>
@@ -7494,6 +7886,7 @@
         <w:spacing w:after="0" w:before="0" w:line="240" w:lineRule="auto"/>
       </w:pPr>
       <w:rPr>
+        <w:rFonts w:eastAsia="黑体"/>
         <w:b/>
         <w:bCs/>
       </w:rPr>
@@ -7511,12 +7904,14 @@
     </w:tblStylePr>
     <w:tblStylePr w:type="firstCol">
       <w:rPr>
+        <w:rFonts w:eastAsia="黑体"/>
         <w:b/>
         <w:bCs/>
       </w:rPr>
     </w:tblStylePr>
     <w:tblStylePr w:type="lastCol">
       <w:rPr>
+        <w:rFonts w:eastAsia="黑体"/>
         <w:b/>
         <w:bCs/>
       </w:rPr>
@@ -7578,6 +7973,7 @@
         <w:spacing w:after="0" w:before="0" w:line="240" w:lineRule="auto"/>
       </w:pPr>
       <w:rPr>
+        <w:rFonts w:eastAsia="黑体"/>
         <w:b/>
         <w:bCs/>
         <w:color w:themeColor="background1" w:val="FFFFFF"/>
@@ -7600,6 +7996,7 @@
         <w:spacing w:after="0" w:before="0" w:line="240" w:lineRule="auto"/>
       </w:pPr>
       <w:rPr>
+        <w:rFonts w:eastAsia="黑体"/>
         <w:b/>
         <w:bCs/>
       </w:rPr>
@@ -7617,12 +8014,14 @@
     </w:tblStylePr>
     <w:tblStylePr w:type="firstCol">
       <w:rPr>
+        <w:rFonts w:eastAsia="黑体"/>
         <w:b/>
         <w:bCs/>
       </w:rPr>
     </w:tblStylePr>
     <w:tblStylePr w:type="lastCol">
       <w:rPr>
+        <w:rFonts w:eastAsia="黑体"/>
         <w:b/>
         <w:bCs/>
       </w:rPr>
@@ -7684,6 +8083,7 @@
         <w:spacing w:after="0" w:before="0" w:line="240" w:lineRule="auto"/>
       </w:pPr>
       <w:rPr>
+        <w:rFonts w:eastAsia="黑体"/>
         <w:b/>
         <w:bCs/>
         <w:color w:themeColor="background1" w:val="FFFFFF"/>
@@ -7706,6 +8106,7 @@
         <w:spacing w:after="0" w:before="0" w:line="240" w:lineRule="auto"/>
       </w:pPr>
       <w:rPr>
+        <w:rFonts w:eastAsia="黑体"/>
         <w:b/>
         <w:bCs/>
       </w:rPr>
@@ -7723,12 +8124,14 @@
     </w:tblStylePr>
     <w:tblStylePr w:type="firstCol">
       <w:rPr>
+        <w:rFonts w:eastAsia="黑体"/>
         <w:b/>
         <w:bCs/>
       </w:rPr>
     </w:tblStylePr>
     <w:tblStylePr w:type="lastCol">
       <w:rPr>
+        <w:rFonts w:eastAsia="黑体"/>
         <w:b/>
         <w:bCs/>
       </w:rPr>
@@ -7787,6 +8190,7 @@
         <w:spacing w:after="0" w:before="0" w:line="240" w:lineRule="auto"/>
       </w:pPr>
       <w:rPr>
+        <w:rFonts w:eastAsia="黑体"/>
         <w:b/>
         <w:bCs/>
         <w:color w:themeColor="background1" w:val="FFFFFF"/>
@@ -7809,6 +8213,7 @@
         <w:spacing w:after="0" w:before="0" w:line="240" w:lineRule="auto"/>
       </w:pPr>
       <w:rPr>
+        <w:rFonts w:eastAsia="黑体"/>
         <w:color w:val="auto"/>
       </w:rPr>
       <w:tblPr/>
@@ -7826,6 +8231,7 @@
     </w:tblStylePr>
     <w:tblStylePr w:type="firstCol">
       <w:rPr>
+        <w:rFonts w:eastAsia="黑体"/>
         <w:b/>
         <w:bCs/>
         <w:color w:themeColor="background1" w:val="FFFFFF"/>
@@ -7845,6 +8251,7 @@
     </w:tblStylePr>
     <w:tblStylePr w:type="lastCol">
       <w:rPr>
+        <w:rFonts w:eastAsia="黑体"/>
         <w:b/>
         <w:bCs/>
         <w:color w:themeColor="background1" w:val="FFFFFF"/>
@@ -7893,6 +8300,7 @@
     </w:tblStylePr>
     <w:tblStylePr w:type="nwCell">
       <w:rPr>
+        <w:rFonts w:eastAsia="黑体"/>
         <w:color w:themeColor="background1" w:val="FFFFFF"/>
       </w:rPr>
       <w:tblPr/>
@@ -7936,6 +8344,7 @@
         <w:spacing w:after="0" w:before="0" w:line="240" w:lineRule="auto"/>
       </w:pPr>
       <w:rPr>
+        <w:rFonts w:eastAsia="黑体"/>
         <w:b/>
         <w:bCs/>
         <w:color w:themeColor="background1" w:val="FFFFFF"/>
@@ -7958,6 +8367,7 @@
         <w:spacing w:after="0" w:before="0" w:line="240" w:lineRule="auto"/>
       </w:pPr>
       <w:rPr>
+        <w:rFonts w:eastAsia="黑体"/>
         <w:color w:val="auto"/>
       </w:rPr>
       <w:tblPr/>
@@ -7975,6 +8385,7 @@
     </w:tblStylePr>
     <w:tblStylePr w:type="firstCol">
       <w:rPr>
+        <w:rFonts w:eastAsia="黑体"/>
         <w:b/>
         <w:bCs/>
         <w:color w:themeColor="background1" w:val="FFFFFF"/>
@@ -7994,6 +8405,7 @@
     </w:tblStylePr>
     <w:tblStylePr w:type="lastCol">
       <w:rPr>
+        <w:rFonts w:eastAsia="黑体"/>
         <w:b/>
         <w:bCs/>
         <w:color w:themeColor="background1" w:val="FFFFFF"/>
@@ -8042,6 +8454,7 @@
     </w:tblStylePr>
     <w:tblStylePr w:type="nwCell">
       <w:rPr>
+        <w:rFonts w:eastAsia="黑体"/>
         <w:color w:themeColor="background1" w:val="FFFFFF"/>
       </w:rPr>
       <w:tblPr/>
@@ -8085,6 +8498,7 @@
         <w:spacing w:after="0" w:before="0" w:line="240" w:lineRule="auto"/>
       </w:pPr>
       <w:rPr>
+        <w:rFonts w:eastAsia="黑体"/>
         <w:b/>
         <w:bCs/>
         <w:color w:themeColor="background1" w:val="FFFFFF"/>
@@ -8107,6 +8521,7 @@
         <w:spacing w:after="0" w:before="0" w:line="240" w:lineRule="auto"/>
       </w:pPr>
       <w:rPr>
+        <w:rFonts w:eastAsia="黑体"/>
         <w:color w:val="auto"/>
       </w:rPr>
       <w:tblPr/>
@@ -8124,6 +8539,7 @@
     </w:tblStylePr>
     <w:tblStylePr w:type="firstCol">
       <w:rPr>
+        <w:rFonts w:eastAsia="黑体"/>
         <w:b/>
         <w:bCs/>
         <w:color w:themeColor="background1" w:val="FFFFFF"/>
@@ -8143,6 +8559,7 @@
     </w:tblStylePr>
     <w:tblStylePr w:type="lastCol">
       <w:rPr>
+        <w:rFonts w:eastAsia="黑体"/>
         <w:b/>
         <w:bCs/>
         <w:color w:themeColor="background1" w:val="FFFFFF"/>
@@ -8191,6 +8608,7 @@
     </w:tblStylePr>
     <w:tblStylePr w:type="nwCell">
       <w:rPr>
+        <w:rFonts w:eastAsia="黑体"/>
         <w:color w:themeColor="background1" w:val="FFFFFF"/>
       </w:rPr>
       <w:tblPr/>
@@ -8234,6 +8652,7 @@
         <w:spacing w:after="0" w:before="0" w:line="240" w:lineRule="auto"/>
       </w:pPr>
       <w:rPr>
+        <w:rFonts w:eastAsia="黑体"/>
         <w:b/>
         <w:bCs/>
         <w:color w:themeColor="background1" w:val="FFFFFF"/>
@@ -8256,6 +8675,7 @@
         <w:spacing w:after="0" w:before="0" w:line="240" w:lineRule="auto"/>
       </w:pPr>
       <w:rPr>
+        <w:rFonts w:eastAsia="黑体"/>
         <w:color w:val="auto"/>
       </w:rPr>
       <w:tblPr/>
@@ -8273,6 +8693,7 @@
     </w:tblStylePr>
     <w:tblStylePr w:type="firstCol">
       <w:rPr>
+        <w:rFonts w:eastAsia="黑体"/>
         <w:b/>
         <w:bCs/>
         <w:color w:themeColor="background1" w:val="FFFFFF"/>
@@ -8292,6 +8713,7 @@
     </w:tblStylePr>
     <w:tblStylePr w:type="lastCol">
       <w:rPr>
+        <w:rFonts w:eastAsia="黑体"/>
         <w:b/>
         <w:bCs/>
         <w:color w:themeColor="background1" w:val="FFFFFF"/>
@@ -8340,6 +8762,7 @@
     </w:tblStylePr>
     <w:tblStylePr w:type="nwCell">
       <w:rPr>
+        <w:rFonts w:eastAsia="黑体"/>
         <w:color w:themeColor="background1" w:val="FFFFFF"/>
       </w:rPr>
       <w:tblPr/>
@@ -8383,6 +8806,7 @@
         <w:spacing w:after="0" w:before="0" w:line="240" w:lineRule="auto"/>
       </w:pPr>
       <w:rPr>
+        <w:rFonts w:eastAsia="黑体"/>
         <w:b/>
         <w:bCs/>
         <w:color w:themeColor="background1" w:val="FFFFFF"/>
@@ -8405,6 +8829,7 @@
         <w:spacing w:after="0" w:before="0" w:line="240" w:lineRule="auto"/>
       </w:pPr>
       <w:rPr>
+        <w:rFonts w:eastAsia="黑体"/>
         <w:color w:val="auto"/>
       </w:rPr>
       <w:tblPr/>
@@ -8422,6 +8847,7 @@
     </w:tblStylePr>
     <w:tblStylePr w:type="firstCol">
       <w:rPr>
+        <w:rFonts w:eastAsia="黑体"/>
         <w:b/>
         <w:bCs/>
         <w:color w:themeColor="background1" w:val="FFFFFF"/>
@@ -8441,6 +8867,7 @@
     </w:tblStylePr>
     <w:tblStylePr w:type="lastCol">
       <w:rPr>
+        <w:rFonts w:eastAsia="黑体"/>
         <w:b/>
         <w:bCs/>
         <w:color w:themeColor="background1" w:val="FFFFFF"/>
@@ -8489,6 +8916,7 @@
     </w:tblStylePr>
     <w:tblStylePr w:type="nwCell">
       <w:rPr>
+        <w:rFonts w:eastAsia="黑体"/>
         <w:color w:themeColor="background1" w:val="FFFFFF"/>
       </w:rPr>
       <w:tblPr/>
@@ -8532,6 +8960,7 @@
         <w:spacing w:after="0" w:before="0" w:line="240" w:lineRule="auto"/>
       </w:pPr>
       <w:rPr>
+        <w:rFonts w:eastAsia="黑体"/>
         <w:b/>
         <w:bCs/>
         <w:color w:themeColor="background1" w:val="FFFFFF"/>
@@ -8554,6 +8983,7 @@
         <w:spacing w:after="0" w:before="0" w:line="240" w:lineRule="auto"/>
       </w:pPr>
       <w:rPr>
+        <w:rFonts w:eastAsia="黑体"/>
         <w:color w:val="auto"/>
       </w:rPr>
       <w:tblPr/>
@@ -8571,6 +9001,7 @@
     </w:tblStylePr>
     <w:tblStylePr w:type="firstCol">
       <w:rPr>
+        <w:rFonts w:eastAsia="黑体"/>
         <w:b/>
         <w:bCs/>
         <w:color w:themeColor="background1" w:val="FFFFFF"/>
@@ -8590,6 +9021,7 @@
     </w:tblStylePr>
     <w:tblStylePr w:type="lastCol">
       <w:rPr>
+        <w:rFonts w:eastAsia="黑体"/>
         <w:b/>
         <w:bCs/>
         <w:color w:themeColor="background1" w:val="FFFFFF"/>
@@ -8638,6 +9070,7 @@
     </w:tblStylePr>
     <w:tblStylePr w:type="nwCell">
       <w:rPr>
+        <w:rFonts w:eastAsia="黑体"/>
         <w:color w:themeColor="background1" w:val="FFFFFF"/>
       </w:rPr>
       <w:tblPr/>
@@ -8681,6 +9114,7 @@
         <w:spacing w:after="0" w:before="0" w:line="240" w:lineRule="auto"/>
       </w:pPr>
       <w:rPr>
+        <w:rFonts w:eastAsia="黑体"/>
         <w:b/>
         <w:bCs/>
         <w:color w:themeColor="background1" w:val="FFFFFF"/>
@@ -8703,6 +9137,7 @@
         <w:spacing w:after="0" w:before="0" w:line="240" w:lineRule="auto"/>
       </w:pPr>
       <w:rPr>
+        <w:rFonts w:eastAsia="黑体"/>
         <w:color w:val="auto"/>
       </w:rPr>
       <w:tblPr/>
@@ -8720,6 +9155,7 @@
     </w:tblStylePr>
     <w:tblStylePr w:type="firstCol">
       <w:rPr>
+        <w:rFonts w:eastAsia="黑体"/>
         <w:b/>
         <w:bCs/>
         <w:color w:themeColor="background1" w:val="FFFFFF"/>
@@ -8739,6 +9175,7 @@
     </w:tblStylePr>
     <w:tblStylePr w:type="lastCol">
       <w:rPr>
+        <w:rFonts w:eastAsia="黑体"/>
         <w:b/>
         <w:bCs/>
         <w:color w:themeColor="background1" w:val="FFFFFF"/>
@@ -8787,6 +9224,7 @@
     </w:tblStylePr>
     <w:tblStylePr w:type="nwCell">
       <w:rPr>
+        <w:rFonts w:eastAsia="黑体"/>
         <w:color w:themeColor="background1" w:val="FFFFFF"/>
       </w:rPr>
       <w:tblPr/>
@@ -8811,6 +9249,7 @@
       <w:spacing w:after="0" w:line="240" w:lineRule="auto"/>
     </w:pPr>
     <w:rPr>
+      <w:rFonts w:eastAsia="黑体"/>
       <w:color w:themeColor="text1" w:val="000000"/>
     </w:rPr>
     <w:tblPr>
@@ -8830,7 +9269,7 @@
     </w:tblPr>
     <w:tblStylePr w:type="firstRow">
       <w:rPr>
-        <w:rFonts w:asciiTheme="majorHAnsi" w:cstheme="majorBidi" w:eastAsiaTheme="majorEastAsia" w:hAnsiTheme="majorHAnsi"/>
+        <w:rFonts w:asciiTheme="majorHAnsi" w:cstheme="majorBidi" w:hAnsiTheme="majorHAnsi" w:eastAsia="黑体"/>
       </w:rPr>
       <w:tblPr/>
       <w:tcPr>
@@ -8842,6 +9281,7 @@
     </w:tblStylePr>
     <w:tblStylePr w:type="lastRow">
       <w:rPr>
+        <w:rFonts w:eastAsia="黑体"/>
         <w:b/>
         <w:bCs/>
         <w:color w:themeColor="text2" w:val="1F497D"/>
@@ -8856,12 +9296,14 @@
     </w:tblStylePr>
     <w:tblStylePr w:type="firstCol">
       <w:rPr>
+        <w:rFonts w:eastAsia="黑体"/>
         <w:b/>
         <w:bCs/>
       </w:rPr>
     </w:tblStylePr>
     <w:tblStylePr w:type="lastCol">
       <w:rPr>
+        <w:rFonts w:eastAsia="黑体"/>
         <w:b/>
         <w:bCs/>
       </w:rPr>
@@ -8895,6 +9337,7 @@
       <w:spacing w:after="0" w:line="240" w:lineRule="auto"/>
     </w:pPr>
     <w:rPr>
+      <w:rFonts w:eastAsia="黑体"/>
       <w:color w:themeColor="text1" w:val="000000"/>
     </w:rPr>
     <w:tblPr>
@@ -8914,7 +9357,7 @@
     </w:tblPr>
     <w:tblStylePr w:type="firstRow">
       <w:rPr>
-        <w:rFonts w:asciiTheme="majorHAnsi" w:cstheme="majorBidi" w:eastAsiaTheme="majorEastAsia" w:hAnsiTheme="majorHAnsi"/>
+        <w:rFonts w:asciiTheme="majorHAnsi" w:cstheme="majorBidi" w:hAnsiTheme="majorHAnsi" w:eastAsia="黑体"/>
       </w:rPr>
       <w:tblPr/>
       <w:tcPr>
@@ -8926,6 +9369,7 @@
     </w:tblStylePr>
     <w:tblStylePr w:type="lastRow">
       <w:rPr>
+        <w:rFonts w:eastAsia="黑体"/>
         <w:b/>
         <w:bCs/>
         <w:color w:themeColor="text2" w:val="1F497D"/>
@@ -8940,12 +9384,14 @@
     </w:tblStylePr>
     <w:tblStylePr w:type="firstCol">
       <w:rPr>
+        <w:rFonts w:eastAsia="黑体"/>
         <w:b/>
         <w:bCs/>
       </w:rPr>
     </w:tblStylePr>
     <w:tblStylePr w:type="lastCol">
       <w:rPr>
+        <w:rFonts w:eastAsia="黑体"/>
         <w:b/>
         <w:bCs/>
       </w:rPr>
@@ -8979,6 +9425,7 @@
       <w:spacing w:after="0" w:line="240" w:lineRule="auto"/>
     </w:pPr>
     <w:rPr>
+      <w:rFonts w:eastAsia="黑体"/>
       <w:color w:themeColor="text1" w:val="000000"/>
     </w:rPr>
     <w:tblPr>
@@ -8998,7 +9445,7 @@
     </w:tblPr>
     <w:tblStylePr w:type="firstRow">
       <w:rPr>
-        <w:rFonts w:asciiTheme="majorHAnsi" w:cstheme="majorBidi" w:eastAsiaTheme="majorEastAsia" w:hAnsiTheme="majorHAnsi"/>
+        <w:rFonts w:asciiTheme="majorHAnsi" w:cstheme="majorBidi" w:hAnsiTheme="majorHAnsi" w:eastAsia="黑体"/>
       </w:rPr>
       <w:tblPr/>
       <w:tcPr>
@@ -9010,6 +9457,7 @@
     </w:tblStylePr>
     <w:tblStylePr w:type="lastRow">
       <w:rPr>
+        <w:rFonts w:eastAsia="黑体"/>
         <w:b/>
         <w:bCs/>
         <w:color w:themeColor="text2" w:val="1F497D"/>
@@ -9024,12 +9472,14 @@
     </w:tblStylePr>
     <w:tblStylePr w:type="firstCol">
       <w:rPr>
+        <w:rFonts w:eastAsia="黑体"/>
         <w:b/>
         <w:bCs/>
       </w:rPr>
     </w:tblStylePr>
     <w:tblStylePr w:type="lastCol">
       <w:rPr>
+        <w:rFonts w:eastAsia="黑体"/>
         <w:b/>
         <w:bCs/>
       </w:rPr>
@@ -9063,6 +9513,7 @@
       <w:spacing w:after="0" w:line="240" w:lineRule="auto"/>
     </w:pPr>
     <w:rPr>
+      <w:rFonts w:eastAsia="黑体"/>
       <w:color w:themeColor="text1" w:val="000000"/>
     </w:rPr>
     <w:tblPr>
@@ -9082,7 +9533,7 @@
     </w:tblPr>
     <w:tblStylePr w:type="firstRow">
       <w:rPr>
-        <w:rFonts w:asciiTheme="majorHAnsi" w:cstheme="majorBidi" w:eastAsiaTheme="majorEastAsia" w:hAnsiTheme="majorHAnsi"/>
+        <w:rFonts w:asciiTheme="majorHAnsi" w:cstheme="majorBidi" w:hAnsiTheme="majorHAnsi" w:eastAsia="黑体"/>
       </w:rPr>
       <w:tblPr/>
       <w:tcPr>
@@ -9094,6 +9545,7 @@
     </w:tblStylePr>
     <w:tblStylePr w:type="lastRow">
       <w:rPr>
+        <w:rFonts w:eastAsia="黑体"/>
         <w:b/>
         <w:bCs/>
         <w:color w:themeColor="text2" w:val="1F497D"/>
@@ -9108,12 +9560,14 @@
     </w:tblStylePr>
     <w:tblStylePr w:type="firstCol">
       <w:rPr>
+        <w:rFonts w:eastAsia="黑体"/>
         <w:b/>
         <w:bCs/>
       </w:rPr>
     </w:tblStylePr>
     <w:tblStylePr w:type="lastCol">
       <w:rPr>
+        <w:rFonts w:eastAsia="黑体"/>
         <w:b/>
         <w:bCs/>
       </w:rPr>
@@ -9147,6 +9601,7 @@
       <w:spacing w:after="0" w:line="240" w:lineRule="auto"/>
     </w:pPr>
     <w:rPr>
+      <w:rFonts w:eastAsia="黑体"/>
       <w:color w:themeColor="text1" w:val="000000"/>
     </w:rPr>
     <w:tblPr>
@@ -9166,7 +9621,7 @@
     </w:tblPr>
     <w:tblStylePr w:type="firstRow">
       <w:rPr>
-        <w:rFonts w:asciiTheme="majorHAnsi" w:cstheme="majorBidi" w:eastAsiaTheme="majorEastAsia" w:hAnsiTheme="majorHAnsi"/>
+        <w:rFonts w:asciiTheme="majorHAnsi" w:cstheme="majorBidi" w:hAnsiTheme="majorHAnsi" w:eastAsia="黑体"/>
       </w:rPr>
       <w:tblPr/>
       <w:tcPr>
@@ -9178,6 +9633,7 @@
     </w:tblStylePr>
     <w:tblStylePr w:type="lastRow">
       <w:rPr>
+        <w:rFonts w:eastAsia="黑体"/>
         <w:b/>
         <w:bCs/>
         <w:color w:themeColor="text2" w:val="1F497D"/>
@@ -9192,12 +9648,14 @@
     </w:tblStylePr>
     <w:tblStylePr w:type="firstCol">
       <w:rPr>
+        <w:rFonts w:eastAsia="黑体"/>
         <w:b/>
         <w:bCs/>
       </w:rPr>
     </w:tblStylePr>
     <w:tblStylePr w:type="lastCol">
       <w:rPr>
+        <w:rFonts w:eastAsia="黑体"/>
         <w:b/>
         <w:bCs/>
       </w:rPr>
@@ -9231,6 +9689,7 @@
       <w:spacing w:after="0" w:line="240" w:lineRule="auto"/>
     </w:pPr>
     <w:rPr>
+      <w:rFonts w:eastAsia="黑体"/>
       <w:color w:themeColor="text1" w:val="000000"/>
     </w:rPr>
     <w:tblPr>
@@ -9250,7 +9709,7 @@
     </w:tblPr>
     <w:tblStylePr w:type="firstRow">
       <w:rPr>
-        <w:rFonts w:asciiTheme="majorHAnsi" w:cstheme="majorBidi" w:eastAsiaTheme="majorEastAsia" w:hAnsiTheme="majorHAnsi"/>
+        <w:rFonts w:asciiTheme="majorHAnsi" w:cstheme="majorBidi" w:hAnsiTheme="majorHAnsi" w:eastAsia="黑体"/>
       </w:rPr>
       <w:tblPr/>
       <w:tcPr>
@@ -9262,6 +9721,7 @@
     </w:tblStylePr>
     <w:tblStylePr w:type="lastRow">
       <w:rPr>
+        <w:rFonts w:eastAsia="黑体"/>
         <w:b/>
         <w:bCs/>
         <w:color w:themeColor="text2" w:val="1F497D"/>
@@ -9276,12 +9736,14 @@
     </w:tblStylePr>
     <w:tblStylePr w:type="firstCol">
       <w:rPr>
+        <w:rFonts w:eastAsia="黑体"/>
         <w:b/>
         <w:bCs/>
       </w:rPr>
     </w:tblStylePr>
     <w:tblStylePr w:type="lastCol">
       <w:rPr>
+        <w:rFonts w:eastAsia="黑体"/>
         <w:b/>
         <w:bCs/>
       </w:rPr>
@@ -9315,6 +9777,7 @@
       <w:spacing w:after="0" w:line="240" w:lineRule="auto"/>
     </w:pPr>
     <w:rPr>
+      <w:rFonts w:eastAsia="黑体"/>
       <w:color w:themeColor="text1" w:val="000000"/>
     </w:rPr>
     <w:tblPr>
@@ -9334,7 +9797,7 @@
     </w:tblPr>
     <w:tblStylePr w:type="firstRow">
       <w:rPr>
-        <w:rFonts w:asciiTheme="majorHAnsi" w:cstheme="majorBidi" w:eastAsiaTheme="majorEastAsia" w:hAnsiTheme="majorHAnsi"/>
+        <w:rFonts w:asciiTheme="majorHAnsi" w:cstheme="majorBidi" w:hAnsiTheme="majorHAnsi" w:eastAsia="黑体"/>
       </w:rPr>
       <w:tblPr/>
       <w:tcPr>
@@ -9346,6 +9809,7 @@
     </w:tblStylePr>
     <w:tblStylePr w:type="lastRow">
       <w:rPr>
+        <w:rFonts w:eastAsia="黑体"/>
         <w:b/>
         <w:bCs/>
         <w:color w:themeColor="text2" w:val="1F497D"/>
@@ -9360,12 +9824,14 @@
     </w:tblStylePr>
     <w:tblStylePr w:type="firstCol">
       <w:rPr>
+        <w:rFonts w:eastAsia="黑体"/>
         <w:b/>
         <w:bCs/>
       </w:rPr>
     </w:tblStylePr>
     <w:tblStylePr w:type="lastCol">
       <w:rPr>
+        <w:rFonts w:eastAsia="黑体"/>
         <w:b/>
         <w:bCs/>
       </w:rPr>
@@ -9399,7 +9865,7 @@
       <w:spacing w:after="0" w:line="240" w:lineRule="auto"/>
     </w:pPr>
     <w:rPr>
-      <w:rFonts w:asciiTheme="majorHAnsi" w:cstheme="majorBidi" w:eastAsiaTheme="majorEastAsia" w:hAnsiTheme="majorHAnsi"/>
+      <w:rFonts w:asciiTheme="majorHAnsi" w:cstheme="majorBidi" w:hAnsiTheme="majorHAnsi" w:eastAsia="黑体"/>
       <w:color w:themeColor="text1" w:val="000000"/>
     </w:rPr>
     <w:tblPr>
@@ -9421,6 +9887,7 @@
     </w:tblPr>
     <w:tblStylePr w:type="firstRow">
       <w:rPr>
+        <w:rFonts w:eastAsia="黑体"/>
         <w:sz w:val="24"/>
         <w:szCs w:val="24"/>
       </w:rPr>
@@ -9527,7 +9994,7 @@
       <w:spacing w:after="0" w:line="240" w:lineRule="auto"/>
     </w:pPr>
     <w:rPr>
-      <w:rFonts w:asciiTheme="majorHAnsi" w:cstheme="majorBidi" w:eastAsiaTheme="majorEastAsia" w:hAnsiTheme="majorHAnsi"/>
+      <w:rFonts w:asciiTheme="majorHAnsi" w:cstheme="majorBidi" w:hAnsiTheme="majorHAnsi" w:eastAsia="黑体"/>
       <w:color w:themeColor="text1" w:val="000000"/>
     </w:rPr>
     <w:tblPr>
@@ -9549,6 +10016,7 @@
     </w:tblPr>
     <w:tblStylePr w:type="firstRow">
       <w:rPr>
+        <w:rFonts w:eastAsia="黑体"/>
         <w:sz w:val="24"/>
         <w:szCs w:val="24"/>
       </w:rPr>
@@ -9655,7 +10123,7 @@
       <w:spacing w:after="0" w:line="240" w:lineRule="auto"/>
     </w:pPr>
     <w:rPr>
-      <w:rFonts w:asciiTheme="majorHAnsi" w:cstheme="majorBidi" w:eastAsiaTheme="majorEastAsia" w:hAnsiTheme="majorHAnsi"/>
+      <w:rFonts w:asciiTheme="majorHAnsi" w:cstheme="majorBidi" w:hAnsiTheme="majorHAnsi" w:eastAsia="黑体"/>
       <w:color w:themeColor="text1" w:val="000000"/>
     </w:rPr>
     <w:tblPr>
@@ -9677,6 +10145,7 @@
     </w:tblPr>
     <w:tblStylePr w:type="firstRow">
       <w:rPr>
+        <w:rFonts w:eastAsia="黑体"/>
         <w:sz w:val="24"/>
         <w:szCs w:val="24"/>
       </w:rPr>
@@ -9783,7 +10252,7 @@
       <w:spacing w:after="0" w:line="240" w:lineRule="auto"/>
     </w:pPr>
     <w:rPr>
-      <w:rFonts w:asciiTheme="majorHAnsi" w:cstheme="majorBidi" w:eastAsiaTheme="majorEastAsia" w:hAnsiTheme="majorHAnsi"/>
+      <w:rFonts w:asciiTheme="majorHAnsi" w:cstheme="majorBidi" w:hAnsiTheme="majorHAnsi" w:eastAsia="黑体"/>
       <w:color w:themeColor="text1" w:val="000000"/>
     </w:rPr>
     <w:tblPr>
@@ -9805,6 +10274,7 @@
     </w:tblPr>
     <w:tblStylePr w:type="firstRow">
       <w:rPr>
+        <w:rFonts w:eastAsia="黑体"/>
         <w:sz w:val="24"/>
         <w:szCs w:val="24"/>
       </w:rPr>
@@ -9911,7 +10381,7 @@
       <w:spacing w:after="0" w:line="240" w:lineRule="auto"/>
     </w:pPr>
     <w:rPr>
-      <w:rFonts w:asciiTheme="majorHAnsi" w:cstheme="majorBidi" w:eastAsiaTheme="majorEastAsia" w:hAnsiTheme="majorHAnsi"/>
+      <w:rFonts w:asciiTheme="majorHAnsi" w:cstheme="majorBidi" w:hAnsiTheme="majorHAnsi" w:eastAsia="黑体"/>
       <w:color w:themeColor="text1" w:val="000000"/>
     </w:rPr>
     <w:tblPr>
@@ -9933,6 +10403,7 @@
     </w:tblPr>
     <w:tblStylePr w:type="firstRow">
       <w:rPr>
+        <w:rFonts w:eastAsia="黑体"/>
         <w:sz w:val="24"/>
         <w:szCs w:val="24"/>
       </w:rPr>
@@ -10039,7 +10510,7 @@
       <w:spacing w:after="0" w:line="240" w:lineRule="auto"/>
     </w:pPr>
     <w:rPr>
-      <w:rFonts w:asciiTheme="majorHAnsi" w:cstheme="majorBidi" w:eastAsiaTheme="majorEastAsia" w:hAnsiTheme="majorHAnsi"/>
+      <w:rFonts w:asciiTheme="majorHAnsi" w:cstheme="majorBidi" w:hAnsiTheme="majorHAnsi" w:eastAsia="黑体"/>
       <w:color w:themeColor="text1" w:val="000000"/>
     </w:rPr>
     <w:tblPr>
@@ -10061,6 +10532,7 @@
     </w:tblPr>
     <w:tblStylePr w:type="firstRow">
       <w:rPr>
+        <w:rFonts w:eastAsia="黑体"/>
         <w:sz w:val="24"/>
         <w:szCs w:val="24"/>
       </w:rPr>
@@ -10167,7 +10639,7 @@
       <w:spacing w:after="0" w:line="240" w:lineRule="auto"/>
     </w:pPr>
     <w:rPr>
-      <w:rFonts w:asciiTheme="majorHAnsi" w:cstheme="majorBidi" w:eastAsiaTheme="majorEastAsia" w:hAnsiTheme="majorHAnsi"/>
+      <w:rFonts w:asciiTheme="majorHAnsi" w:cstheme="majorBidi" w:hAnsiTheme="majorHAnsi" w:eastAsia="黑体"/>
       <w:color w:themeColor="text1" w:val="000000"/>
     </w:rPr>
     <w:tblPr>
@@ -10189,6 +10661,7 @@
     </w:tblPr>
     <w:tblStylePr w:type="firstRow">
       <w:rPr>
+        <w:rFonts w:eastAsia="黑体"/>
         <w:sz w:val="24"/>
         <w:szCs w:val="24"/>
       </w:rPr>
@@ -10318,12 +10791,14 @@
     </w:tcPr>
     <w:tblStylePr w:type="firstRow">
       <w:rPr>
+        <w:rFonts w:eastAsia="黑体"/>
         <w:b/>
         <w:bCs/>
       </w:rPr>
     </w:tblStylePr>
     <w:tblStylePr w:type="lastRow">
       <w:rPr>
+        <w:rFonts w:eastAsia="黑体"/>
         <w:b/>
         <w:bCs/>
       </w:rPr>
@@ -10336,12 +10811,14 @@
     </w:tblStylePr>
     <w:tblStylePr w:type="firstCol">
       <w:rPr>
+        <w:rFonts w:eastAsia="黑体"/>
         <w:b/>
         <w:bCs/>
       </w:rPr>
     </w:tblStylePr>
     <w:tblStylePr w:type="lastCol">
       <w:rPr>
+        <w:rFonts w:eastAsia="黑体"/>
         <w:b/>
         <w:bCs/>
       </w:rPr>
@@ -10391,12 +10868,14 @@
     </w:tcPr>
     <w:tblStylePr w:type="firstRow">
       <w:rPr>
+        <w:rFonts w:eastAsia="黑体"/>
         <w:b/>
         <w:bCs/>
       </w:rPr>
     </w:tblStylePr>
     <w:tblStylePr w:type="lastRow">
       <w:rPr>
+        <w:rFonts w:eastAsia="黑体"/>
         <w:b/>
         <w:bCs/>
       </w:rPr>
@@ -10409,12 +10888,14 @@
     </w:tblStylePr>
     <w:tblStylePr w:type="firstCol">
       <w:rPr>
+        <w:rFonts w:eastAsia="黑体"/>
         <w:b/>
         <w:bCs/>
       </w:rPr>
     </w:tblStylePr>
     <w:tblStylePr w:type="lastCol">
       <w:rPr>
+        <w:rFonts w:eastAsia="黑体"/>
         <w:b/>
         <w:bCs/>
       </w:rPr>
@@ -10464,12 +10945,14 @@
     </w:tcPr>
     <w:tblStylePr w:type="firstRow">
       <w:rPr>
+        <w:rFonts w:eastAsia="黑体"/>
         <w:b/>
         <w:bCs/>
       </w:rPr>
     </w:tblStylePr>
     <w:tblStylePr w:type="lastRow">
       <w:rPr>
+        <w:rFonts w:eastAsia="黑体"/>
         <w:b/>
         <w:bCs/>
       </w:rPr>
@@ -10482,12 +10965,14 @@
     </w:tblStylePr>
     <w:tblStylePr w:type="firstCol">
       <w:rPr>
+        <w:rFonts w:eastAsia="黑体"/>
         <w:b/>
         <w:bCs/>
       </w:rPr>
     </w:tblStylePr>
     <w:tblStylePr w:type="lastCol">
       <w:rPr>
+        <w:rFonts w:eastAsia="黑体"/>
         <w:b/>
         <w:bCs/>
       </w:rPr>
@@ -10537,12 +11022,14 @@
     </w:tcPr>
     <w:tblStylePr w:type="firstRow">
       <w:rPr>
+        <w:rFonts w:eastAsia="黑体"/>
         <w:b/>
         <w:bCs/>
       </w:rPr>
     </w:tblStylePr>
     <w:tblStylePr w:type="lastRow">
       <w:rPr>
+        <w:rFonts w:eastAsia="黑体"/>
         <w:b/>
         <w:bCs/>
       </w:rPr>
@@ -10555,12 +11042,14 @@
     </w:tblStylePr>
     <w:tblStylePr w:type="firstCol">
       <w:rPr>
+        <w:rFonts w:eastAsia="黑体"/>
         <w:b/>
         <w:bCs/>
       </w:rPr>
     </w:tblStylePr>
     <w:tblStylePr w:type="lastCol">
       <w:rPr>
+        <w:rFonts w:eastAsia="黑体"/>
         <w:b/>
         <w:bCs/>
       </w:rPr>
@@ -10610,12 +11099,14 @@
     </w:tcPr>
     <w:tblStylePr w:type="firstRow">
       <w:rPr>
+        <w:rFonts w:eastAsia="黑体"/>
         <w:b/>
         <w:bCs/>
       </w:rPr>
     </w:tblStylePr>
     <w:tblStylePr w:type="lastRow">
       <w:rPr>
+        <w:rFonts w:eastAsia="黑体"/>
         <w:b/>
         <w:bCs/>
       </w:rPr>
@@ -10628,12 +11119,14 @@
     </w:tblStylePr>
     <w:tblStylePr w:type="firstCol">
       <w:rPr>
+        <w:rFonts w:eastAsia="黑体"/>
         <w:b/>
         <w:bCs/>
       </w:rPr>
     </w:tblStylePr>
     <w:tblStylePr w:type="lastCol">
       <w:rPr>
+        <w:rFonts w:eastAsia="黑体"/>
         <w:b/>
         <w:bCs/>
       </w:rPr>
@@ -10683,12 +11176,14 @@
     </w:tcPr>
     <w:tblStylePr w:type="firstRow">
       <w:rPr>
+        <w:rFonts w:eastAsia="黑体"/>
         <w:b/>
         <w:bCs/>
       </w:rPr>
     </w:tblStylePr>
     <w:tblStylePr w:type="lastRow">
       <w:rPr>
+        <w:rFonts w:eastAsia="黑体"/>
         <w:b/>
         <w:bCs/>
       </w:rPr>
@@ -10701,12 +11196,14 @@
     </w:tblStylePr>
     <w:tblStylePr w:type="firstCol">
       <w:rPr>
+        <w:rFonts w:eastAsia="黑体"/>
         <w:b/>
         <w:bCs/>
       </w:rPr>
     </w:tblStylePr>
     <w:tblStylePr w:type="lastCol">
       <w:rPr>
+        <w:rFonts w:eastAsia="黑体"/>
         <w:b/>
         <w:bCs/>
       </w:rPr>
@@ -10756,12 +11253,14 @@
     </w:tcPr>
     <w:tblStylePr w:type="firstRow">
       <w:rPr>
+        <w:rFonts w:eastAsia="黑体"/>
         <w:b/>
         <w:bCs/>
       </w:rPr>
     </w:tblStylePr>
     <w:tblStylePr w:type="lastRow">
       <w:rPr>
+        <w:rFonts w:eastAsia="黑体"/>
         <w:b/>
         <w:bCs/>
       </w:rPr>
@@ -10774,12 +11273,14 @@
     </w:tblStylePr>
     <w:tblStylePr w:type="firstCol">
       <w:rPr>
+        <w:rFonts w:eastAsia="黑体"/>
         <w:b/>
         <w:bCs/>
       </w:rPr>
     </w:tblStylePr>
     <w:tblStylePr w:type="lastCol">
       <w:rPr>
+        <w:rFonts w:eastAsia="黑体"/>
         <w:b/>
         <w:bCs/>
       </w:rPr>
@@ -10806,7 +11307,7 @@
       <w:spacing w:after="0" w:line="240" w:lineRule="auto"/>
     </w:pPr>
     <w:rPr>
-      <w:rFonts w:asciiTheme="majorHAnsi" w:cstheme="majorBidi" w:eastAsiaTheme="majorEastAsia" w:hAnsiTheme="majorHAnsi"/>
+      <w:rFonts w:asciiTheme="majorHAnsi" w:cstheme="majorBidi" w:hAnsiTheme="majorHAnsi" w:eastAsia="黑体"/>
       <w:color w:themeColor="text1" w:val="000000"/>
     </w:rPr>
     <w:tblPr>
@@ -10833,6 +11334,7 @@
     </w:tcPr>
     <w:tblStylePr w:type="firstRow">
       <w:rPr>
+        <w:rFonts w:eastAsia="黑体"/>
         <w:b/>
         <w:bCs/>
         <w:color w:themeColor="text1" w:val="000000"/>
@@ -10844,6 +11346,7 @@
     </w:tblStylePr>
     <w:tblStylePr w:type="lastRow">
       <w:rPr>
+        <w:rFonts w:eastAsia="黑体"/>
         <w:b/>
         <w:bCs/>
         <w:color w:themeColor="text1" w:val="000000"/>
@@ -10863,6 +11366,7 @@
     </w:tblStylePr>
     <w:tblStylePr w:type="firstCol">
       <w:rPr>
+        <w:rFonts w:eastAsia="黑体"/>
         <w:b/>
         <w:bCs/>
         <w:color w:themeColor="text1" w:val="000000"/>
@@ -10882,6 +11386,7 @@
     </w:tblStylePr>
     <w:tblStylePr w:type="lastCol">
       <w:rPr>
+        <w:rFonts w:eastAsia="黑体"/>
         <w:b w:val="0"/>
         <w:bCs w:val="0"/>
         <w:color w:themeColor="text1" w:val="000000"/>
@@ -10931,7 +11436,7 @@
       <w:spacing w:after="0" w:line="240" w:lineRule="auto"/>
     </w:pPr>
     <w:rPr>
-      <w:rFonts w:asciiTheme="majorHAnsi" w:cstheme="majorBidi" w:eastAsiaTheme="majorEastAsia" w:hAnsiTheme="majorHAnsi"/>
+      <w:rFonts w:asciiTheme="majorHAnsi" w:cstheme="majorBidi" w:hAnsiTheme="majorHAnsi" w:eastAsia="黑体"/>
       <w:color w:themeColor="text1" w:val="000000"/>
     </w:rPr>
     <w:tblPr>
@@ -10958,6 +11463,7 @@
     </w:tcPr>
     <w:tblStylePr w:type="firstRow">
       <w:rPr>
+        <w:rFonts w:eastAsia="黑体"/>
         <w:b/>
         <w:bCs/>
         <w:color w:themeColor="text1" w:val="000000"/>
@@ -10969,6 +11475,7 @@
     </w:tblStylePr>
     <w:tblStylePr w:type="lastRow">
       <w:rPr>
+        <w:rFonts w:eastAsia="黑体"/>
         <w:b/>
         <w:bCs/>
         <w:color w:themeColor="text1" w:val="000000"/>
@@ -10988,6 +11495,7 @@
     </w:tblStylePr>
     <w:tblStylePr w:type="firstCol">
       <w:rPr>
+        <w:rFonts w:eastAsia="黑体"/>
         <w:b/>
         <w:bCs/>
         <w:color w:themeColor="text1" w:val="000000"/>
@@ -11007,6 +11515,7 @@
     </w:tblStylePr>
     <w:tblStylePr w:type="lastCol">
       <w:rPr>
+        <w:rFonts w:eastAsia="黑体"/>
         <w:b w:val="0"/>
         <w:bCs w:val="0"/>
         <w:color w:themeColor="text1" w:val="000000"/>
@@ -11056,7 +11565,7 @@
       <w:spacing w:after="0" w:line="240" w:lineRule="auto"/>
     </w:pPr>
     <w:rPr>
-      <w:rFonts w:asciiTheme="majorHAnsi" w:cstheme="majorBidi" w:eastAsiaTheme="majorEastAsia" w:hAnsiTheme="majorHAnsi"/>
+      <w:rFonts w:asciiTheme="majorHAnsi" w:cstheme="majorBidi" w:hAnsiTheme="majorHAnsi" w:eastAsia="黑体"/>
       <w:color w:themeColor="text1" w:val="000000"/>
     </w:rPr>
     <w:tblPr>
@@ -11083,6 +11592,7 @@
     </w:tcPr>
     <w:tblStylePr w:type="firstRow">
       <w:rPr>
+        <w:rFonts w:eastAsia="黑体"/>
         <w:b/>
         <w:bCs/>
         <w:color w:themeColor="text1" w:val="000000"/>
@@ -11094,6 +11604,7 @@
     </w:tblStylePr>
     <w:tblStylePr w:type="lastRow">
       <w:rPr>
+        <w:rFonts w:eastAsia="黑体"/>
         <w:b/>
         <w:bCs/>
         <w:color w:themeColor="text1" w:val="000000"/>
@@ -11113,6 +11624,7 @@
     </w:tblStylePr>
     <w:tblStylePr w:type="firstCol">
       <w:rPr>
+        <w:rFonts w:eastAsia="黑体"/>
         <w:b/>
         <w:bCs/>
         <w:color w:themeColor="text1" w:val="000000"/>
@@ -11132,6 +11644,7 @@
     </w:tblStylePr>
     <w:tblStylePr w:type="lastCol">
       <w:rPr>
+        <w:rFonts w:eastAsia="黑体"/>
         <w:b w:val="0"/>
         <w:bCs w:val="0"/>
         <w:color w:themeColor="text1" w:val="000000"/>
@@ -11181,7 +11694,7 @@
       <w:spacing w:after="0" w:line="240" w:lineRule="auto"/>
     </w:pPr>
     <w:rPr>
-      <w:rFonts w:asciiTheme="majorHAnsi" w:cstheme="majorBidi" w:eastAsiaTheme="majorEastAsia" w:hAnsiTheme="majorHAnsi"/>
+      <w:rFonts w:asciiTheme="majorHAnsi" w:cstheme="majorBidi" w:hAnsiTheme="majorHAnsi" w:eastAsia="黑体"/>
       <w:color w:themeColor="text1" w:val="000000"/>
     </w:rPr>
     <w:tblPr>
@@ -11208,6 +11721,7 @@
     </w:tcPr>
     <w:tblStylePr w:type="firstRow">
       <w:rPr>
+        <w:rFonts w:eastAsia="黑体"/>
         <w:b/>
         <w:bCs/>
         <w:color w:themeColor="text1" w:val="000000"/>
@@ -11219,6 +11733,7 @@
     </w:tblStylePr>
     <w:tblStylePr w:type="lastRow">
       <w:rPr>
+        <w:rFonts w:eastAsia="黑体"/>
         <w:b/>
         <w:bCs/>
         <w:color w:themeColor="text1" w:val="000000"/>
@@ -11238,6 +11753,7 @@
     </w:tblStylePr>
     <w:tblStylePr w:type="firstCol">
       <w:rPr>
+        <w:rFonts w:eastAsia="黑体"/>
         <w:b/>
         <w:bCs/>
         <w:color w:themeColor="text1" w:val="000000"/>
@@ -11257,6 +11773,7 @@
     </w:tblStylePr>
     <w:tblStylePr w:type="lastCol">
       <w:rPr>
+        <w:rFonts w:eastAsia="黑体"/>
         <w:b w:val="0"/>
         <w:bCs w:val="0"/>
         <w:color w:themeColor="text1" w:val="000000"/>
@@ -11306,7 +11823,7 @@
       <w:spacing w:after="0" w:line="240" w:lineRule="auto"/>
     </w:pPr>
     <w:rPr>
-      <w:rFonts w:asciiTheme="majorHAnsi" w:cstheme="majorBidi" w:eastAsiaTheme="majorEastAsia" w:hAnsiTheme="majorHAnsi"/>
+      <w:rFonts w:asciiTheme="majorHAnsi" w:cstheme="majorBidi" w:hAnsiTheme="majorHAnsi" w:eastAsia="黑体"/>
       <w:color w:themeColor="text1" w:val="000000"/>
     </w:rPr>
     <w:tblPr>
@@ -11333,6 +11850,7 @@
     </w:tcPr>
     <w:tblStylePr w:type="firstRow">
       <w:rPr>
+        <w:rFonts w:eastAsia="黑体"/>
         <w:b/>
         <w:bCs/>
         <w:color w:themeColor="text1" w:val="000000"/>
@@ -11344,6 +11862,7 @@
     </w:tblStylePr>
     <w:tblStylePr w:type="lastRow">
       <w:rPr>
+        <w:rFonts w:eastAsia="黑体"/>
         <w:b/>
         <w:bCs/>
         <w:color w:themeColor="text1" w:val="000000"/>
@@ -11363,6 +11882,7 @@
     </w:tblStylePr>
     <w:tblStylePr w:type="firstCol">
       <w:rPr>
+        <w:rFonts w:eastAsia="黑体"/>
         <w:b/>
         <w:bCs/>
         <w:color w:themeColor="text1" w:val="000000"/>
@@ -11382,6 +11902,7 @@
     </w:tblStylePr>
     <w:tblStylePr w:type="lastCol">
       <w:rPr>
+        <w:rFonts w:eastAsia="黑体"/>
         <w:b w:val="0"/>
         <w:bCs w:val="0"/>
         <w:color w:themeColor="text1" w:val="000000"/>
@@ -11431,7 +11952,7 @@
       <w:spacing w:after="0" w:line="240" w:lineRule="auto"/>
     </w:pPr>
     <w:rPr>
-      <w:rFonts w:asciiTheme="majorHAnsi" w:cstheme="majorBidi" w:eastAsiaTheme="majorEastAsia" w:hAnsiTheme="majorHAnsi"/>
+      <w:rFonts w:asciiTheme="majorHAnsi" w:cstheme="majorBidi" w:hAnsiTheme="majorHAnsi" w:eastAsia="黑体"/>
       <w:color w:themeColor="text1" w:val="000000"/>
     </w:rPr>
     <w:tblPr>
@@ -11458,6 +11979,7 @@
     </w:tcPr>
     <w:tblStylePr w:type="firstRow">
       <w:rPr>
+        <w:rFonts w:eastAsia="黑体"/>
         <w:b/>
         <w:bCs/>
         <w:color w:themeColor="text1" w:val="000000"/>
@@ -11469,6 +11991,7 @@
     </w:tblStylePr>
     <w:tblStylePr w:type="lastRow">
       <w:rPr>
+        <w:rFonts w:eastAsia="黑体"/>
         <w:b/>
         <w:bCs/>
         <w:color w:themeColor="text1" w:val="000000"/>
@@ -11488,6 +12011,7 @@
     </w:tblStylePr>
     <w:tblStylePr w:type="firstCol">
       <w:rPr>
+        <w:rFonts w:eastAsia="黑体"/>
         <w:b/>
         <w:bCs/>
         <w:color w:themeColor="text1" w:val="000000"/>
@@ -11507,6 +12031,7 @@
     </w:tblStylePr>
     <w:tblStylePr w:type="lastCol">
       <w:rPr>
+        <w:rFonts w:eastAsia="黑体"/>
         <w:b w:val="0"/>
         <w:bCs w:val="0"/>
         <w:color w:themeColor="text1" w:val="000000"/>
@@ -11556,7 +12081,7 @@
       <w:spacing w:after="0" w:line="240" w:lineRule="auto"/>
     </w:pPr>
     <w:rPr>
-      <w:rFonts w:asciiTheme="majorHAnsi" w:cstheme="majorBidi" w:eastAsiaTheme="majorEastAsia" w:hAnsiTheme="majorHAnsi"/>
+      <w:rFonts w:asciiTheme="majorHAnsi" w:cstheme="majorBidi" w:hAnsiTheme="majorHAnsi" w:eastAsia="黑体"/>
       <w:color w:themeColor="text1" w:val="000000"/>
     </w:rPr>
     <w:tblPr>
@@ -11583,6 +12108,7 @@
     </w:tcPr>
     <w:tblStylePr w:type="firstRow">
       <w:rPr>
+        <w:rFonts w:eastAsia="黑体"/>
         <w:b/>
         <w:bCs/>
         <w:color w:themeColor="text1" w:val="000000"/>
@@ -11594,6 +12120,7 @@
     </w:tblStylePr>
     <w:tblStylePr w:type="lastRow">
       <w:rPr>
+        <w:rFonts w:eastAsia="黑体"/>
         <w:b/>
         <w:bCs/>
         <w:color w:themeColor="text1" w:val="000000"/>
@@ -11613,6 +12140,7 @@
     </w:tblStylePr>
     <w:tblStylePr w:type="firstCol">
       <w:rPr>
+        <w:rFonts w:eastAsia="黑体"/>
         <w:b/>
         <w:bCs/>
         <w:color w:themeColor="text1" w:val="000000"/>
@@ -11632,6 +12160,7 @@
     </w:tblStylePr>
     <w:tblStylePr w:type="lastCol">
       <w:rPr>
+        <w:rFonts w:eastAsia="黑体"/>
         <w:b w:val="0"/>
         <w:bCs w:val="0"/>
         <w:color w:themeColor="text1" w:val="000000"/>
@@ -11704,6 +12233,7 @@
     </w:tcPr>
     <w:tblStylePr w:type="firstRow">
       <w:rPr>
+        <w:rFonts w:eastAsia="黑体"/>
         <w:b/>
         <w:bCs/>
         <w:i w:val="0"/>
@@ -11725,6 +12255,7 @@
     </w:tblStylePr>
     <w:tblStylePr w:type="lastRow">
       <w:rPr>
+        <w:rFonts w:eastAsia="黑体"/>
         <w:b/>
         <w:bCs/>
         <w:i w:val="0"/>
@@ -11746,6 +12277,7 @@
     </w:tblStylePr>
     <w:tblStylePr w:type="firstCol">
       <w:rPr>
+        <w:rFonts w:eastAsia="黑体"/>
         <w:b/>
         <w:bCs/>
         <w:i w:val="0"/>
@@ -11765,6 +12297,7 @@
     </w:tblStylePr>
     <w:tblStylePr w:type="lastCol">
       <w:rPr>
+        <w:rFonts w:eastAsia="黑体"/>
         <w:b/>
         <w:bCs/>
         <w:i w:val="0"/>
@@ -11845,6 +12378,7 @@
     </w:tcPr>
     <w:tblStylePr w:type="firstRow">
       <w:rPr>
+        <w:rFonts w:eastAsia="黑体"/>
         <w:b/>
         <w:bCs/>
         <w:i w:val="0"/>
@@ -11866,6 +12400,7 @@
     </w:tblStylePr>
     <w:tblStylePr w:type="lastRow">
       <w:rPr>
+        <w:rFonts w:eastAsia="黑体"/>
         <w:b/>
         <w:bCs/>
         <w:i w:val="0"/>
@@ -11887,6 +12422,7 @@
     </w:tblStylePr>
     <w:tblStylePr w:type="firstCol">
       <w:rPr>
+        <w:rFonts w:eastAsia="黑体"/>
         <w:b/>
         <w:bCs/>
         <w:i w:val="0"/>
@@ -11906,6 +12442,7 @@
     </w:tblStylePr>
     <w:tblStylePr w:type="lastCol">
       <w:rPr>
+        <w:rFonts w:eastAsia="黑体"/>
         <w:b/>
         <w:bCs/>
         <w:i w:val="0"/>
@@ -11986,6 +12523,7 @@
     </w:tcPr>
     <w:tblStylePr w:type="firstRow">
       <w:rPr>
+        <w:rFonts w:eastAsia="黑体"/>
         <w:b/>
         <w:bCs/>
         <w:i w:val="0"/>
@@ -12007,6 +12545,7 @@
     </w:tblStylePr>
     <w:tblStylePr w:type="lastRow">
       <w:rPr>
+        <w:rFonts w:eastAsia="黑体"/>
         <w:b/>
         <w:bCs/>
         <w:i w:val="0"/>
@@ -12028,6 +12567,7 @@
     </w:tblStylePr>
     <w:tblStylePr w:type="firstCol">
       <w:rPr>
+        <w:rFonts w:eastAsia="黑体"/>
         <w:b/>
         <w:bCs/>
         <w:i w:val="0"/>
@@ -12047,6 +12587,7 @@
     </w:tblStylePr>
     <w:tblStylePr w:type="lastCol">
       <w:rPr>
+        <w:rFonts w:eastAsia="黑体"/>
         <w:b/>
         <w:bCs/>
         <w:i w:val="0"/>
@@ -12127,6 +12668,7 @@
     </w:tcPr>
     <w:tblStylePr w:type="firstRow">
       <w:rPr>
+        <w:rFonts w:eastAsia="黑体"/>
         <w:b/>
         <w:bCs/>
         <w:i w:val="0"/>
@@ -12148,6 +12690,7 @@
     </w:tblStylePr>
     <w:tblStylePr w:type="lastRow">
       <w:rPr>
+        <w:rFonts w:eastAsia="黑体"/>
         <w:b/>
         <w:bCs/>
         <w:i w:val="0"/>
@@ -12169,6 +12712,7 @@
     </w:tblStylePr>
     <w:tblStylePr w:type="firstCol">
       <w:rPr>
+        <w:rFonts w:eastAsia="黑体"/>
         <w:b/>
         <w:bCs/>
         <w:i w:val="0"/>
@@ -12188,6 +12732,7 @@
     </w:tblStylePr>
     <w:tblStylePr w:type="lastCol">
       <w:rPr>
+        <w:rFonts w:eastAsia="黑体"/>
         <w:b/>
         <w:bCs/>
         <w:i w:val="0"/>
@@ -12268,6 +12813,7 @@
     </w:tcPr>
     <w:tblStylePr w:type="firstRow">
       <w:rPr>
+        <w:rFonts w:eastAsia="黑体"/>
         <w:b/>
         <w:bCs/>
         <w:i w:val="0"/>
@@ -12289,6 +12835,7 @@
     </w:tblStylePr>
     <w:tblStylePr w:type="lastRow">
       <w:rPr>
+        <w:rFonts w:eastAsia="黑体"/>
         <w:b/>
         <w:bCs/>
         <w:i w:val="0"/>
@@ -12310,6 +12857,7 @@
     </w:tblStylePr>
     <w:tblStylePr w:type="firstCol">
       <w:rPr>
+        <w:rFonts w:eastAsia="黑体"/>
         <w:b/>
         <w:bCs/>
         <w:i w:val="0"/>
@@ -12329,6 +12877,7 @@
     </w:tblStylePr>
     <w:tblStylePr w:type="lastCol">
       <w:rPr>
+        <w:rFonts w:eastAsia="黑体"/>
         <w:b/>
         <w:bCs/>
         <w:i w:val="0"/>
@@ -12409,6 +12958,7 @@
     </w:tcPr>
     <w:tblStylePr w:type="firstRow">
       <w:rPr>
+        <w:rFonts w:eastAsia="黑体"/>
         <w:b/>
         <w:bCs/>
         <w:i w:val="0"/>
@@ -12430,6 +12980,7 @@
     </w:tblStylePr>
     <w:tblStylePr w:type="lastRow">
       <w:rPr>
+        <w:rFonts w:eastAsia="黑体"/>
         <w:b/>
         <w:bCs/>
         <w:i w:val="0"/>
@@ -12451,6 +13002,7 @@
     </w:tblStylePr>
     <w:tblStylePr w:type="firstCol">
       <w:rPr>
+        <w:rFonts w:eastAsia="黑体"/>
         <w:b/>
         <w:bCs/>
         <w:i w:val="0"/>
@@ -12470,6 +13022,7 @@
     </w:tblStylePr>
     <w:tblStylePr w:type="lastCol">
       <w:rPr>
+        <w:rFonts w:eastAsia="黑体"/>
         <w:b/>
         <w:bCs/>
         <w:i w:val="0"/>
@@ -12550,6 +13103,7 @@
     </w:tcPr>
     <w:tblStylePr w:type="firstRow">
       <w:rPr>
+        <w:rFonts w:eastAsia="黑体"/>
         <w:b/>
         <w:bCs/>
         <w:i w:val="0"/>
@@ -12571,6 +13125,7 @@
     </w:tblStylePr>
     <w:tblStylePr w:type="lastRow">
       <w:rPr>
+        <w:rFonts w:eastAsia="黑体"/>
         <w:b/>
         <w:bCs/>
         <w:i w:val="0"/>
@@ -12592,6 +13147,7 @@
     </w:tblStylePr>
     <w:tblStylePr w:type="firstCol">
       <w:rPr>
+        <w:rFonts w:eastAsia="黑体"/>
         <w:b/>
         <w:bCs/>
         <w:i w:val="0"/>
@@ -12611,6 +13167,7 @@
     </w:tblStylePr>
     <w:tblStylePr w:type="lastCol">
       <w:rPr>
+        <w:rFonts w:eastAsia="黑体"/>
         <w:b/>
         <w:bCs/>
         <w:i w:val="0"/>
@@ -12668,6 +13225,7 @@
       <w:spacing w:after="0" w:line="240" w:lineRule="auto"/>
     </w:pPr>
     <w:rPr>
+      <w:rFonts w:eastAsia="黑体"/>
       <w:color w:themeColor="background1" w:val="FFFFFF"/>
     </w:rPr>
     <w:tblPr>
@@ -12686,6 +13244,7 @@
     </w:tcPr>
     <w:tblStylePr w:type="firstRow">
       <w:rPr>
+        <w:rFonts w:eastAsia="黑体"/>
         <w:b/>
         <w:bCs/>
       </w:rPr>
@@ -12782,6 +13341,7 @@
       <w:spacing w:after="0" w:line="240" w:lineRule="auto"/>
     </w:pPr>
     <w:rPr>
+      <w:rFonts w:eastAsia="黑体"/>
       <w:color w:themeColor="background1" w:val="FFFFFF"/>
     </w:rPr>
     <w:tblPr>
@@ -12800,6 +13360,7 @@
     </w:tcPr>
     <w:tblStylePr w:type="firstRow">
       <w:rPr>
+        <w:rFonts w:eastAsia="黑体"/>
         <w:b/>
         <w:bCs/>
       </w:rPr>
@@ -12896,6 +13457,7 @@
       <w:spacing w:after="0" w:line="240" w:lineRule="auto"/>
     </w:pPr>
     <w:rPr>
+      <w:rFonts w:eastAsia="黑体"/>
       <w:color w:themeColor="background1" w:val="FFFFFF"/>
     </w:rPr>
     <w:tblPr>
@@ -12914,6 +13476,7 @@
     </w:tcPr>
     <w:tblStylePr w:type="firstRow">
       <w:rPr>
+        <w:rFonts w:eastAsia="黑体"/>
         <w:b/>
         <w:bCs/>
       </w:rPr>
@@ -13010,6 +13573,7 @@
       <w:spacing w:after="0" w:line="240" w:lineRule="auto"/>
     </w:pPr>
     <w:rPr>
+      <w:rFonts w:eastAsia="黑体"/>
       <w:color w:themeColor="background1" w:val="FFFFFF"/>
     </w:rPr>
     <w:tblPr>
@@ -13028,6 +13592,7 @@
     </w:tcPr>
     <w:tblStylePr w:type="firstRow">
       <w:rPr>
+        <w:rFonts w:eastAsia="黑体"/>
         <w:b/>
         <w:bCs/>
       </w:rPr>
@@ -13124,6 +13689,7 @@
       <w:spacing w:after="0" w:line="240" w:lineRule="auto"/>
     </w:pPr>
     <w:rPr>
+      <w:rFonts w:eastAsia="黑体"/>
       <w:color w:themeColor="background1" w:val="FFFFFF"/>
     </w:rPr>
     <w:tblPr>
@@ -13142,6 +13708,7 @@
     </w:tcPr>
     <w:tblStylePr w:type="firstRow">
       <w:rPr>
+        <w:rFonts w:eastAsia="黑体"/>
         <w:b/>
         <w:bCs/>
       </w:rPr>
@@ -13238,6 +13805,7 @@
       <w:spacing w:after="0" w:line="240" w:lineRule="auto"/>
     </w:pPr>
     <w:rPr>
+      <w:rFonts w:eastAsia="黑体"/>
       <w:color w:themeColor="background1" w:val="FFFFFF"/>
     </w:rPr>
     <w:tblPr>
@@ -13256,6 +13824,7 @@
     </w:tcPr>
     <w:tblStylePr w:type="firstRow">
       <w:rPr>
+        <w:rFonts w:eastAsia="黑体"/>
         <w:b/>
         <w:bCs/>
       </w:rPr>
@@ -13352,6 +13921,7 @@
       <w:spacing w:after="0" w:line="240" w:lineRule="auto"/>
     </w:pPr>
     <w:rPr>
+      <w:rFonts w:eastAsia="黑体"/>
       <w:color w:themeColor="background1" w:val="FFFFFF"/>
     </w:rPr>
     <w:tblPr>
@@ -13370,6 +13940,7 @@
     </w:tcPr>
     <w:tblStylePr w:type="firstRow">
       <w:rPr>
+        <w:rFonts w:eastAsia="黑体"/>
         <w:b/>
         <w:bCs/>
       </w:rPr>
@@ -13466,6 +14037,7 @@
       <w:spacing w:after="0" w:line="240" w:lineRule="auto"/>
     </w:pPr>
     <w:rPr>
+      <w:rFonts w:eastAsia="黑体"/>
       <w:color w:themeColor="text1" w:val="000000"/>
     </w:rPr>
     <w:tblPr>
@@ -13492,6 +14064,7 @@
     </w:tcPr>
     <w:tblStylePr w:type="firstRow">
       <w:rPr>
+        <w:rFonts w:eastAsia="黑体"/>
         <w:b/>
         <w:bCs/>
       </w:rPr>
@@ -13510,6 +14083,7 @@
     </w:tblStylePr>
     <w:tblStylePr w:type="lastRow">
       <w:rPr>
+        <w:rFonts w:eastAsia="黑体"/>
         <w:b/>
         <w:bCs/>
         <w:color w:themeColor="background1" w:val="FFFFFF"/>
@@ -13524,6 +14098,7 @@
     </w:tblStylePr>
     <w:tblStylePr w:type="firstCol">
       <w:rPr>
+        <w:rFonts w:eastAsia="黑体"/>
         <w:color w:themeColor="background1" w:val="FFFFFF"/>
       </w:rPr>
       <w:tblPr/>
@@ -13541,6 +14116,7 @@
     </w:tblStylePr>
     <w:tblStylePr w:type="lastCol">
       <w:rPr>
+        <w:rFonts w:eastAsia="黑体"/>
         <w:color w:themeColor="background1" w:val="FFFFFF"/>
       </w:rPr>
       <w:tblPr/>
@@ -13570,11 +14146,13 @@
     </w:tblStylePr>
     <w:tblStylePr w:type="neCell">
       <w:rPr>
+        <w:rFonts w:eastAsia="黑体"/>
         <w:color w:themeColor="text1" w:val="000000"/>
       </w:rPr>
     </w:tblStylePr>
     <w:tblStylePr w:type="nwCell">
       <w:rPr>
+        <w:rFonts w:eastAsia="黑体"/>
         <w:color w:themeColor="text1" w:val="000000"/>
       </w:rPr>
     </w:tblStylePr>
@@ -13588,6 +14166,7 @@
       <w:spacing w:after="0" w:line="240" w:lineRule="auto"/>
     </w:pPr>
     <w:rPr>
+      <w:rFonts w:eastAsia="黑体"/>
       <w:color w:themeColor="text1" w:val="000000"/>
     </w:rPr>
     <w:tblPr>
@@ -13614,6 +14193,7 @@
     </w:tcPr>
     <w:tblStylePr w:type="firstRow">
       <w:rPr>
+        <w:rFonts w:eastAsia="黑体"/>
         <w:b/>
         <w:bCs/>
       </w:rPr>
@@ -13632,6 +14212,7 @@
     </w:tblStylePr>
     <w:tblStylePr w:type="lastRow">
       <w:rPr>
+        <w:rFonts w:eastAsia="黑体"/>
         <w:b/>
         <w:bCs/>
         <w:color w:themeColor="background1" w:val="FFFFFF"/>
@@ -13646,6 +14227,7 @@
     </w:tblStylePr>
     <w:tblStylePr w:type="firstCol">
       <w:rPr>
+        <w:rFonts w:eastAsia="黑体"/>
         <w:color w:themeColor="background1" w:val="FFFFFF"/>
       </w:rPr>
       <w:tblPr/>
@@ -13663,6 +14245,7 @@
     </w:tblStylePr>
     <w:tblStylePr w:type="lastCol">
       <w:rPr>
+        <w:rFonts w:eastAsia="黑体"/>
         <w:color w:themeColor="background1" w:val="FFFFFF"/>
       </w:rPr>
       <w:tblPr/>
@@ -13692,11 +14275,13 @@
     </w:tblStylePr>
     <w:tblStylePr w:type="neCell">
       <w:rPr>
+        <w:rFonts w:eastAsia="黑体"/>
         <w:color w:themeColor="text1" w:val="000000"/>
       </w:rPr>
     </w:tblStylePr>
     <w:tblStylePr w:type="nwCell">
       <w:rPr>
+        <w:rFonts w:eastAsia="黑体"/>
         <w:color w:themeColor="text1" w:val="000000"/>
       </w:rPr>
     </w:tblStylePr>
@@ -13710,6 +14295,7 @@
       <w:spacing w:after="0" w:line="240" w:lineRule="auto"/>
     </w:pPr>
     <w:rPr>
+      <w:rFonts w:eastAsia="黑体"/>
       <w:color w:themeColor="text1" w:val="000000"/>
     </w:rPr>
     <w:tblPr>
@@ -13736,6 +14322,7 @@
     </w:tcPr>
     <w:tblStylePr w:type="firstRow">
       <w:rPr>
+        <w:rFonts w:eastAsia="黑体"/>
         <w:b/>
         <w:bCs/>
       </w:rPr>
@@ -13754,6 +14341,7 @@
     </w:tblStylePr>
     <w:tblStylePr w:type="lastRow">
       <w:rPr>
+        <w:rFonts w:eastAsia="黑体"/>
         <w:b/>
         <w:bCs/>
         <w:color w:themeColor="background1" w:val="FFFFFF"/>
@@ -13768,6 +14356,7 @@
     </w:tblStylePr>
     <w:tblStylePr w:type="firstCol">
       <w:rPr>
+        <w:rFonts w:eastAsia="黑体"/>
         <w:color w:themeColor="background1" w:val="FFFFFF"/>
       </w:rPr>
       <w:tblPr/>
@@ -13785,6 +14374,7 @@
     </w:tblStylePr>
     <w:tblStylePr w:type="lastCol">
       <w:rPr>
+        <w:rFonts w:eastAsia="黑体"/>
         <w:color w:themeColor="background1" w:val="FFFFFF"/>
       </w:rPr>
       <w:tblPr/>
@@ -13814,11 +14404,13 @@
     </w:tblStylePr>
     <w:tblStylePr w:type="neCell">
       <w:rPr>
+        <w:rFonts w:eastAsia="黑体"/>
         <w:color w:themeColor="text1" w:val="000000"/>
       </w:rPr>
     </w:tblStylePr>
     <w:tblStylePr w:type="nwCell">
       <w:rPr>
+        <w:rFonts w:eastAsia="黑体"/>
         <w:color w:themeColor="text1" w:val="000000"/>
       </w:rPr>
     </w:tblStylePr>
@@ -13832,6 +14424,7 @@
       <w:spacing w:after="0" w:line="240" w:lineRule="auto"/>
     </w:pPr>
     <w:rPr>
+      <w:rFonts w:eastAsia="黑体"/>
       <w:color w:themeColor="text1" w:val="000000"/>
     </w:rPr>
     <w:tblPr>
@@ -13858,6 +14451,7 @@
     </w:tcPr>
     <w:tblStylePr w:type="firstRow">
       <w:rPr>
+        <w:rFonts w:eastAsia="黑体"/>
         <w:b/>
         <w:bCs/>
       </w:rPr>
@@ -13876,6 +14470,7 @@
     </w:tblStylePr>
     <w:tblStylePr w:type="lastRow">
       <w:rPr>
+        <w:rFonts w:eastAsia="黑体"/>
         <w:b/>
         <w:bCs/>
         <w:color w:themeColor="background1" w:val="FFFFFF"/>
@@ -13890,6 +14485,7 @@
     </w:tblStylePr>
     <w:tblStylePr w:type="firstCol">
       <w:rPr>
+        <w:rFonts w:eastAsia="黑体"/>
         <w:color w:themeColor="background1" w:val="FFFFFF"/>
       </w:rPr>
       <w:tblPr/>
@@ -13907,6 +14503,7 @@
     </w:tblStylePr>
     <w:tblStylePr w:type="lastCol">
       <w:rPr>
+        <w:rFonts w:eastAsia="黑体"/>
         <w:color w:themeColor="background1" w:val="FFFFFF"/>
       </w:rPr>
       <w:tblPr/>
@@ -13944,6 +14541,7 @@
       <w:spacing w:after="0" w:line="240" w:lineRule="auto"/>
     </w:pPr>
     <w:rPr>
+      <w:rFonts w:eastAsia="黑体"/>
       <w:color w:themeColor="text1" w:val="000000"/>
     </w:rPr>
     <w:tblPr>
@@ -13970,6 +14568,7 @@
     </w:tcPr>
     <w:tblStylePr w:type="firstRow">
       <w:rPr>
+        <w:rFonts w:eastAsia="黑体"/>
         <w:b/>
         <w:bCs/>
       </w:rPr>
@@ -13988,6 +14587,7 @@
     </w:tblStylePr>
     <w:tblStylePr w:type="lastRow">
       <w:rPr>
+        <w:rFonts w:eastAsia="黑体"/>
         <w:b/>
         <w:bCs/>
         <w:color w:themeColor="background1" w:val="FFFFFF"/>
@@ -14002,6 +14602,7 @@
     </w:tblStylePr>
     <w:tblStylePr w:type="firstCol">
       <w:rPr>
+        <w:rFonts w:eastAsia="黑体"/>
         <w:color w:themeColor="background1" w:val="FFFFFF"/>
       </w:rPr>
       <w:tblPr/>
@@ -14019,6 +14620,7 @@
     </w:tblStylePr>
     <w:tblStylePr w:type="lastCol">
       <w:rPr>
+        <w:rFonts w:eastAsia="黑体"/>
         <w:color w:themeColor="background1" w:val="FFFFFF"/>
       </w:rPr>
       <w:tblPr/>
@@ -14048,11 +14650,13 @@
     </w:tblStylePr>
     <w:tblStylePr w:type="neCell">
       <w:rPr>
+        <w:rFonts w:eastAsia="黑体"/>
         <w:color w:themeColor="text1" w:val="000000"/>
       </w:rPr>
     </w:tblStylePr>
     <w:tblStylePr w:type="nwCell">
       <w:rPr>
+        <w:rFonts w:eastAsia="黑体"/>
         <w:color w:themeColor="text1" w:val="000000"/>
       </w:rPr>
     </w:tblStylePr>
@@ -14066,6 +14670,7 @@
       <w:spacing w:after="0" w:line="240" w:lineRule="auto"/>
     </w:pPr>
     <w:rPr>
+      <w:rFonts w:eastAsia="黑体"/>
       <w:color w:themeColor="text1" w:val="000000"/>
     </w:rPr>
     <w:tblPr>
@@ -14092,6 +14697,7 @@
     </w:tcPr>
     <w:tblStylePr w:type="firstRow">
       <w:rPr>
+        <w:rFonts w:eastAsia="黑体"/>
         <w:b/>
         <w:bCs/>
       </w:rPr>
@@ -14110,6 +14716,7 @@
     </w:tblStylePr>
     <w:tblStylePr w:type="lastRow">
       <w:rPr>
+        <w:rFonts w:eastAsia="黑体"/>
         <w:b/>
         <w:bCs/>
         <w:color w:themeColor="background1" w:val="FFFFFF"/>
@@ -14124,6 +14731,7 @@
     </w:tblStylePr>
     <w:tblStylePr w:type="firstCol">
       <w:rPr>
+        <w:rFonts w:eastAsia="黑体"/>
         <w:color w:themeColor="background1" w:val="FFFFFF"/>
       </w:rPr>
       <w:tblPr/>
@@ -14141,6 +14749,7 @@
     </w:tblStylePr>
     <w:tblStylePr w:type="lastCol">
       <w:rPr>
+        <w:rFonts w:eastAsia="黑体"/>
         <w:color w:themeColor="background1" w:val="FFFFFF"/>
       </w:rPr>
       <w:tblPr/>
@@ -14170,11 +14779,13 @@
     </w:tblStylePr>
     <w:tblStylePr w:type="neCell">
       <w:rPr>
+        <w:rFonts w:eastAsia="黑体"/>
         <w:color w:themeColor="text1" w:val="000000"/>
       </w:rPr>
     </w:tblStylePr>
     <w:tblStylePr w:type="nwCell">
       <w:rPr>
+        <w:rFonts w:eastAsia="黑体"/>
         <w:color w:themeColor="text1" w:val="000000"/>
       </w:rPr>
     </w:tblStylePr>
@@ -14188,6 +14799,7 @@
       <w:spacing w:after="0" w:line="240" w:lineRule="auto"/>
     </w:pPr>
     <w:rPr>
+      <w:rFonts w:eastAsia="黑体"/>
       <w:color w:themeColor="text1" w:val="000000"/>
     </w:rPr>
     <w:tblPr>
@@ -14214,6 +14826,7 @@
     </w:tcPr>
     <w:tblStylePr w:type="firstRow">
       <w:rPr>
+        <w:rFonts w:eastAsia="黑体"/>
         <w:b/>
         <w:bCs/>
       </w:rPr>
@@ -14232,6 +14845,7 @@
     </w:tblStylePr>
     <w:tblStylePr w:type="lastRow">
       <w:rPr>
+        <w:rFonts w:eastAsia="黑体"/>
         <w:b/>
         <w:bCs/>
         <w:color w:themeColor="background1" w:val="FFFFFF"/>
@@ -14246,6 +14860,7 @@
     </w:tblStylePr>
     <w:tblStylePr w:type="firstCol">
       <w:rPr>
+        <w:rFonts w:eastAsia="黑体"/>
         <w:color w:themeColor="background1" w:val="FFFFFF"/>
       </w:rPr>
       <w:tblPr/>
@@ -14263,6 +14878,7 @@
     </w:tblStylePr>
     <w:tblStylePr w:type="lastCol">
       <w:rPr>
+        <w:rFonts w:eastAsia="黑体"/>
         <w:color w:themeColor="background1" w:val="FFFFFF"/>
       </w:rPr>
       <w:tblPr/>
@@ -14292,11 +14908,13 @@
     </w:tblStylePr>
     <w:tblStylePr w:type="neCell">
       <w:rPr>
+        <w:rFonts w:eastAsia="黑体"/>
         <w:color w:themeColor="text1" w:val="000000"/>
       </w:rPr>
     </w:tblStylePr>
     <w:tblStylePr w:type="nwCell">
       <w:rPr>
+        <w:rFonts w:eastAsia="黑体"/>
         <w:color w:themeColor="text1" w:val="000000"/>
       </w:rPr>
     </w:tblStylePr>
@@ -14310,6 +14928,7 @@
       <w:spacing w:after="0" w:line="240" w:lineRule="auto"/>
     </w:pPr>
     <w:rPr>
+      <w:rFonts w:eastAsia="黑体"/>
       <w:color w:themeColor="text1" w:val="000000"/>
     </w:rPr>
     <w:tblPr>
@@ -14328,6 +14947,7 @@
     </w:tcPr>
     <w:tblStylePr w:type="firstRow">
       <w:rPr>
+        <w:rFonts w:eastAsia="黑体"/>
         <w:b/>
         <w:bCs/>
         <w:color w:themeColor="background1" w:val="FFFFFF"/>
@@ -14342,6 +14962,7 @@
     </w:tblStylePr>
     <w:tblStylePr w:type="lastRow">
       <w:rPr>
+        <w:rFonts w:eastAsia="黑体"/>
         <w:b/>
         <w:bCs/>
         <w:color w:themeColor="accent2" w:themeShade="CC" w:val="9E3A38"/>
@@ -14356,12 +14977,14 @@
     </w:tblStylePr>
     <w:tblStylePr w:type="firstCol">
       <w:rPr>
+        <w:rFonts w:eastAsia="黑体"/>
         <w:b/>
         <w:bCs/>
       </w:rPr>
     </w:tblStylePr>
     <w:tblStylePr w:type="lastCol">
       <w:rPr>
+        <w:rFonts w:eastAsia="黑体"/>
         <w:b/>
         <w:bCs/>
       </w:rPr>
@@ -14396,6 +15019,7 @@
       <w:spacing w:after="0" w:line="240" w:lineRule="auto"/>
     </w:pPr>
     <w:rPr>
+      <w:rFonts w:eastAsia="黑体"/>
       <w:color w:themeColor="text1" w:val="000000"/>
     </w:rPr>
     <w:tblPr>
@@ -14414,6 +15038,7 @@
     </w:tcPr>
     <w:tblStylePr w:type="firstRow">
       <w:rPr>
+        <w:rFonts w:eastAsia="黑体"/>
         <w:b/>
         <w:bCs/>
         <w:color w:themeColor="background1" w:val="FFFFFF"/>
@@ -14428,6 +15053,7 @@
     </w:tblStylePr>
     <w:tblStylePr w:type="lastRow">
       <w:rPr>
+        <w:rFonts w:eastAsia="黑体"/>
         <w:b/>
         <w:bCs/>
         <w:color w:themeColor="accent2" w:themeShade="CC" w:val="9E3A38"/>
@@ -14442,12 +15068,14 @@
     </w:tblStylePr>
     <w:tblStylePr w:type="firstCol">
       <w:rPr>
+        <w:rFonts w:eastAsia="黑体"/>
         <w:b/>
         <w:bCs/>
       </w:rPr>
     </w:tblStylePr>
     <w:tblStylePr w:type="lastCol">
       <w:rPr>
+        <w:rFonts w:eastAsia="黑体"/>
         <w:b/>
         <w:bCs/>
       </w:rPr>
@@ -14482,6 +15110,7 @@
       <w:spacing w:after="0" w:line="240" w:lineRule="auto"/>
     </w:pPr>
     <w:rPr>
+      <w:rFonts w:eastAsia="黑体"/>
       <w:color w:themeColor="text1" w:val="000000"/>
     </w:rPr>
     <w:tblPr>
@@ -14500,6 +15129,7 @@
     </w:tcPr>
     <w:tblStylePr w:type="firstRow">
       <w:rPr>
+        <w:rFonts w:eastAsia="黑体"/>
         <w:b/>
         <w:bCs/>
         <w:color w:themeColor="background1" w:val="FFFFFF"/>
@@ -14514,6 +15144,7 @@
     </w:tblStylePr>
     <w:tblStylePr w:type="lastRow">
       <w:rPr>
+        <w:rFonts w:eastAsia="黑体"/>
         <w:b/>
         <w:bCs/>
         <w:color w:themeColor="accent2" w:themeShade="CC" w:val="9E3A38"/>
@@ -14528,12 +15159,14 @@
     </w:tblStylePr>
     <w:tblStylePr w:type="firstCol">
       <w:rPr>
+        <w:rFonts w:eastAsia="黑体"/>
         <w:b/>
         <w:bCs/>
       </w:rPr>
     </w:tblStylePr>
     <w:tblStylePr w:type="lastCol">
       <w:rPr>
+        <w:rFonts w:eastAsia="黑体"/>
         <w:b/>
         <w:bCs/>
       </w:rPr>
@@ -14568,6 +15201,7 @@
       <w:spacing w:after="0" w:line="240" w:lineRule="auto"/>
     </w:pPr>
     <w:rPr>
+      <w:rFonts w:eastAsia="黑体"/>
       <w:color w:themeColor="text1" w:val="000000"/>
     </w:rPr>
     <w:tblPr>
@@ -14586,6 +15220,7 @@
     </w:tcPr>
     <w:tblStylePr w:type="firstRow">
       <w:rPr>
+        <w:rFonts w:eastAsia="黑体"/>
         <w:b/>
         <w:bCs/>
         <w:color w:themeColor="background1" w:val="FFFFFF"/>
@@ -14600,6 +15235,7 @@
     </w:tblStylePr>
     <w:tblStylePr w:type="lastRow">
       <w:rPr>
+        <w:rFonts w:eastAsia="黑体"/>
         <w:b/>
         <w:bCs/>
         <w:color w:themeColor="accent4" w:themeShade="CC" w:val="664E82"/>
@@ -14614,12 +15250,14 @@
     </w:tblStylePr>
     <w:tblStylePr w:type="firstCol">
       <w:rPr>
+        <w:rFonts w:eastAsia="黑体"/>
         <w:b/>
         <w:bCs/>
       </w:rPr>
     </w:tblStylePr>
     <w:tblStylePr w:type="lastCol">
       <w:rPr>
+        <w:rFonts w:eastAsia="黑体"/>
         <w:b/>
         <w:bCs/>
       </w:rPr>
@@ -14654,6 +15292,7 @@
       <w:spacing w:after="0" w:line="240" w:lineRule="auto"/>
     </w:pPr>
     <w:rPr>
+      <w:rFonts w:eastAsia="黑体"/>
       <w:color w:themeColor="text1" w:val="000000"/>
     </w:rPr>
     <w:tblPr>
@@ -14672,6 +15311,7 @@
     </w:tcPr>
     <w:tblStylePr w:type="firstRow">
       <w:rPr>
+        <w:rFonts w:eastAsia="黑体"/>
         <w:b/>
         <w:bCs/>
         <w:color w:themeColor="background1" w:val="FFFFFF"/>
@@ -14686,6 +15326,7 @@
     </w:tblStylePr>
     <w:tblStylePr w:type="lastRow">
       <w:rPr>
+        <w:rFonts w:eastAsia="黑体"/>
         <w:b/>
         <w:bCs/>
         <w:color w:themeColor="accent3" w:themeShade="CC" w:val="7E9C40"/>
@@ -14700,12 +15341,14 @@
     </w:tblStylePr>
     <w:tblStylePr w:type="firstCol">
       <w:rPr>
+        <w:rFonts w:eastAsia="黑体"/>
         <w:b/>
         <w:bCs/>
       </w:rPr>
     </w:tblStylePr>
     <w:tblStylePr w:type="lastCol">
       <w:rPr>
+        <w:rFonts w:eastAsia="黑体"/>
         <w:b/>
         <w:bCs/>
       </w:rPr>
@@ -14740,6 +15383,7 @@
       <w:spacing w:after="0" w:line="240" w:lineRule="auto"/>
     </w:pPr>
     <w:rPr>
+      <w:rFonts w:eastAsia="黑体"/>
       <w:color w:themeColor="text1" w:val="000000"/>
     </w:rPr>
     <w:tblPr>
@@ -14758,6 +15402,7 @@
     </w:tcPr>
     <w:tblStylePr w:type="firstRow">
       <w:rPr>
+        <w:rFonts w:eastAsia="黑体"/>
         <w:b/>
         <w:bCs/>
         <w:color w:themeColor="background1" w:val="FFFFFF"/>
@@ -14772,6 +15417,7 @@
     </w:tblStylePr>
     <w:tblStylePr w:type="lastRow">
       <w:rPr>
+        <w:rFonts w:eastAsia="黑体"/>
         <w:b/>
         <w:bCs/>
         <w:color w:themeColor="accent6" w:themeShade="CC" w:val="F2730A"/>
@@ -14786,12 +15432,14 @@
     </w:tblStylePr>
     <w:tblStylePr w:type="firstCol">
       <w:rPr>
+        <w:rFonts w:eastAsia="黑体"/>
         <w:b/>
         <w:bCs/>
       </w:rPr>
     </w:tblStylePr>
     <w:tblStylePr w:type="lastCol">
       <w:rPr>
+        <w:rFonts w:eastAsia="黑体"/>
         <w:b/>
         <w:bCs/>
       </w:rPr>
@@ -14826,6 +15474,7 @@
       <w:spacing w:after="0" w:line="240" w:lineRule="auto"/>
     </w:pPr>
     <w:rPr>
+      <w:rFonts w:eastAsia="黑体"/>
       <w:color w:themeColor="text1" w:val="000000"/>
     </w:rPr>
     <w:tblPr>
@@ -14844,6 +15493,7 @@
     </w:tcPr>
     <w:tblStylePr w:type="firstRow">
       <w:rPr>
+        <w:rFonts w:eastAsia="黑体"/>
         <w:b/>
         <w:bCs/>
         <w:color w:themeColor="background1" w:val="FFFFFF"/>
@@ -14858,6 +15508,7 @@
     </w:tblStylePr>
     <w:tblStylePr w:type="lastRow">
       <w:rPr>
+        <w:rFonts w:eastAsia="黑体"/>
         <w:b/>
         <w:bCs/>
         <w:color w:themeColor="accent5" w:themeShade="CC" w:val="348DA5"/>
@@ -14872,12 +15523,14 @@
     </w:tblStylePr>
     <w:tblStylePr w:type="firstCol">
       <w:rPr>
+        <w:rFonts w:eastAsia="黑体"/>
         <w:b/>
         <w:bCs/>
       </w:rPr>
     </w:tblStylePr>
     <w:tblStylePr w:type="lastCol">
       <w:rPr>
+        <w:rFonts w:eastAsia="黑体"/>
         <w:b/>
         <w:bCs/>
       </w:rPr>
@@ -14912,6 +15565,7 @@
       <w:spacing w:after="0" w:line="240" w:lineRule="auto"/>
     </w:pPr>
     <w:rPr>
+      <w:rFonts w:eastAsia="黑体"/>
       <w:color w:themeColor="text1" w:val="000000"/>
     </w:rPr>
     <w:tblPr>
@@ -14933,6 +15587,7 @@
     </w:tcPr>
     <w:tblStylePr w:type="firstRow">
       <w:rPr>
+        <w:rFonts w:eastAsia="黑体"/>
         <w:b/>
         <w:bCs/>
       </w:rPr>
@@ -14943,6 +15598,7 @@
     </w:tblStylePr>
     <w:tblStylePr w:type="lastRow">
       <w:rPr>
+        <w:rFonts w:eastAsia="黑体"/>
         <w:b/>
         <w:bCs/>
         <w:color w:themeColor="text1" w:val="000000"/>
@@ -14954,6 +15610,7 @@
     </w:tblStylePr>
     <w:tblStylePr w:type="firstCol">
       <w:rPr>
+        <w:rFonts w:eastAsia="黑体"/>
         <w:color w:themeColor="background1" w:val="FFFFFF"/>
       </w:rPr>
       <w:tblPr/>
@@ -14963,6 +15620,7 @@
     </w:tblStylePr>
     <w:tblStylePr w:type="lastCol">
       <w:rPr>
+        <w:rFonts w:eastAsia="黑体"/>
         <w:color w:themeColor="background1" w:val="FFFFFF"/>
       </w:rPr>
       <w:tblPr/>
@@ -14992,6 +15650,7 @@
       <w:spacing w:after="0" w:line="240" w:lineRule="auto"/>
     </w:pPr>
     <w:rPr>
+      <w:rFonts w:eastAsia="黑体"/>
       <w:color w:themeColor="text1" w:val="000000"/>
     </w:rPr>
     <w:tblPr>
@@ -15013,6 +15672,7 @@
     </w:tcPr>
     <w:tblStylePr w:type="firstRow">
       <w:rPr>
+        <w:rFonts w:eastAsia="黑体"/>
         <w:b/>
         <w:bCs/>
       </w:rPr>
@@ -15023,6 +15683,7 @@
     </w:tblStylePr>
     <w:tblStylePr w:type="lastRow">
       <w:rPr>
+        <w:rFonts w:eastAsia="黑体"/>
         <w:b/>
         <w:bCs/>
         <w:color w:themeColor="text1" w:val="000000"/>
@@ -15034,6 +15695,7 @@
     </w:tblStylePr>
     <w:tblStylePr w:type="firstCol">
       <w:rPr>
+        <w:rFonts w:eastAsia="黑体"/>
         <w:color w:themeColor="background1" w:val="FFFFFF"/>
       </w:rPr>
       <w:tblPr/>
@@ -15043,6 +15705,7 @@
     </w:tblStylePr>
     <w:tblStylePr w:type="lastCol">
       <w:rPr>
+        <w:rFonts w:eastAsia="黑体"/>
         <w:color w:themeColor="background1" w:val="FFFFFF"/>
       </w:rPr>
       <w:tblPr/>
@@ -15072,6 +15735,7 @@
       <w:spacing w:after="0" w:line="240" w:lineRule="auto"/>
     </w:pPr>
     <w:rPr>
+      <w:rFonts w:eastAsia="黑体"/>
       <w:color w:themeColor="text1" w:val="000000"/>
     </w:rPr>
     <w:tblPr>
@@ -15093,6 +15757,7 @@
     </w:tcPr>
     <w:tblStylePr w:type="firstRow">
       <w:rPr>
+        <w:rFonts w:eastAsia="黑体"/>
         <w:b/>
         <w:bCs/>
       </w:rPr>
@@ -15103,6 +15768,7 @@
     </w:tblStylePr>
     <w:tblStylePr w:type="lastRow">
       <w:rPr>
+        <w:rFonts w:eastAsia="黑体"/>
         <w:b/>
         <w:bCs/>
         <w:color w:themeColor="text1" w:val="000000"/>
@@ -15114,6 +15780,7 @@
     </w:tblStylePr>
     <w:tblStylePr w:type="firstCol">
       <w:rPr>
+        <w:rFonts w:eastAsia="黑体"/>
         <w:color w:themeColor="background1" w:val="FFFFFF"/>
       </w:rPr>
       <w:tblPr/>
@@ -15123,6 +15790,7 @@
     </w:tblStylePr>
     <w:tblStylePr w:type="lastCol">
       <w:rPr>
+        <w:rFonts w:eastAsia="黑体"/>
         <w:color w:themeColor="background1" w:val="FFFFFF"/>
       </w:rPr>
       <w:tblPr/>
@@ -15152,6 +15820,7 @@
       <w:spacing w:after="0" w:line="240" w:lineRule="auto"/>
     </w:pPr>
     <w:rPr>
+      <w:rFonts w:eastAsia="黑体"/>
       <w:color w:themeColor="text1" w:val="000000"/>
     </w:rPr>
     <w:tblPr>
@@ -15173,6 +15842,7 @@
     </w:tcPr>
     <w:tblStylePr w:type="firstRow">
       <w:rPr>
+        <w:rFonts w:eastAsia="黑体"/>
         <w:b/>
         <w:bCs/>
       </w:rPr>
@@ -15183,6 +15853,7 @@
     </w:tblStylePr>
     <w:tblStylePr w:type="lastRow">
       <w:rPr>
+        <w:rFonts w:eastAsia="黑体"/>
         <w:b/>
         <w:bCs/>
         <w:color w:themeColor="text1" w:val="000000"/>
@@ -15194,6 +15865,7 @@
     </w:tblStylePr>
     <w:tblStylePr w:type="firstCol">
       <w:rPr>
+        <w:rFonts w:eastAsia="黑体"/>
         <w:color w:themeColor="background1" w:val="FFFFFF"/>
       </w:rPr>
       <w:tblPr/>
@@ -15203,6 +15875,7 @@
     </w:tblStylePr>
     <w:tblStylePr w:type="lastCol">
       <w:rPr>
+        <w:rFonts w:eastAsia="黑体"/>
         <w:color w:themeColor="background1" w:val="FFFFFF"/>
       </w:rPr>
       <w:tblPr/>
@@ -15232,6 +15905,7 @@
       <w:spacing w:after="0" w:line="240" w:lineRule="auto"/>
     </w:pPr>
     <w:rPr>
+      <w:rFonts w:eastAsia="黑体"/>
       <w:color w:themeColor="text1" w:val="000000"/>
     </w:rPr>
     <w:tblPr>
@@ -15253,6 +15927,7 @@
     </w:tcPr>
     <w:tblStylePr w:type="firstRow">
       <w:rPr>
+        <w:rFonts w:eastAsia="黑体"/>
         <w:b/>
         <w:bCs/>
       </w:rPr>
@@ -15263,6 +15938,7 @@
     </w:tblStylePr>
     <w:tblStylePr w:type="lastRow">
       <w:rPr>
+        <w:rFonts w:eastAsia="黑体"/>
         <w:b/>
         <w:bCs/>
         <w:color w:themeColor="text1" w:val="000000"/>
@@ -15274,6 +15950,7 @@
     </w:tblStylePr>
     <w:tblStylePr w:type="firstCol">
       <w:rPr>
+        <w:rFonts w:eastAsia="黑体"/>
         <w:color w:themeColor="background1" w:val="FFFFFF"/>
       </w:rPr>
       <w:tblPr/>
@@ -15283,6 +15960,7 @@
     </w:tblStylePr>
     <w:tblStylePr w:type="lastCol">
       <w:rPr>
+        <w:rFonts w:eastAsia="黑体"/>
         <w:color w:themeColor="background1" w:val="FFFFFF"/>
       </w:rPr>
       <w:tblPr/>
@@ -15312,6 +15990,7 @@
       <w:spacing w:after="0" w:line="240" w:lineRule="auto"/>
     </w:pPr>
     <w:rPr>
+      <w:rFonts w:eastAsia="黑体"/>
       <w:color w:themeColor="text1" w:val="000000"/>
     </w:rPr>
     <w:tblPr>
@@ -15333,6 +16012,7 @@
     </w:tcPr>
     <w:tblStylePr w:type="firstRow">
       <w:rPr>
+        <w:rFonts w:eastAsia="黑体"/>
         <w:b/>
         <w:bCs/>
       </w:rPr>
@@ -15343,6 +16023,7 @@
     </w:tblStylePr>
     <w:tblStylePr w:type="lastRow">
       <w:rPr>
+        <w:rFonts w:eastAsia="黑体"/>
         <w:b/>
         <w:bCs/>
         <w:color w:themeColor="text1" w:val="000000"/>
@@ -15354,6 +16035,7 @@
     </w:tblStylePr>
     <w:tblStylePr w:type="firstCol">
       <w:rPr>
+        <w:rFonts w:eastAsia="黑体"/>
         <w:color w:themeColor="background1" w:val="FFFFFF"/>
       </w:rPr>
       <w:tblPr/>
@@ -15363,6 +16045,7 @@
     </w:tblStylePr>
     <w:tblStylePr w:type="lastCol">
       <w:rPr>
+        <w:rFonts w:eastAsia="黑体"/>
         <w:color w:themeColor="background1" w:val="FFFFFF"/>
       </w:rPr>
       <w:tblPr/>
@@ -15392,6 +16075,7 @@
       <w:spacing w:after="0" w:line="240" w:lineRule="auto"/>
     </w:pPr>
     <w:rPr>
+      <w:rFonts w:eastAsia="黑体"/>
       <w:color w:themeColor="text1" w:val="000000"/>
     </w:rPr>
     <w:tblPr>
@@ -15413,6 +16097,7 @@
     </w:tcPr>
     <w:tblStylePr w:type="firstRow">
       <w:rPr>
+        <w:rFonts w:eastAsia="黑体"/>
         <w:b/>
         <w:bCs/>
       </w:rPr>
@@ -15423,6 +16108,7 @@
     </w:tblStylePr>
     <w:tblStylePr w:type="lastRow">
       <w:rPr>
+        <w:rFonts w:eastAsia="黑体"/>
         <w:b/>
         <w:bCs/>
         <w:color w:themeColor="text1" w:val="000000"/>
@@ -15434,6 +16120,7 @@
     </w:tblStylePr>
     <w:tblStylePr w:type="firstCol">
       <w:rPr>
+        <w:rFonts w:eastAsia="黑体"/>
         <w:color w:themeColor="background1" w:val="FFFFFF"/>
       </w:rPr>
       <w:tblPr/>
@@ -15443,6 +16130,7 @@
     </w:tblStylePr>
     <w:tblStylePr w:type="lastCol">
       <w:rPr>
+        <w:rFonts w:eastAsia="黑体"/>
         <w:color w:themeColor="background1" w:val="FFFFFF"/>
       </w:rPr>
       <w:tblPr/>
@@ -15475,6 +16163,7 @@
     <w:name w:val="KeywordTok"/>
     <w:basedOn w:val="VerbatimChar"/>
     <w:rPr>
+      <w:rFonts w:eastAsia="黑体"/>
       <w:b/>
       <w:color w:val="007020"/>
     </w:rPr>
@@ -15483,6 +16172,7 @@
     <w:name w:val="DataTypeTok"/>
     <w:basedOn w:val="VerbatimChar"/>
     <w:rPr>
+      <w:rFonts w:eastAsia="黑体"/>
       <w:color w:val="902000"/>
     </w:rPr>
   </w:style>
@@ -15490,6 +16180,7 @@
     <w:name w:val="DecValTok"/>
     <w:basedOn w:val="VerbatimChar"/>
     <w:rPr>
+      <w:rFonts w:eastAsia="黑体"/>
       <w:color w:val="40a070"/>
     </w:rPr>
   </w:style>
@@ -15497,6 +16188,7 @@
     <w:name w:val="BaseNTok"/>
     <w:basedOn w:val="VerbatimChar"/>
     <w:rPr>
+      <w:rFonts w:eastAsia="黑体"/>
       <w:color w:val="40a070"/>
     </w:rPr>
   </w:style>
@@ -15504,6 +16196,7 @@
     <w:name w:val="FloatTok"/>
     <w:basedOn w:val="VerbatimChar"/>
     <w:rPr>
+      <w:rFonts w:eastAsia="黑体"/>
       <w:color w:val="40a070"/>
     </w:rPr>
   </w:style>
@@ -15511,6 +16204,7 @@
     <w:name w:val="ConstantTok"/>
     <w:basedOn w:val="VerbatimChar"/>
     <w:rPr>
+      <w:rFonts w:eastAsia="黑体"/>
       <w:color w:val="880000"/>
     </w:rPr>
   </w:style>
@@ -15518,6 +16212,7 @@
     <w:name w:val="CharTok"/>
     <w:basedOn w:val="VerbatimChar"/>
     <w:rPr>
+      <w:rFonts w:eastAsia="黑体"/>
       <w:color w:val="4070a0"/>
     </w:rPr>
   </w:style>
@@ -15525,6 +16220,7 @@
     <w:name w:val="SpecialCharTok"/>
     <w:basedOn w:val="VerbatimChar"/>
     <w:rPr>
+      <w:rFonts w:eastAsia="黑体"/>
       <w:color w:val="4070a0"/>
     </w:rPr>
   </w:style>
@@ -15532,6 +16228,7 @@
     <w:name w:val="StringTok"/>
     <w:basedOn w:val="VerbatimChar"/>
     <w:rPr>
+      <w:rFonts w:eastAsia="黑体"/>
       <w:color w:val="4070a0"/>
     </w:rPr>
   </w:style>
@@ -15539,6 +16236,7 @@
     <w:name w:val="VerbatimStringTok"/>
     <w:basedOn w:val="VerbatimChar"/>
     <w:rPr>
+      <w:rFonts w:eastAsia="黑体"/>
       <w:color w:val="4070a0"/>
     </w:rPr>
   </w:style>
@@ -15546,6 +16244,7 @@
     <w:name w:val="SpecialStringTok"/>
     <w:basedOn w:val="VerbatimChar"/>
     <w:rPr>
+      <w:rFonts w:eastAsia="黑体"/>
       <w:color w:val="bb6688"/>
     </w:rPr>
   </w:style>
@@ -15553,6 +16252,7 @@
     <w:name w:val="ImportTok"/>
     <w:basedOn w:val="VerbatimChar"/>
     <w:rPr>
+      <w:rFonts w:eastAsia="黑体"/>
       <w:b/>
       <w:color w:val="008000"/>
     </w:rPr>
@@ -15561,6 +16261,7 @@
     <w:name w:val="CommentTok"/>
     <w:basedOn w:val="VerbatimChar"/>
     <w:rPr>
+      <w:rFonts w:eastAsia="黑体"/>
       <w:i/>
       <w:color w:val="60a0b0"/>
     </w:rPr>
@@ -15569,6 +16270,7 @@
     <w:name w:val="DocumentationTok"/>
     <w:basedOn w:val="VerbatimChar"/>
     <w:rPr>
+      <w:rFonts w:eastAsia="黑体"/>
       <w:i/>
       <w:color w:val="ba2121"/>
     </w:rPr>
@@ -15577,6 +16279,7 @@
     <w:name w:val="AnnotationTok"/>
     <w:basedOn w:val="VerbatimChar"/>
     <w:rPr>
+      <w:rFonts w:eastAsia="黑体"/>
       <w:b/>
       <w:i/>
       <w:color w:val="60a0b0"/>
@@ -15586,6 +16289,7 @@
     <w:name w:val="CommentVarTok"/>
     <w:basedOn w:val="VerbatimChar"/>
     <w:rPr>
+      <w:rFonts w:eastAsia="黑体"/>
       <w:b/>
       <w:i/>
       <w:color w:val="60a0b0"/>
@@ -15595,6 +16299,7 @@
     <w:name w:val="OtherTok"/>
     <w:basedOn w:val="VerbatimChar"/>
     <w:rPr>
+      <w:rFonts w:eastAsia="黑体"/>
       <w:color w:val="007020"/>
     </w:rPr>
   </w:style>
@@ -15602,6 +16307,7 @@
     <w:name w:val="FunctionTok"/>
     <w:basedOn w:val="VerbatimChar"/>
     <w:rPr>
+      <w:rFonts w:eastAsia="黑体"/>
       <w:color w:val="06287e"/>
     </w:rPr>
   </w:style>
@@ -15609,6 +16315,7 @@
     <w:name w:val="VariableTok"/>
     <w:basedOn w:val="VerbatimChar"/>
     <w:rPr>
+      <w:rFonts w:eastAsia="黑体"/>
       <w:color w:val="19177c"/>
     </w:rPr>
   </w:style>
@@ -15616,6 +16323,7 @@
     <w:name w:val="ControlFlowTok"/>
     <w:basedOn w:val="VerbatimChar"/>
     <w:rPr>
+      <w:rFonts w:eastAsia="黑体"/>
       <w:b/>
       <w:color w:val="007020"/>
     </w:rPr>
@@ -15624,6 +16332,7 @@
     <w:name w:val="OperatorTok"/>
     <w:basedOn w:val="VerbatimChar"/>
     <w:rPr>
+      <w:rFonts w:eastAsia="黑体"/>
       <w:color w:val="666666"/>
     </w:rPr>
   </w:style>
@@ -15631,18 +16340,22 @@
     <w:name w:val="BuiltInTok"/>
     <w:basedOn w:val="VerbatimChar"/>
     <w:rPr>
+      <w:rFonts w:eastAsia="黑体"/>
       <w:color w:val="008000"/>
     </w:rPr>
   </w:style>
   <w:style w:type="character" w:customStyle="1" w:styleId="ExtensionTok">
     <w:name w:val="ExtensionTok"/>
     <w:basedOn w:val="VerbatimChar"/>
-    <w:rPr/>
+    <w:rPr>
+      <w:rFonts w:eastAsia="黑体"/>
+    </w:rPr>
   </w:style>
   <w:style w:type="character" w:customStyle="1" w:styleId="PreprocessorTok">
     <w:name w:val="PreprocessorTok"/>
     <w:basedOn w:val="VerbatimChar"/>
     <w:rPr>
+      <w:rFonts w:eastAsia="黑体"/>
       <w:color w:val="bc7a00"/>
     </w:rPr>
   </w:style>
@@ -15650,18 +16363,22 @@
     <w:name w:val="AttributeTok"/>
     <w:basedOn w:val="VerbatimChar"/>
     <w:rPr>
+      <w:rFonts w:eastAsia="黑体"/>
       <w:color w:val="7d9029"/>
     </w:rPr>
   </w:style>
   <w:style w:type="character" w:customStyle="1" w:styleId="RegionMarkerTok">
     <w:name w:val="RegionMarkerTok"/>
     <w:basedOn w:val="VerbatimChar"/>
-    <w:rPr/>
+    <w:rPr>
+      <w:rFonts w:eastAsia="黑体"/>
+    </w:rPr>
   </w:style>
   <w:style w:type="character" w:customStyle="1" w:styleId="InformationTok">
     <w:name w:val="InformationTok"/>
     <w:basedOn w:val="VerbatimChar"/>
     <w:rPr>
+      <w:rFonts w:eastAsia="黑体"/>
       <w:b/>
       <w:i/>
       <w:color w:val="60a0b0"/>
@@ -15671,6 +16388,7 @@
     <w:name w:val="WarningTok"/>
     <w:basedOn w:val="VerbatimChar"/>
     <w:rPr>
+      <w:rFonts w:eastAsia="黑体"/>
       <w:b/>
       <w:i/>
       <w:color w:val="60a0b0"/>
@@ -15680,6 +16398,7 @@
     <w:name w:val="AlertTok"/>
     <w:basedOn w:val="VerbatimChar"/>
     <w:rPr>
+      <w:rFonts w:eastAsia="黑体"/>
       <w:b/>
       <w:color w:val="ff0000"/>
     </w:rPr>
@@ -15688,6 +16407,7 @@
     <w:name w:val="ErrorTok"/>
     <w:basedOn w:val="VerbatimChar"/>
     <w:rPr>
+      <w:rFonts w:eastAsia="黑体"/>
       <w:b/>
       <w:color w:val="ff0000"/>
     </w:rPr>
@@ -15695,7 +16415,9 @@
   <w:style w:type="character" w:customStyle="1" w:styleId="NormalTok">
     <w:name w:val="NormalTok"/>
     <w:basedOn w:val="VerbatimChar"/>
-    <w:rPr/>
+    <w:rPr>
+      <w:rFonts w:eastAsia="黑体"/>
+    </w:rPr>
   </w:style>
 </w:styles>
 </file>
@@ -15744,12 +16466,12 @@
     <a:fontScheme name="Office">
       <a:majorFont>
         <a:latin typeface="Calibri"/>
-        <a:ea typeface=""/>
+        <a:ea typeface="黑体"/>
         <a:cs typeface=""/>
         <a:font script="Jpan" typeface="ＭＳ ゴシック"/>
         <a:font script="Hang" typeface="맑은 고딕"/>
-        <a:font script="Hans" typeface="宋体"/>
-        <a:font script="Hant" typeface="新細明體"/>
+        <a:font script="Hans" typeface="黑体"/>
+        <a:font script="Hant" typeface="黑体"/>
         <a:font script="Arab" typeface="Times New Roman"/>
         <a:font script="Hebr" typeface="Times New Roman"/>
         <a:font script="Thai" typeface="Angsana New"/>
@@ -15779,12 +16501,12 @@
       </a:majorFont>
       <a:minorFont>
         <a:latin typeface="Cambria"/>
-        <a:ea typeface=""/>
+        <a:ea typeface="黑体"/>
         <a:cs typeface=""/>
         <a:font script="Jpan" typeface="ＭＳ 明朝"/>
         <a:font script="Hang" typeface="맑은 고딕"/>
-        <a:font script="Hans" typeface="宋体"/>
-        <a:font script="Hant" typeface="新細明體"/>
+        <a:font script="Hans" typeface="黑体"/>
+        <a:font script="Hant" typeface="黑体"/>
         <a:font script="Arab" typeface="Arial"/>
         <a:font script="Hebr" typeface="Arial"/>
         <a:font script="Thai" typeface="Cordia New"/>

--- a/02-放大电路/04-射频放大电路/自动增益控制电路AGC/自动增益控制电路AGC.docx
+++ b/02-放大电路/04-射频放大电路/自动增益控制电路AGC/自动增益控制电路AGC.docx
@@ -3395,7 +3395,7 @@
           <w:color w:val="555555"/>
           <w:sz w:val="21"/>
         </w:rPr>
-        <w:t>材料收集者：杜文杰，WX手机：19519196569，QQ:3478827729</w:t>
+        <w:t>材料收集者：杜文杰，微信/手机：19519196569，QQ:3478827729</w:t>
       </w:r>
     </w:p>
     <w:sectPr>
